--- a/需求分析/家具租賃系統_SRS文件(最終版).docx
+++ b/需求分析/家具租賃系統_SRS文件(最終版).docx
@@ -9019,6 +9019,260 @@
     </w:p>
     <w:p>
       <w:pPr>
+        <w:widowControl/>
+        <w:shd w:val="clear" w:color="auto" w:fill="FFFFFF"/>
+        <w:rPr>
+          <w:rFonts w:ascii="標楷體" w:eastAsia="標楷體" w:hAnsi="標楷體" w:cs="Times New Roman"/>
+          <w:b/>
+          <w:sz w:val="24"/>
+          <w:szCs w:val="24"/>
+          <w:lang w:eastAsia="zh-TW"/>
+        </w:rPr>
+      </w:pPr>
+      <w:r>
+        <w:rPr>
+          <w:rFonts w:ascii="標楷體" w:eastAsia="標楷體" w:hAnsi="標楷體" w:cs="Times New Roman" w:hint="eastAsia"/>
+          <w:b/>
+          <w:sz w:val="24"/>
+          <w:szCs w:val="24"/>
+          <w:lang w:eastAsia="zh-TW"/>
+        </w:rPr>
+        <w:t>系統使用者</w:t>
+      </w:r>
+    </w:p>
+    <w:p>
+      <w:pPr>
+        <w:pStyle w:val="a5"/>
+        <w:widowControl/>
+        <w:numPr>
+          <w:ilvl w:val="0"/>
+          <w:numId w:val="24"/>
+        </w:numPr>
+        <w:shd w:val="clear" w:color="auto" w:fill="FFFFFF"/>
+        <w:rPr>
+          <w:rFonts w:ascii="Times New Roman" w:eastAsia="標楷體" w:hAnsi="Times New Roman" w:cs="Times New Roman"/>
+          <w:sz w:val="24"/>
+          <w:szCs w:val="24"/>
+          <w:lang w:eastAsia="zh-TW"/>
+        </w:rPr>
+      </w:pPr>
+      <w:r>
+        <w:rPr>
+          <w:rFonts w:ascii="Times New Roman" w:eastAsia="標楷體" w:hAnsi="Times New Roman" w:cs="Times New Roman" w:hint="eastAsia"/>
+          <w:sz w:val="24"/>
+          <w:szCs w:val="24"/>
+          <w:lang w:eastAsia="zh-TW"/>
+        </w:rPr>
+        <w:t>不限時間與地點</w:t>
+      </w:r>
+      <w:r>
+        <w:rPr>
+          <w:rFonts w:ascii="Times New Roman" w:eastAsia="標楷體" w:hAnsi="Times New Roman" w:cs="Times New Roman" w:hint="eastAsia"/>
+          <w:sz w:val="24"/>
+          <w:szCs w:val="24"/>
+          <w:lang w:eastAsia="zh-TW"/>
+        </w:rPr>
+        <w:t>瀏覽家具最新現況與存貨量</w:t>
+      </w:r>
+      <w:r>
+        <w:rPr>
+          <w:rFonts w:ascii="Times New Roman" w:eastAsia="標楷體" w:hAnsi="Times New Roman" w:cs="Times New Roman" w:hint="eastAsia"/>
+          <w:sz w:val="24"/>
+          <w:szCs w:val="24"/>
+          <w:lang w:eastAsia="zh-TW"/>
+        </w:rPr>
+        <w:t>，精</w:t>
+      </w:r>
+      <w:proofErr w:type="gramStart"/>
+      <w:r>
+        <w:rPr>
+          <w:rFonts w:ascii="Times New Roman" w:eastAsia="標楷體" w:hAnsi="Times New Roman" w:cs="Times New Roman" w:hint="eastAsia"/>
+          <w:sz w:val="24"/>
+          <w:szCs w:val="24"/>
+          <w:lang w:eastAsia="zh-TW"/>
+        </w:rPr>
+        <w:t>準</w:t>
+      </w:r>
+      <w:proofErr w:type="gramEnd"/>
+      <w:r>
+        <w:rPr>
+          <w:rFonts w:ascii="Times New Roman" w:eastAsia="標楷體" w:hAnsi="Times New Roman" w:cs="Times New Roman" w:hint="eastAsia"/>
+          <w:sz w:val="24"/>
+          <w:szCs w:val="24"/>
+          <w:lang w:eastAsia="zh-TW"/>
+        </w:rPr>
+        <w:t>配合家具調度情況，減少等待調貨與白跑一趟的窘境。</w:t>
+      </w:r>
+    </w:p>
+    <w:p>
+      <w:pPr>
+        <w:pStyle w:val="a5"/>
+        <w:widowControl/>
+        <w:numPr>
+          <w:ilvl w:val="0"/>
+          <w:numId w:val="24"/>
+        </w:numPr>
+        <w:shd w:val="clear" w:color="auto" w:fill="FFFFFF"/>
+        <w:rPr>
+          <w:rFonts w:ascii="Times New Roman" w:eastAsia="標楷體" w:hAnsi="Times New Roman" w:cs="Times New Roman" w:hint="eastAsia"/>
+          <w:sz w:val="24"/>
+          <w:szCs w:val="24"/>
+          <w:lang w:eastAsia="zh-TW"/>
+        </w:rPr>
+      </w:pPr>
+      <w:proofErr w:type="gramStart"/>
+      <w:r>
+        <w:rPr>
+          <w:rFonts w:ascii="Times New Roman" w:eastAsia="標楷體" w:hAnsi="Times New Roman" w:cs="Times New Roman" w:hint="eastAsia"/>
+          <w:sz w:val="24"/>
+          <w:szCs w:val="24"/>
+          <w:lang w:eastAsia="zh-TW"/>
+        </w:rPr>
+        <w:t>直接線上下</w:t>
+      </w:r>
+      <w:r>
+        <w:rPr>
+          <w:rFonts w:ascii="Times New Roman" w:eastAsia="標楷體" w:hAnsi="Times New Roman" w:cs="Times New Roman" w:hint="eastAsia"/>
+          <w:sz w:val="24"/>
+          <w:szCs w:val="24"/>
+          <w:lang w:eastAsia="zh-TW"/>
+        </w:rPr>
+        <w:t>單</w:t>
+      </w:r>
+      <w:proofErr w:type="gramEnd"/>
+      <w:r>
+        <w:rPr>
+          <w:rFonts w:ascii="Times New Roman" w:eastAsia="標楷體" w:hAnsi="Times New Roman" w:cs="Times New Roman" w:hint="eastAsia"/>
+          <w:sz w:val="24"/>
+          <w:szCs w:val="24"/>
+          <w:lang w:eastAsia="zh-TW"/>
+        </w:rPr>
+        <w:t>預定</w:t>
+      </w:r>
+      <w:r>
+        <w:rPr>
+          <w:rFonts w:ascii="Times New Roman" w:eastAsia="標楷體" w:hAnsi="Times New Roman" w:cs="Times New Roman" w:hint="eastAsia"/>
+          <w:sz w:val="24"/>
+          <w:szCs w:val="24"/>
+          <w:lang w:eastAsia="zh-TW"/>
+        </w:rPr>
+        <w:t>，簡單、快速、省力完成租賃契約。</w:t>
+      </w:r>
+    </w:p>
+    <w:p>
+      <w:pPr>
+        <w:pStyle w:val="a5"/>
+        <w:widowControl/>
+        <w:numPr>
+          <w:ilvl w:val="0"/>
+          <w:numId w:val="24"/>
+        </w:numPr>
+        <w:shd w:val="clear" w:color="auto" w:fill="FFFFFF"/>
+        <w:rPr>
+          <w:rFonts w:ascii="Times New Roman" w:eastAsia="標楷體" w:hAnsi="Times New Roman" w:cs="Times New Roman"/>
+          <w:sz w:val="24"/>
+          <w:szCs w:val="24"/>
+          <w:lang w:eastAsia="zh-TW"/>
+        </w:rPr>
+      </w:pPr>
+      <w:r>
+        <w:rPr>
+          <w:rFonts w:ascii="Times New Roman" w:eastAsia="標楷體" w:hAnsi="Times New Roman" w:cs="Times New Roman" w:hint="eastAsia"/>
+          <w:sz w:val="24"/>
+          <w:szCs w:val="24"/>
+          <w:lang w:eastAsia="zh-TW"/>
+        </w:rPr>
+        <w:t>彈性租賃期限與續租功能</w:t>
+      </w:r>
+      <w:r>
+        <w:rPr>
+          <w:rFonts w:ascii="Times New Roman" w:eastAsia="標楷體" w:hAnsi="Times New Roman" w:cs="Times New Roman" w:hint="eastAsia"/>
+          <w:sz w:val="24"/>
+          <w:szCs w:val="24"/>
+          <w:lang w:eastAsia="zh-TW"/>
+        </w:rPr>
+        <w:t>，</w:t>
+      </w:r>
+      <w:r>
+        <w:rPr>
+          <w:rFonts w:ascii="Times New Roman" w:eastAsia="標楷體" w:hAnsi="Times New Roman" w:cs="Times New Roman" w:hint="eastAsia"/>
+          <w:sz w:val="24"/>
+          <w:szCs w:val="24"/>
+          <w:lang w:eastAsia="zh-TW"/>
+        </w:rPr>
+        <w:t>不限時間與地點</w:t>
+      </w:r>
+      <w:r>
+        <w:rPr>
+          <w:rFonts w:ascii="Times New Roman" w:eastAsia="標楷體" w:hAnsi="Times New Roman" w:cs="Times New Roman" w:hint="eastAsia"/>
+          <w:sz w:val="24"/>
+          <w:szCs w:val="24"/>
+          <w:lang w:eastAsia="zh-TW"/>
+        </w:rPr>
+        <w:t>並運用零碎時間輕鬆續約。</w:t>
+      </w:r>
+      <w:bookmarkStart w:id="0" w:name="_GoBack"/>
+      <w:bookmarkEnd w:id="0"/>
+    </w:p>
+    <w:p>
+      <w:pPr>
+        <w:pStyle w:val="a5"/>
+        <w:widowControl/>
+        <w:numPr>
+          <w:ilvl w:val="0"/>
+          <w:numId w:val="24"/>
+        </w:numPr>
+        <w:shd w:val="clear" w:color="auto" w:fill="FFFFFF"/>
+        <w:rPr>
+          <w:rFonts w:ascii="標楷體" w:eastAsia="標楷體" w:hAnsi="標楷體" w:cs="Times New Roman" w:hint="eastAsia"/>
+          <w:sz w:val="24"/>
+          <w:szCs w:val="24"/>
+          <w:lang w:eastAsia="zh-TW"/>
+        </w:rPr>
+      </w:pPr>
+      <w:r>
+        <w:rPr>
+          <w:rFonts w:ascii="Times New Roman" w:eastAsia="標楷體" w:hAnsi="Times New Roman" w:cs="Times New Roman" w:hint="eastAsia"/>
+          <w:sz w:val="24"/>
+          <w:szCs w:val="24"/>
+          <w:lang w:eastAsia="zh-TW"/>
+        </w:rPr>
+        <w:t>客戶評價與反饋系統</w:t>
+      </w:r>
+      <w:r>
+        <w:rPr>
+          <w:rFonts w:ascii="Times New Roman" w:eastAsia="標楷體" w:hAnsi="Times New Roman" w:cs="Times New Roman" w:hint="eastAsia"/>
+          <w:sz w:val="24"/>
+          <w:szCs w:val="24"/>
+          <w:lang w:eastAsia="zh-TW"/>
+        </w:rPr>
+        <w:t>，即時反映對於業者的綜合評價，驅使逐漸改進的方向與動力。</w:t>
+      </w:r>
+    </w:p>
+    <w:p>
+      <w:pPr>
+        <w:widowControl/>
+        <w:shd w:val="clear" w:color="auto" w:fill="FFFFFF"/>
+        <w:rPr>
+          <w:rFonts w:ascii="標楷體" w:eastAsia="標楷體" w:hAnsi="標楷體" w:cs="Times New Roman"/>
+          <w:b/>
+          <w:sz w:val="24"/>
+          <w:szCs w:val="24"/>
+        </w:rPr>
+      </w:pPr>
+      <w:r>
+        <w:rPr>
+          <w:rFonts w:ascii="標楷體" w:eastAsia="標楷體" w:hAnsi="標楷體" w:cs="Times New Roman" w:hint="eastAsia"/>
+          <w:b/>
+          <w:sz w:val="24"/>
+          <w:szCs w:val="24"/>
+          <w:lang w:eastAsia="zh-TW"/>
+        </w:rPr>
+        <w:t>租賃業者端</w:t>
+      </w:r>
+    </w:p>
+    <w:p>
+      <w:pPr>
         <w:pStyle w:val="a5"/>
         <w:widowControl/>
         <w:numPr>
@@ -9300,6 +9554,7 @@
           <w:szCs w:val="24"/>
           <w:lang w:eastAsia="zh-TW"/>
         </w:rPr>
+        <w:lastRenderedPageBreak/>
         <w:tab/>
         <w:t>透過家具租賃系統降低處理資料之人力並降低失誤率，將人力投入其他方面而增加企業運轉效能，節省之人力將低成本或因投入人力在公司其他方面增加公司收益。</w:t>
       </w:r>
@@ -10682,7 +10937,6 @@
           <w:szCs w:val="24"/>
           <w:lang w:eastAsia="zh-TW"/>
         </w:rPr>
-        <w:lastRenderedPageBreak/>
         <w:t>在每一個家具的下方會有一個</w:t>
       </w:r>
       <w:r>
@@ -14502,7 +14756,7 @@
         <w:widowControl/>
         <w:shd w:val="clear" w:color="auto" w:fill="FFFFFF"/>
         <w:rPr>
-          <w:rFonts w:eastAsiaTheme="minorEastAsia" w:hint="eastAsia"/>
+          <w:rFonts w:eastAsiaTheme="minorEastAsia"/>
           <w:sz w:val="24"/>
           <w:szCs w:val="24"/>
           <w:lang w:eastAsia="zh-TW"/>
@@ -14511,6 +14765,7 @@
       <w:r>
         <w:rPr>
           <w:rFonts w:eastAsiaTheme="minorEastAsia"/>
+          <w:noProof/>
           <w:sz w:val="24"/>
           <w:szCs w:val="24"/>
           <w:lang w:eastAsia="zh-TW"/>
@@ -14599,16 +14854,7 @@
           <w:color w:val="202122"/>
           <w:shd w:val="clear" w:color="auto" w:fill="FFFFFF"/>
         </w:rPr>
-        <w:t>component diagram</w:t>
-      </w:r>
-      <w:r>
-        <w:rPr>
-          <w:rFonts w:ascii="Arial" w:hAnsi="Arial" w:cs="Arial"/>
-          <w:b/>
-          <w:color w:val="202122"/>
-          <w:shd w:val="clear" w:color="auto" w:fill="FFFFFF"/>
-        </w:rPr>
-        <w:t>:</w:t>
+        <w:t>component diagram:</w:t>
       </w:r>
     </w:p>
     <w:p>
@@ -14621,7 +14867,7 @@
           <w:between w:val="nil"/>
         </w:pBdr>
         <w:rPr>
-          <w:rFonts w:ascii="標楷體" w:eastAsia="標楷體" w:hAnsi="標楷體" w:cs="Times New Roman" w:hint="eastAsia"/>
+          <w:rFonts w:ascii="標楷體" w:eastAsia="標楷體" w:hAnsi="標楷體" w:cs="Times New Roman"/>
           <w:color w:val="000000"/>
           <w:sz w:val="24"/>
           <w:szCs w:val="24"/>
@@ -14631,6 +14877,7 @@
       <w:r>
         <w:rPr>
           <w:rFonts w:ascii="標楷體" w:eastAsia="標楷體" w:hAnsi="標楷體" w:cs="Times New Roman"/>
+          <w:noProof/>
           <w:color w:val="000000"/>
           <w:sz w:val="24"/>
           <w:szCs w:val="24"/>
@@ -16328,6 +16575,7 @@
       <w:r>
         <w:rPr>
           <w:rFonts w:ascii="標楷體" w:eastAsia="標楷體" w:hAnsi="標楷體" w:cs="Times New Roman"/>
+          <w:noProof/>
           <w:color w:val="000000"/>
           <w:sz w:val="24"/>
           <w:szCs w:val="24"/>
@@ -16368,8 +16616,6 @@
           </wp:inline>
         </w:drawing>
       </w:r>
-      <w:bookmarkStart w:id="0" w:name="_GoBack"/>
-      <w:bookmarkEnd w:id="0"/>
     </w:p>
     <w:p>
       <w:pPr>
@@ -22965,95 +23211,9 @@
     </w:lvl>
   </w:abstractNum>
   <w:abstractNum w:abstractNumId="7" w15:restartNumberingAfterBreak="0">
-    <w:nsid w:val="297F2372"/>
+    <w:nsid w:val="23E70B8C"/>
     <w:multiLevelType w:val="hybridMultilevel"/>
-    <w:tmpl w:val="E580EABC"/>
-    <w:lvl w:ilvl="0" w:tplc="0409000F">
-      <w:start w:val="1"/>
-      <w:numFmt w:val="decimal"/>
-      <w:lvlText w:val="%1."/>
-      <w:lvlJc w:val="left"/>
-      <w:pPr>
-        <w:ind w:left="480" w:hanging="480"/>
-      </w:pPr>
-    </w:lvl>
-    <w:lvl w:ilvl="1" w:tplc="04090019" w:tentative="1">
-      <w:start w:val="1"/>
-      <w:numFmt w:val="ideographTraditional"/>
-      <w:lvlText w:val="%2、"/>
-      <w:lvlJc w:val="left"/>
-      <w:pPr>
-        <w:ind w:left="960" w:hanging="480"/>
-      </w:pPr>
-    </w:lvl>
-    <w:lvl w:ilvl="2" w:tplc="0409001B" w:tentative="1">
-      <w:start w:val="1"/>
-      <w:numFmt w:val="lowerRoman"/>
-      <w:lvlText w:val="%3."/>
-      <w:lvlJc w:val="right"/>
-      <w:pPr>
-        <w:ind w:left="1440" w:hanging="480"/>
-      </w:pPr>
-    </w:lvl>
-    <w:lvl w:ilvl="3" w:tplc="0409000F" w:tentative="1">
-      <w:start w:val="1"/>
-      <w:numFmt w:val="decimal"/>
-      <w:lvlText w:val="%4."/>
-      <w:lvlJc w:val="left"/>
-      <w:pPr>
-        <w:ind w:left="1920" w:hanging="480"/>
-      </w:pPr>
-    </w:lvl>
-    <w:lvl w:ilvl="4" w:tplc="04090019" w:tentative="1">
-      <w:start w:val="1"/>
-      <w:numFmt w:val="ideographTraditional"/>
-      <w:lvlText w:val="%5、"/>
-      <w:lvlJc w:val="left"/>
-      <w:pPr>
-        <w:ind w:left="2400" w:hanging="480"/>
-      </w:pPr>
-    </w:lvl>
-    <w:lvl w:ilvl="5" w:tplc="0409001B" w:tentative="1">
-      <w:start w:val="1"/>
-      <w:numFmt w:val="lowerRoman"/>
-      <w:lvlText w:val="%6."/>
-      <w:lvlJc w:val="right"/>
-      <w:pPr>
-        <w:ind w:left="2880" w:hanging="480"/>
-      </w:pPr>
-    </w:lvl>
-    <w:lvl w:ilvl="6" w:tplc="0409000F" w:tentative="1">
-      <w:start w:val="1"/>
-      <w:numFmt w:val="decimal"/>
-      <w:lvlText w:val="%7."/>
-      <w:lvlJc w:val="left"/>
-      <w:pPr>
-        <w:ind w:left="3360" w:hanging="480"/>
-      </w:pPr>
-    </w:lvl>
-    <w:lvl w:ilvl="7" w:tplc="04090019" w:tentative="1">
-      <w:start w:val="1"/>
-      <w:numFmt w:val="ideographTraditional"/>
-      <w:lvlText w:val="%8、"/>
-      <w:lvlJc w:val="left"/>
-      <w:pPr>
-        <w:ind w:left="3840" w:hanging="480"/>
-      </w:pPr>
-    </w:lvl>
-    <w:lvl w:ilvl="8" w:tplc="0409001B" w:tentative="1">
-      <w:start w:val="1"/>
-      <w:numFmt w:val="lowerRoman"/>
-      <w:lvlText w:val="%9."/>
-      <w:lvlJc w:val="right"/>
-      <w:pPr>
-        <w:ind w:left="4320" w:hanging="480"/>
-      </w:pPr>
-    </w:lvl>
-  </w:abstractNum>
-  <w:abstractNum w:abstractNumId="8" w15:restartNumberingAfterBreak="0">
-    <w:nsid w:val="3C333587"/>
-    <w:multiLevelType w:val="hybridMultilevel"/>
-    <w:tmpl w:val="F22AF8A4"/>
+    <w:tmpl w:val="71F8D3D2"/>
     <w:lvl w:ilvl="0" w:tplc="04090001">
       <w:start w:val="1"/>
       <w:numFmt w:val="bullet"/>
@@ -23163,10 +23323,96 @@
       </w:rPr>
     </w:lvl>
   </w:abstractNum>
+  <w:abstractNum w:abstractNumId="8" w15:restartNumberingAfterBreak="0">
+    <w:nsid w:val="297F2372"/>
+    <w:multiLevelType w:val="hybridMultilevel"/>
+    <w:tmpl w:val="E580EABC"/>
+    <w:lvl w:ilvl="0" w:tplc="0409000F">
+      <w:start w:val="1"/>
+      <w:numFmt w:val="decimal"/>
+      <w:lvlText w:val="%1."/>
+      <w:lvlJc w:val="left"/>
+      <w:pPr>
+        <w:ind w:left="480" w:hanging="480"/>
+      </w:pPr>
+    </w:lvl>
+    <w:lvl w:ilvl="1" w:tplc="04090019" w:tentative="1">
+      <w:start w:val="1"/>
+      <w:numFmt w:val="ideographTraditional"/>
+      <w:lvlText w:val="%2、"/>
+      <w:lvlJc w:val="left"/>
+      <w:pPr>
+        <w:ind w:left="960" w:hanging="480"/>
+      </w:pPr>
+    </w:lvl>
+    <w:lvl w:ilvl="2" w:tplc="0409001B" w:tentative="1">
+      <w:start w:val="1"/>
+      <w:numFmt w:val="lowerRoman"/>
+      <w:lvlText w:val="%3."/>
+      <w:lvlJc w:val="right"/>
+      <w:pPr>
+        <w:ind w:left="1440" w:hanging="480"/>
+      </w:pPr>
+    </w:lvl>
+    <w:lvl w:ilvl="3" w:tplc="0409000F" w:tentative="1">
+      <w:start w:val="1"/>
+      <w:numFmt w:val="decimal"/>
+      <w:lvlText w:val="%4."/>
+      <w:lvlJc w:val="left"/>
+      <w:pPr>
+        <w:ind w:left="1920" w:hanging="480"/>
+      </w:pPr>
+    </w:lvl>
+    <w:lvl w:ilvl="4" w:tplc="04090019" w:tentative="1">
+      <w:start w:val="1"/>
+      <w:numFmt w:val="ideographTraditional"/>
+      <w:lvlText w:val="%5、"/>
+      <w:lvlJc w:val="left"/>
+      <w:pPr>
+        <w:ind w:left="2400" w:hanging="480"/>
+      </w:pPr>
+    </w:lvl>
+    <w:lvl w:ilvl="5" w:tplc="0409001B" w:tentative="1">
+      <w:start w:val="1"/>
+      <w:numFmt w:val="lowerRoman"/>
+      <w:lvlText w:val="%6."/>
+      <w:lvlJc w:val="right"/>
+      <w:pPr>
+        <w:ind w:left="2880" w:hanging="480"/>
+      </w:pPr>
+    </w:lvl>
+    <w:lvl w:ilvl="6" w:tplc="0409000F" w:tentative="1">
+      <w:start w:val="1"/>
+      <w:numFmt w:val="decimal"/>
+      <w:lvlText w:val="%7."/>
+      <w:lvlJc w:val="left"/>
+      <w:pPr>
+        <w:ind w:left="3360" w:hanging="480"/>
+      </w:pPr>
+    </w:lvl>
+    <w:lvl w:ilvl="7" w:tplc="04090019" w:tentative="1">
+      <w:start w:val="1"/>
+      <w:numFmt w:val="ideographTraditional"/>
+      <w:lvlText w:val="%8、"/>
+      <w:lvlJc w:val="left"/>
+      <w:pPr>
+        <w:ind w:left="3840" w:hanging="480"/>
+      </w:pPr>
+    </w:lvl>
+    <w:lvl w:ilvl="8" w:tplc="0409001B" w:tentative="1">
+      <w:start w:val="1"/>
+      <w:numFmt w:val="lowerRoman"/>
+      <w:lvlText w:val="%9."/>
+      <w:lvlJc w:val="right"/>
+      <w:pPr>
+        <w:ind w:left="4320" w:hanging="480"/>
+      </w:pPr>
+    </w:lvl>
+  </w:abstractNum>
   <w:abstractNum w:abstractNumId="9" w15:restartNumberingAfterBreak="0">
-    <w:nsid w:val="3DFC23B9"/>
+    <w:nsid w:val="3C333587"/>
     <w:multiLevelType w:val="hybridMultilevel"/>
-    <w:tmpl w:val="777C2DAC"/>
+    <w:tmpl w:val="F22AF8A4"/>
     <w:lvl w:ilvl="0" w:tplc="04090001">
       <w:start w:val="1"/>
       <w:numFmt w:val="bullet"/>
@@ -23277,6 +23523,119 @@
     </w:lvl>
   </w:abstractNum>
   <w:abstractNum w:abstractNumId="10" w15:restartNumberingAfterBreak="0">
+    <w:nsid w:val="3DFC23B9"/>
+    <w:multiLevelType w:val="hybridMultilevel"/>
+    <w:tmpl w:val="777C2DAC"/>
+    <w:lvl w:ilvl="0" w:tplc="04090001">
+      <w:start w:val="1"/>
+      <w:numFmt w:val="bullet"/>
+      <w:lvlText w:val=""/>
+      <w:lvlJc w:val="left"/>
+      <w:pPr>
+        <w:ind w:left="480" w:hanging="480"/>
+      </w:pPr>
+      <w:rPr>
+        <w:rFonts w:ascii="Wingdings" w:hAnsi="Wingdings" w:hint="default"/>
+      </w:rPr>
+    </w:lvl>
+    <w:lvl w:ilvl="1" w:tplc="04090003" w:tentative="1">
+      <w:start w:val="1"/>
+      <w:numFmt w:val="bullet"/>
+      <w:lvlText w:val=""/>
+      <w:lvlJc w:val="left"/>
+      <w:pPr>
+        <w:ind w:left="960" w:hanging="480"/>
+      </w:pPr>
+      <w:rPr>
+        <w:rFonts w:ascii="Wingdings" w:hAnsi="Wingdings" w:hint="default"/>
+      </w:rPr>
+    </w:lvl>
+    <w:lvl w:ilvl="2" w:tplc="04090005" w:tentative="1">
+      <w:start w:val="1"/>
+      <w:numFmt w:val="bullet"/>
+      <w:lvlText w:val=""/>
+      <w:lvlJc w:val="left"/>
+      <w:pPr>
+        <w:ind w:left="1440" w:hanging="480"/>
+      </w:pPr>
+      <w:rPr>
+        <w:rFonts w:ascii="Wingdings" w:hAnsi="Wingdings" w:hint="default"/>
+      </w:rPr>
+    </w:lvl>
+    <w:lvl w:ilvl="3" w:tplc="04090001" w:tentative="1">
+      <w:start w:val="1"/>
+      <w:numFmt w:val="bullet"/>
+      <w:lvlText w:val=""/>
+      <w:lvlJc w:val="left"/>
+      <w:pPr>
+        <w:ind w:left="1920" w:hanging="480"/>
+      </w:pPr>
+      <w:rPr>
+        <w:rFonts w:ascii="Wingdings" w:hAnsi="Wingdings" w:hint="default"/>
+      </w:rPr>
+    </w:lvl>
+    <w:lvl w:ilvl="4" w:tplc="04090003" w:tentative="1">
+      <w:start w:val="1"/>
+      <w:numFmt w:val="bullet"/>
+      <w:lvlText w:val=""/>
+      <w:lvlJc w:val="left"/>
+      <w:pPr>
+        <w:ind w:left="2400" w:hanging="480"/>
+      </w:pPr>
+      <w:rPr>
+        <w:rFonts w:ascii="Wingdings" w:hAnsi="Wingdings" w:hint="default"/>
+      </w:rPr>
+    </w:lvl>
+    <w:lvl w:ilvl="5" w:tplc="04090005" w:tentative="1">
+      <w:start w:val="1"/>
+      <w:numFmt w:val="bullet"/>
+      <w:lvlText w:val=""/>
+      <w:lvlJc w:val="left"/>
+      <w:pPr>
+        <w:ind w:left="2880" w:hanging="480"/>
+      </w:pPr>
+      <w:rPr>
+        <w:rFonts w:ascii="Wingdings" w:hAnsi="Wingdings" w:hint="default"/>
+      </w:rPr>
+    </w:lvl>
+    <w:lvl w:ilvl="6" w:tplc="04090001" w:tentative="1">
+      <w:start w:val="1"/>
+      <w:numFmt w:val="bullet"/>
+      <w:lvlText w:val=""/>
+      <w:lvlJc w:val="left"/>
+      <w:pPr>
+        <w:ind w:left="3360" w:hanging="480"/>
+      </w:pPr>
+      <w:rPr>
+        <w:rFonts w:ascii="Wingdings" w:hAnsi="Wingdings" w:hint="default"/>
+      </w:rPr>
+    </w:lvl>
+    <w:lvl w:ilvl="7" w:tplc="04090003" w:tentative="1">
+      <w:start w:val="1"/>
+      <w:numFmt w:val="bullet"/>
+      <w:lvlText w:val=""/>
+      <w:lvlJc w:val="left"/>
+      <w:pPr>
+        <w:ind w:left="3840" w:hanging="480"/>
+      </w:pPr>
+      <w:rPr>
+        <w:rFonts w:ascii="Wingdings" w:hAnsi="Wingdings" w:hint="default"/>
+      </w:rPr>
+    </w:lvl>
+    <w:lvl w:ilvl="8" w:tplc="04090005" w:tentative="1">
+      <w:start w:val="1"/>
+      <w:numFmt w:val="bullet"/>
+      <w:lvlText w:val=""/>
+      <w:lvlJc w:val="left"/>
+      <w:pPr>
+        <w:ind w:left="4320" w:hanging="480"/>
+      </w:pPr>
+      <w:rPr>
+        <w:rFonts w:ascii="Wingdings" w:hAnsi="Wingdings" w:hint="default"/>
+      </w:rPr>
+    </w:lvl>
+  </w:abstractNum>
+  <w:abstractNum w:abstractNumId="11" w15:restartNumberingAfterBreak="0">
     <w:nsid w:val="3F49134F"/>
     <w:multiLevelType w:val="hybridMultilevel"/>
     <w:tmpl w:val="84E6DA72"/>
@@ -23362,7 +23721,7 @@
       </w:pPr>
     </w:lvl>
   </w:abstractNum>
-  <w:abstractNum w:abstractNumId="11" w15:restartNumberingAfterBreak="0">
+  <w:abstractNum w:abstractNumId="12" w15:restartNumberingAfterBreak="0">
     <w:nsid w:val="408A4285"/>
     <w:multiLevelType w:val="hybridMultilevel"/>
     <w:tmpl w:val="31BA0F60"/>
@@ -23475,7 +23834,7 @@
       </w:rPr>
     </w:lvl>
   </w:abstractNum>
-  <w:abstractNum w:abstractNumId="12" w15:restartNumberingAfterBreak="0">
+  <w:abstractNum w:abstractNumId="13" w15:restartNumberingAfterBreak="0">
     <w:nsid w:val="46DB7F72"/>
     <w:multiLevelType w:val="hybridMultilevel"/>
     <w:tmpl w:val="02ACD648"/>
@@ -23588,7 +23947,7 @@
       </w:rPr>
     </w:lvl>
   </w:abstractNum>
-  <w:abstractNum w:abstractNumId="13" w15:restartNumberingAfterBreak="0">
+  <w:abstractNum w:abstractNumId="14" w15:restartNumberingAfterBreak="0">
     <w:nsid w:val="4CB51239"/>
     <w:multiLevelType w:val="multilevel"/>
     <w:tmpl w:val="971C7306"/>
@@ -23705,7 +24064,7 @@
       </w:pPr>
     </w:lvl>
   </w:abstractNum>
-  <w:abstractNum w:abstractNumId="14" w15:restartNumberingAfterBreak="0">
+  <w:abstractNum w:abstractNumId="15" w15:restartNumberingAfterBreak="0">
     <w:nsid w:val="58D22709"/>
     <w:multiLevelType w:val="multilevel"/>
     <w:tmpl w:val="650E508C"/>
@@ -23816,7 +24175,7 @@
       </w:rPr>
     </w:lvl>
   </w:abstractNum>
-  <w:abstractNum w:abstractNumId="15" w15:restartNumberingAfterBreak="0">
+  <w:abstractNum w:abstractNumId="16" w15:restartNumberingAfterBreak="0">
     <w:nsid w:val="5D0002F2"/>
     <w:multiLevelType w:val="hybridMultilevel"/>
     <w:tmpl w:val="4EE87BA6"/>
@@ -23929,7 +24288,7 @@
       </w:rPr>
     </w:lvl>
   </w:abstractNum>
-  <w:abstractNum w:abstractNumId="16" w15:restartNumberingAfterBreak="0">
+  <w:abstractNum w:abstractNumId="17" w15:restartNumberingAfterBreak="0">
     <w:nsid w:val="5DC80317"/>
     <w:multiLevelType w:val="hybridMultilevel"/>
     <w:tmpl w:val="73AAE1C8"/>
@@ -24042,7 +24401,7 @@
       </w:rPr>
     </w:lvl>
   </w:abstractNum>
-  <w:abstractNum w:abstractNumId="17" w15:restartNumberingAfterBreak="0">
+  <w:abstractNum w:abstractNumId="18" w15:restartNumberingAfterBreak="0">
     <w:nsid w:val="6508311E"/>
     <w:multiLevelType w:val="multilevel"/>
     <w:tmpl w:val="650E508C"/>
@@ -24153,7 +24512,7 @@
       </w:rPr>
     </w:lvl>
   </w:abstractNum>
-  <w:abstractNum w:abstractNumId="18" w15:restartNumberingAfterBreak="0">
+  <w:abstractNum w:abstractNumId="19" w15:restartNumberingAfterBreak="0">
     <w:nsid w:val="684024A2"/>
     <w:multiLevelType w:val="multilevel"/>
     <w:tmpl w:val="552AB06C"/>
@@ -24264,7 +24623,7 @@
       </w:rPr>
     </w:lvl>
   </w:abstractNum>
-  <w:abstractNum w:abstractNumId="19" w15:restartNumberingAfterBreak="0">
+  <w:abstractNum w:abstractNumId="20" w15:restartNumberingAfterBreak="0">
     <w:nsid w:val="6C1E0AFF"/>
     <w:multiLevelType w:val="hybridMultilevel"/>
     <w:tmpl w:val="F11C5EF6"/>
@@ -24377,7 +24736,7 @@
       </w:rPr>
     </w:lvl>
   </w:abstractNum>
-  <w:abstractNum w:abstractNumId="20" w15:restartNumberingAfterBreak="0">
+  <w:abstractNum w:abstractNumId="21" w15:restartNumberingAfterBreak="0">
     <w:nsid w:val="6EFB6C51"/>
     <w:multiLevelType w:val="hybridMultilevel"/>
     <w:tmpl w:val="097AEADE"/>
@@ -24490,7 +24849,7 @@
       </w:rPr>
     </w:lvl>
   </w:abstractNum>
-  <w:abstractNum w:abstractNumId="21" w15:restartNumberingAfterBreak="0">
+  <w:abstractNum w:abstractNumId="22" w15:restartNumberingAfterBreak="0">
     <w:nsid w:val="6F666F14"/>
     <w:multiLevelType w:val="hybridMultilevel"/>
     <w:tmpl w:val="5CEE7E0E"/>
@@ -24603,7 +24962,7 @@
       </w:rPr>
     </w:lvl>
   </w:abstractNum>
-  <w:abstractNum w:abstractNumId="22" w15:restartNumberingAfterBreak="0">
+  <w:abstractNum w:abstractNumId="23" w15:restartNumberingAfterBreak="0">
     <w:nsid w:val="733205A5"/>
     <w:multiLevelType w:val="multilevel"/>
     <w:tmpl w:val="96666C8C"/>
@@ -24732,37 +25091,37 @@
     <w:abstractNumId w:val="5"/>
   </w:num>
   <w:num w:numId="3">
-    <w:abstractNumId w:val="17"/>
+    <w:abstractNumId w:val="18"/>
   </w:num>
   <w:num w:numId="4">
-    <w:abstractNumId w:val="7"/>
+    <w:abstractNumId w:val="8"/>
   </w:num>
   <w:num w:numId="5">
-    <w:abstractNumId w:val="10"/>
+    <w:abstractNumId w:val="11"/>
   </w:num>
   <w:num w:numId="6">
-    <w:abstractNumId w:val="8"/>
+    <w:abstractNumId w:val="9"/>
   </w:num>
   <w:num w:numId="7">
     <w:abstractNumId w:val="1"/>
   </w:num>
   <w:num w:numId="8">
-    <w:abstractNumId w:val="12"/>
+    <w:abstractNumId w:val="13"/>
   </w:num>
   <w:num w:numId="9">
-    <w:abstractNumId w:val="19"/>
+    <w:abstractNumId w:val="20"/>
   </w:num>
   <w:num w:numId="10">
     <w:abstractNumId w:val="3"/>
   </w:num>
   <w:num w:numId="11">
-    <w:abstractNumId w:val="15"/>
+    <w:abstractNumId w:val="16"/>
   </w:num>
   <w:num w:numId="12">
-    <w:abstractNumId w:val="16"/>
+    <w:abstractNumId w:val="17"/>
   </w:num>
   <w:num w:numId="13">
-    <w:abstractNumId w:val="11"/>
+    <w:abstractNumId w:val="12"/>
   </w:num>
   <w:num w:numId="14">
     <w:abstractNumId w:val="6"/>
@@ -24771,28 +25130,31 @@
     <w:abstractNumId w:val="0"/>
   </w:num>
   <w:num w:numId="16">
-    <w:abstractNumId w:val="13"/>
+    <w:abstractNumId w:val="14"/>
   </w:num>
   <w:num w:numId="17">
-    <w:abstractNumId w:val="14"/>
+    <w:abstractNumId w:val="15"/>
   </w:num>
   <w:num w:numId="18">
     <w:abstractNumId w:val="2"/>
   </w:num>
   <w:num w:numId="19">
-    <w:abstractNumId w:val="18"/>
+    <w:abstractNumId w:val="19"/>
   </w:num>
   <w:num w:numId="20">
+    <w:abstractNumId w:val="23"/>
+  </w:num>
+  <w:num w:numId="21">
+    <w:abstractNumId w:val="21"/>
+  </w:num>
+  <w:num w:numId="22">
     <w:abstractNumId w:val="22"/>
   </w:num>
-  <w:num w:numId="21">
-    <w:abstractNumId w:val="20"/>
+  <w:num w:numId="23">
+    <w:abstractNumId w:val="10"/>
   </w:num>
-  <w:num w:numId="22">
-    <w:abstractNumId w:val="21"/>
-  </w:num>
-  <w:num w:numId="23">
-    <w:abstractNumId w:val="9"/>
+  <w:num w:numId="24">
+    <w:abstractNumId w:val="7"/>
   </w:num>
 </w:numbering>
 </file>

--- a/需求分析/家具租賃系統_SRS文件(最終版).docx
+++ b/需求分析/家具租賃系統_SRS文件(最終版).docx
@@ -1,6 +1,6 @@
 
 <file path=word/document.xml><?xml version="1.0" encoding="utf-8"?>
-<w:document xmlns:wpc="http://schemas.microsoft.com/office/word/2010/wordprocessingCanvas" xmlns:cx="http://schemas.microsoft.com/office/drawing/2014/chartex" xmlns:cx1="http://schemas.microsoft.com/office/drawing/2015/9/8/chartex" xmlns:cx2="http://schemas.microsoft.com/office/drawing/2015/10/21/chartex" xmlns:cx3="http://schemas.microsoft.com/office/drawing/2016/5/9/chartex" xmlns:cx4="http://schemas.microsoft.com/office/drawing/2016/5/10/chartex" xmlns:cx5="http://schemas.microsoft.com/office/drawing/2016/5/11/chartex" xmlns:cx6="http://schemas.microsoft.com/office/drawing/2016/5/12/chartex" xmlns:cx7="http://schemas.microsoft.com/office/drawing/2016/5/13/chartex" xmlns:cx8="http://schemas.microsoft.com/office/drawing/2016/5/14/chartex" xmlns:mc="http://schemas.openxmlformats.org/markup-compatibility/2006" xmlns:aink="http://schemas.microsoft.com/office/drawing/2016/ink" xmlns:am3d="http://schemas.microsoft.com/office/drawing/2017/model3d" xmlns:o="urn:schemas-microsoft-com:office:office" xmlns:r="http://schemas.openxmlformats.org/officeDocument/2006/relationships" xmlns:m="http://schemas.openxmlformats.org/officeDocument/2006/math" xmlns:v="urn:schemas-microsoft-com:vml" xmlns:wp14="http://schemas.microsoft.com/office/word/2010/wordprocessingDrawing" xmlns:wp="http://schemas.openxmlformats.org/drawingml/2006/wordprocessingDrawing" xmlns:w10="urn:schemas-microsoft-com:office:word" xmlns:w="http://schemas.openxmlformats.org/wordprocessingml/2006/main" xmlns:w14="http://schemas.microsoft.com/office/word/2010/wordml" xmlns:w15="http://schemas.microsoft.com/office/word/2012/wordml" xmlns:w16cid="http://schemas.microsoft.com/office/word/2016/wordml/cid" xmlns:w16se="http://schemas.microsoft.com/office/word/2015/wordml/symex" xmlns:wpg="http://schemas.microsoft.com/office/word/2010/wordprocessingGroup" xmlns:wpi="http://schemas.microsoft.com/office/word/2010/wordprocessingInk" xmlns:wne="http://schemas.microsoft.com/office/word/2006/wordml" xmlns:wps="http://schemas.microsoft.com/office/word/2010/wordprocessingShape" mc:Ignorable="w14 w15 w16se w16cid wp14">
+<w:document xmlns:wpc="http://schemas.microsoft.com/office/word/2010/wordprocessingCanvas" xmlns:cx="http://schemas.microsoft.com/office/drawing/2014/chartex" xmlns:mc="http://schemas.openxmlformats.org/markup-compatibility/2006" xmlns:o="urn:schemas-microsoft-com:office:office" xmlns:r="http://schemas.openxmlformats.org/officeDocument/2006/relationships" xmlns:m="http://schemas.openxmlformats.org/officeDocument/2006/math" xmlns:v="urn:schemas-microsoft-com:vml" xmlns:wp14="http://schemas.microsoft.com/office/word/2010/wordprocessingDrawing" xmlns:wp="http://schemas.openxmlformats.org/drawingml/2006/wordprocessingDrawing" xmlns:w10="urn:schemas-microsoft-com:office:word" xmlns:w="http://schemas.openxmlformats.org/wordprocessingml/2006/main" xmlns:w14="http://schemas.microsoft.com/office/word/2010/wordml" xmlns:w15="http://schemas.microsoft.com/office/word/2012/wordml" xmlns:w16se="http://schemas.microsoft.com/office/word/2015/wordml/symex" xmlns:wpg="http://schemas.microsoft.com/office/word/2010/wordprocessingGroup" xmlns:wpi="http://schemas.microsoft.com/office/word/2010/wordprocessingInk" xmlns:wne="http://schemas.microsoft.com/office/word/2006/wordml" xmlns:wps="http://schemas.microsoft.com/office/word/2010/wordprocessingShape" mc:Ignorable="w14 w15 w16se wp14">
   <w:body>
     <w:p>
       <w:pPr>
@@ -43,6 +43,7 @@
         <w:rPr>
           <w:rFonts w:ascii="標楷體" w:eastAsia="標楷體" w:hAnsi="標楷體" w:cs="Times New Roman"/>
           <w:noProof/>
+          <w:lang w:eastAsia="zh-TW"/>
         </w:rPr>
         <mc:AlternateContent>
           <mc:Choice Requires="wps">
@@ -106,7 +107,7 @@
               </wp:anchor>
             </w:drawing>
           </mc:Choice>
-          <mc:Fallback>
+          <mc:Fallback xmlns:w16cid="http://schemas.microsoft.com/office/word/2016/wordml/cid" xmlns:am3d="http://schemas.microsoft.com/office/drawing/2017/model3d" xmlns:aink="http://schemas.microsoft.com/office/drawing/2016/ink" xmlns:cx8="http://schemas.microsoft.com/office/drawing/2016/5/14/chartex" xmlns:cx7="http://schemas.microsoft.com/office/drawing/2016/5/13/chartex" xmlns:cx6="http://schemas.microsoft.com/office/drawing/2016/5/12/chartex" xmlns:cx5="http://schemas.microsoft.com/office/drawing/2016/5/11/chartex" xmlns:cx4="http://schemas.microsoft.com/office/drawing/2016/5/10/chartex" xmlns:cx3="http://schemas.microsoft.com/office/drawing/2016/5/9/chartex" xmlns:cx2="http://schemas.microsoft.com/office/drawing/2015/10/21/chartex" xmlns:cx1="http://schemas.microsoft.com/office/drawing/2015/9/8/chartex">
             <w:pict>
               <v:shape w14:anchorId="00147FDB" id="手繪多邊形: 圖案 168" o:spid="_x0000_s1026" style="position:absolute;margin-left:5pt;margin-top:28pt;width:.1pt;height:1pt;z-index:251660288;visibility:visible;mso-wrap-style:square;mso-wrap-distance-left:0;mso-wrap-distance-top:0;mso-wrap-distance-right:0;mso-wrap-distance-bottom:0;mso-position-horizontal:absolute;mso-position-horizontal-relative:text;mso-position-vertical:absolute;mso-position-vertical-relative:text;v-text-anchor:middle" coordsize="6870700,120000" o:gfxdata="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" path="m6870700,l,e" filled="f" strokecolor="#cfcaca" strokeweight="1pt">
                 <v:stroke startarrowwidth="narrow" startarrowlength="short" endarrowwidth="narrow" endarrowlength="short"/>
@@ -145,7 +146,6 @@
         </w:rPr>
         <w:t xml:space="preserve">Project name: </w:t>
       </w:r>
-      <w:proofErr w:type="spellStart"/>
       <w:r>
         <w:rPr>
           <w:rFonts w:ascii="標楷體" w:eastAsia="標楷體" w:hAnsi="標楷體" w:cs="Times New Roman"/>
@@ -155,7 +155,6 @@
         </w:rPr>
         <w:t>家具租賃系統</w:t>
       </w:r>
-      <w:proofErr w:type="spellEnd"/>
     </w:p>
     <w:p>
       <w:pPr>
@@ -273,65 +272,15 @@
           <w:sz w:val="24"/>
           <w:szCs w:val="24"/>
         </w:rPr>
-        <w:t xml:space="preserve">B11115063 </w:t>
+        <w:t>B11115063 郭丞睿   B11115003 林郁璋   B10815016 陳俊廷</w:t>
       </w:r>
-      <w:proofErr w:type="spellStart"/>
       <w:r>
         <w:rPr>
           <w:rFonts w:ascii="標楷體" w:eastAsia="標楷體" w:hAnsi="標楷體" w:cs="Times New Roman"/>
-          <w:color w:val="0D0E10"/>
-          <w:sz w:val="24"/>
-          <w:szCs w:val="24"/>
-        </w:rPr>
-        <w:t>郭丞睿</w:t>
-      </w:r>
-      <w:proofErr w:type="spellEnd"/>
-      <w:r>
-        <w:rPr>
-          <w:rFonts w:ascii="標楷體" w:eastAsia="標楷體" w:hAnsi="標楷體" w:cs="Times New Roman"/>
-          <w:color w:val="0D0E10"/>
-          <w:sz w:val="24"/>
-          <w:szCs w:val="24"/>
-        </w:rPr>
-        <w:t xml:space="preserve">   B11115003 </w:t>
-      </w:r>
-      <w:proofErr w:type="spellStart"/>
-      <w:r>
-        <w:rPr>
-          <w:rFonts w:ascii="標楷體" w:eastAsia="標楷體" w:hAnsi="標楷體" w:cs="Times New Roman"/>
-          <w:color w:val="0D0E10"/>
-          <w:sz w:val="24"/>
-          <w:szCs w:val="24"/>
-        </w:rPr>
-        <w:t>林郁璋</w:t>
-      </w:r>
-      <w:proofErr w:type="spellEnd"/>
-      <w:r>
-        <w:rPr>
-          <w:rFonts w:ascii="標楷體" w:eastAsia="標楷體" w:hAnsi="標楷體" w:cs="Times New Roman"/>
-          <w:color w:val="0D0E10"/>
-          <w:sz w:val="24"/>
-          <w:szCs w:val="24"/>
-        </w:rPr>
-        <w:t xml:space="preserve">   B10815016 </w:t>
-      </w:r>
-      <w:proofErr w:type="spellStart"/>
-      <w:r>
-        <w:rPr>
-          <w:rFonts w:ascii="標楷體" w:eastAsia="標楷體" w:hAnsi="標楷體" w:cs="Times New Roman"/>
-          <w:color w:val="0D0E10"/>
-          <w:sz w:val="24"/>
-          <w:szCs w:val="24"/>
-        </w:rPr>
-        <w:t>陳俊廷</w:t>
-      </w:r>
-      <w:proofErr w:type="spellEnd"/>
-      <w:r>
-        <w:rPr>
-          <w:rFonts w:ascii="標楷體" w:eastAsia="標楷體" w:hAnsi="標楷體" w:cs="Times New Roman"/>
           <w:noProof/>
           <w:sz w:val="24"/>
           <w:szCs w:val="24"/>
+          <w:lang w:eastAsia="zh-TW"/>
         </w:rPr>
         <mc:AlternateContent>
           <mc:Choice Requires="wps">
@@ -395,7 +344,7 @@
               </wp:anchor>
             </w:drawing>
           </mc:Choice>
-          <mc:Fallback>
+          <mc:Fallback xmlns:w16cid="http://schemas.microsoft.com/office/word/2016/wordml/cid" xmlns:am3d="http://schemas.microsoft.com/office/drawing/2017/model3d" xmlns:aink="http://schemas.microsoft.com/office/drawing/2016/ink" xmlns:cx8="http://schemas.microsoft.com/office/drawing/2016/5/14/chartex" xmlns:cx7="http://schemas.microsoft.com/office/drawing/2016/5/13/chartex" xmlns:cx6="http://schemas.microsoft.com/office/drawing/2016/5/12/chartex" xmlns:cx5="http://schemas.microsoft.com/office/drawing/2016/5/11/chartex" xmlns:cx4="http://schemas.microsoft.com/office/drawing/2016/5/10/chartex" xmlns:cx3="http://schemas.microsoft.com/office/drawing/2016/5/9/chartex" xmlns:cx2="http://schemas.microsoft.com/office/drawing/2015/10/21/chartex" xmlns:cx1="http://schemas.microsoft.com/office/drawing/2015/9/8/chartex">
             <w:pict>
               <v:shape w14:anchorId="78C51F12" id="手繪多邊形: 圖案 189" o:spid="_x0000_s1026" style="position:absolute;margin-left:5pt;margin-top:-55pt;width:.1pt;height:1pt;z-index:251661312;visibility:visible;mso-wrap-style:square;mso-wrap-distance-left:0;mso-wrap-distance-top:0;mso-wrap-distance-right:0;mso-wrap-distance-bottom:0;mso-position-horizontal:absolute;mso-position-horizontal-relative:text;mso-position-vertical:absolute;mso-position-vertical-relative:text;v-text-anchor:middle" coordsize="6870700,120000" o:gfxdata="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" path="m6870700,l,e" filled="f" strokecolor="#cfcaca" strokeweight="1pt">
                 <v:stroke startarrowwidth="narrow" startarrowlength="short" endarrowwidth="narrow" endarrowlength="short"/>
@@ -411,6 +360,7 @@
           <w:noProof/>
           <w:sz w:val="24"/>
           <w:szCs w:val="24"/>
+          <w:lang w:eastAsia="zh-TW"/>
         </w:rPr>
         <mc:AlternateContent>
           <mc:Choice Requires="wps">
@@ -474,7 +424,7 @@
               </wp:anchor>
             </w:drawing>
           </mc:Choice>
-          <mc:Fallback>
+          <mc:Fallback xmlns:w16cid="http://schemas.microsoft.com/office/word/2016/wordml/cid" xmlns:am3d="http://schemas.microsoft.com/office/drawing/2017/model3d" xmlns:aink="http://schemas.microsoft.com/office/drawing/2016/ink" xmlns:cx8="http://schemas.microsoft.com/office/drawing/2016/5/14/chartex" xmlns:cx7="http://schemas.microsoft.com/office/drawing/2016/5/13/chartex" xmlns:cx6="http://schemas.microsoft.com/office/drawing/2016/5/12/chartex" xmlns:cx5="http://schemas.microsoft.com/office/drawing/2016/5/11/chartex" xmlns:cx4="http://schemas.microsoft.com/office/drawing/2016/5/10/chartex" xmlns:cx3="http://schemas.microsoft.com/office/drawing/2016/5/9/chartex" xmlns:cx2="http://schemas.microsoft.com/office/drawing/2015/10/21/chartex" xmlns:cx1="http://schemas.microsoft.com/office/drawing/2015/9/8/chartex">
             <w:pict>
               <v:shape w14:anchorId="751CD878" id="手繪多邊形: 圖案 194" o:spid="_x0000_s1026" style="position:absolute;margin-left:5pt;margin-top:-30pt;width:.1pt;height:1pt;z-index:251662336;visibility:visible;mso-wrap-style:square;mso-wrap-distance-left:0;mso-wrap-distance-top:0;mso-wrap-distance-right:0;mso-wrap-distance-bottom:0;mso-position-horizontal:absolute;mso-position-horizontal-relative:text;mso-position-vertical:absolute;mso-position-vertical-relative:text;v-text-anchor:middle" coordsize="6870700,120000" o:gfxdata="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" path="m6870700,l,e" filled="f" strokecolor="#cfcaca" strokeweight="1pt">
                 <v:stroke startarrowwidth="narrow" startarrowlength="short" endarrowwidth="narrow" endarrowlength="short"/>
@@ -490,6 +440,7 @@
           <w:noProof/>
           <w:sz w:val="24"/>
           <w:szCs w:val="24"/>
+          <w:lang w:eastAsia="zh-TW"/>
         </w:rPr>
         <mc:AlternateContent>
           <mc:Choice Requires="wps">
@@ -553,7 +504,7 @@
               </wp:anchor>
             </w:drawing>
           </mc:Choice>
-          <mc:Fallback>
+          <mc:Fallback xmlns:w16cid="http://schemas.microsoft.com/office/word/2016/wordml/cid" xmlns:am3d="http://schemas.microsoft.com/office/drawing/2017/model3d" xmlns:aink="http://schemas.microsoft.com/office/drawing/2016/ink" xmlns:cx8="http://schemas.microsoft.com/office/drawing/2016/5/14/chartex" xmlns:cx7="http://schemas.microsoft.com/office/drawing/2016/5/13/chartex" xmlns:cx6="http://schemas.microsoft.com/office/drawing/2016/5/12/chartex" xmlns:cx5="http://schemas.microsoft.com/office/drawing/2016/5/11/chartex" xmlns:cx4="http://schemas.microsoft.com/office/drawing/2016/5/10/chartex" xmlns:cx3="http://schemas.microsoft.com/office/drawing/2016/5/9/chartex" xmlns:cx2="http://schemas.microsoft.com/office/drawing/2015/10/21/chartex" xmlns:cx1="http://schemas.microsoft.com/office/drawing/2015/9/8/chartex">
             <w:pict>
               <v:shape w14:anchorId="4B0A6826" id="手繪多邊形: 圖案 178" o:spid="_x0000_s1026" style="position:absolute;margin-left:5pt;margin-top:-5pt;width:.1pt;height:1pt;z-index:251663360;visibility:visible;mso-wrap-style:square;mso-wrap-distance-left:0;mso-wrap-distance-top:0;mso-wrap-distance-right:0;mso-wrap-distance-bottom:0;mso-position-horizontal:absolute;mso-position-horizontal-relative:text;mso-position-vertical:absolute;mso-position-vertical-relative:text;v-text-anchor:middle" coordsize="6870700,120000" o:gfxdata="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" path="m6870700,l,e" filled="f" strokecolor="#cfcaca" strokeweight="1pt">
                 <v:stroke startarrowwidth="narrow" startarrowlength="short" endarrowwidth="narrow" endarrowlength="short"/>
@@ -585,6 +536,7 @@
         <w:rPr>
           <w:rFonts w:ascii="標楷體" w:eastAsia="標楷體" w:hAnsi="標楷體" w:cs="Times New Roman"/>
           <w:noProof/>
+          <w:lang w:eastAsia="zh-TW"/>
         </w:rPr>
         <mc:AlternateContent>
           <mc:Choice Requires="wps">
@@ -648,7 +600,7 @@
               </wp:anchor>
             </w:drawing>
           </mc:Choice>
-          <mc:Fallback>
+          <mc:Fallback xmlns:w16cid="http://schemas.microsoft.com/office/word/2016/wordml/cid" xmlns:am3d="http://schemas.microsoft.com/office/drawing/2017/model3d" xmlns:aink="http://schemas.microsoft.com/office/drawing/2016/ink" xmlns:cx8="http://schemas.microsoft.com/office/drawing/2016/5/14/chartex" xmlns:cx7="http://schemas.microsoft.com/office/drawing/2016/5/13/chartex" xmlns:cx6="http://schemas.microsoft.com/office/drawing/2016/5/12/chartex" xmlns:cx5="http://schemas.microsoft.com/office/drawing/2016/5/11/chartex" xmlns:cx4="http://schemas.microsoft.com/office/drawing/2016/5/10/chartex" xmlns:cx3="http://schemas.microsoft.com/office/drawing/2016/5/9/chartex" xmlns:cx2="http://schemas.microsoft.com/office/drawing/2015/10/21/chartex" xmlns:cx1="http://schemas.microsoft.com/office/drawing/2015/9/8/chartex">
             <w:pict>
               <v:shape w14:anchorId="4FD6ED15" id="手繪多邊形: 圖案 172" o:spid="_x0000_s1026" style="position:absolute;margin-left:5pt;margin-top:2pt;width:.1pt;height:1pt;z-index:251665408;visibility:visible;mso-wrap-style:square;mso-wrap-distance-left:0;mso-wrap-distance-top:0;mso-wrap-distance-right:0;mso-wrap-distance-bottom:0;mso-position-horizontal:absolute;mso-position-horizontal-relative:text;mso-position-vertical:absolute;mso-position-vertical-relative:text;v-text-anchor:middle" coordsize="6870700,120000" o:gfxdata="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" path="m6870700,l,e" filled="f" strokecolor="#cfcaca" strokeweight="1pt">
                 <v:stroke startarrowwidth="narrow" startarrowlength="short" endarrowwidth="narrow" endarrowlength="short"/>
@@ -697,6 +649,7 @@
         <w:rPr>
           <w:rFonts w:ascii="標楷體" w:eastAsia="標楷體" w:hAnsi="標楷體" w:cs="Times New Roman"/>
           <w:noProof/>
+          <w:lang w:eastAsia="zh-TW"/>
         </w:rPr>
         <mc:AlternateContent>
           <mc:Choice Requires="wpg">
@@ -889,7 +842,7 @@
               </wp:anchor>
             </w:drawing>
           </mc:Choice>
-          <mc:Fallback>
+          <mc:Fallback xmlns:w16cid="http://schemas.microsoft.com/office/word/2016/wordml/cid" xmlns:am3d="http://schemas.microsoft.com/office/drawing/2017/model3d" xmlns:aink="http://schemas.microsoft.com/office/drawing/2016/ink" xmlns:cx8="http://schemas.microsoft.com/office/drawing/2016/5/14/chartex" xmlns:cx7="http://schemas.microsoft.com/office/drawing/2016/5/13/chartex" xmlns:cx6="http://schemas.microsoft.com/office/drawing/2016/5/12/chartex" xmlns:cx5="http://schemas.microsoft.com/office/drawing/2016/5/11/chartex" xmlns:cx4="http://schemas.microsoft.com/office/drawing/2016/5/10/chartex" xmlns:cx3="http://schemas.microsoft.com/office/drawing/2016/5/9/chartex" xmlns:cx2="http://schemas.microsoft.com/office/drawing/2015/10/21/chartex" xmlns:cx1="http://schemas.microsoft.com/office/drawing/2015/9/8/chartex">
             <w:pict>
               <v:group id="群組 158" o:spid="_x0000_s1026" style="position:absolute;margin-left:-1.8pt;margin-top:9.55pt;width:541pt;height:27.35pt;z-index:251664384;mso-wrap-distance-left:0;mso-wrap-distance-right:0" coordorigin="19106,36063" coordsize="68707,3473" o:gfxdata="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">
                 <v:group id="群組 13" o:spid="_x0000_s1027" style="position:absolute;left:19106;top:36063;width:68707;height:3473" coordsize="68707,3473" o:gfxdata="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">
@@ -1106,7 +1059,6 @@
                 <w:szCs w:val="24"/>
               </w:rPr>
             </w:pPr>
-            <w:proofErr w:type="spellStart"/>
             <w:r>
               <w:rPr>
                 <w:rFonts w:ascii="標楷體" w:eastAsia="標楷體" w:hAnsi="標楷體" w:cs="Times New Roman"/>
@@ -1114,17 +1066,7 @@
                 <w:sz w:val="24"/>
                 <w:szCs w:val="24"/>
               </w:rPr>
-              <w:t>Verson</w:t>
-            </w:r>
-            <w:proofErr w:type="spellEnd"/>
-            <w:r>
-              <w:rPr>
-                <w:rFonts w:ascii="標楷體" w:eastAsia="標楷體" w:hAnsi="標楷體" w:cs="Times New Roman"/>
-                <w:color w:val="717171"/>
-                <w:sz w:val="24"/>
-                <w:szCs w:val="24"/>
-              </w:rPr>
-              <w:t xml:space="preserve"> description</w:t>
+              <w:t>Verson description</w:t>
             </w:r>
           </w:p>
         </w:tc>
@@ -1265,29 +1207,7 @@
                 <w:szCs w:val="24"/>
                 <w:lang w:eastAsia="zh-TW"/>
               </w:rPr>
-              <w:t xml:space="preserve">This is first version of software </w:t>
-            </w:r>
-            <w:proofErr w:type="gramStart"/>
-            <w:r>
-              <w:rPr>
-                <w:rFonts w:ascii="標楷體" w:eastAsia="標楷體" w:hAnsi="標楷體" w:cs="Times New Roman"/>
-                <w:color w:val="000000"/>
-                <w:sz w:val="24"/>
-                <w:szCs w:val="24"/>
-                <w:lang w:eastAsia="zh-TW"/>
-              </w:rPr>
-              <w:t>requirements ,all</w:t>
-            </w:r>
-            <w:proofErr w:type="gramEnd"/>
-            <w:r>
-              <w:rPr>
-                <w:rFonts w:ascii="標楷體" w:eastAsia="標楷體" w:hAnsi="標楷體" w:cs="Times New Roman"/>
-                <w:color w:val="000000"/>
-                <w:sz w:val="24"/>
-                <w:szCs w:val="24"/>
-                <w:lang w:eastAsia="zh-TW"/>
-              </w:rPr>
-              <w:t xml:space="preserve"> document is fully describe.</w:t>
+              <w:t>This is first version of software requirements ,all document is fully describe.</w:t>
             </w:r>
           </w:p>
         </w:tc>
@@ -1462,29 +1382,7 @@
                 <w:szCs w:val="24"/>
                 <w:lang w:eastAsia="zh-TW"/>
               </w:rPr>
-              <w:t>將前言(</w:t>
-            </w:r>
-            <w:proofErr w:type="gramStart"/>
-            <w:r>
-              <w:rPr>
-                <w:rFonts w:ascii="標楷體" w:eastAsia="標楷體" w:hAnsi="標楷體" w:cs="Times New Roman"/>
-                <w:color w:val="000000"/>
-                <w:sz w:val="24"/>
-                <w:szCs w:val="24"/>
-                <w:lang w:eastAsia="zh-TW"/>
-              </w:rPr>
-              <w:t>一</w:t>
-            </w:r>
-            <w:proofErr w:type="gramEnd"/>
-            <w:r>
-              <w:rPr>
-                <w:rFonts w:ascii="標楷體" w:eastAsia="標楷體" w:hAnsi="標楷體" w:cs="Times New Roman"/>
-                <w:color w:val="000000"/>
-                <w:sz w:val="24"/>
-                <w:szCs w:val="24"/>
-                <w:lang w:eastAsia="zh-TW"/>
-              </w:rPr>
-              <w:t>)、(二)的部分整理成目的</w:t>
+              <w:t>將前言(一)、(二)的部分整理成目的</w:t>
             </w:r>
           </w:p>
           <w:p>
@@ -1550,29 +1448,7 @@
                 <w:szCs w:val="24"/>
                 <w:lang w:eastAsia="zh-TW"/>
               </w:rPr>
-              <w:t>將系統概況(</w:t>
-            </w:r>
-            <w:proofErr w:type="gramStart"/>
-            <w:r>
-              <w:rPr>
-                <w:rFonts w:ascii="標楷體" w:eastAsia="標楷體" w:hAnsi="標楷體" w:cs="Times New Roman"/>
-                <w:color w:val="000000"/>
-                <w:sz w:val="24"/>
-                <w:szCs w:val="24"/>
-                <w:lang w:eastAsia="zh-TW"/>
-              </w:rPr>
-              <w:t>一</w:t>
-            </w:r>
-            <w:proofErr w:type="gramEnd"/>
-            <w:r>
-              <w:rPr>
-                <w:rFonts w:ascii="標楷體" w:eastAsia="標楷體" w:hAnsi="標楷體" w:cs="Times New Roman"/>
-                <w:color w:val="000000"/>
-                <w:sz w:val="24"/>
-                <w:szCs w:val="24"/>
-                <w:lang w:eastAsia="zh-TW"/>
-              </w:rPr>
-              <w:t>)、(三)合併</w:t>
+              <w:t>將系統概況(一)、(三)合併</w:t>
             </w:r>
           </w:p>
           <w:p>
@@ -1704,29 +1580,7 @@
                 <w:szCs w:val="24"/>
                 <w:lang w:eastAsia="zh-TW"/>
               </w:rPr>
-              <w:t>將建議刪去，因為(</w:t>
-            </w:r>
-            <w:proofErr w:type="gramStart"/>
-            <w:r>
-              <w:rPr>
-                <w:rFonts w:ascii="標楷體" w:eastAsia="標楷體" w:hAnsi="標楷體" w:cs="Times New Roman"/>
-                <w:color w:val="000000"/>
-                <w:sz w:val="24"/>
-                <w:szCs w:val="24"/>
-                <w:lang w:eastAsia="zh-TW"/>
-              </w:rPr>
-              <w:t>一</w:t>
-            </w:r>
-            <w:proofErr w:type="gramEnd"/>
-            <w:r>
-              <w:rPr>
-                <w:rFonts w:ascii="標楷體" w:eastAsia="標楷體" w:hAnsi="標楷體" w:cs="Times New Roman"/>
-                <w:color w:val="000000"/>
-                <w:sz w:val="24"/>
-                <w:szCs w:val="24"/>
-                <w:lang w:eastAsia="zh-TW"/>
-              </w:rPr>
-              <w:t>)是必須做，而不需要考慮是不是值得電腦化，(二)那些應該是開發者應有的習慣，不必特別列出要求。</w:t>
+              <w:t>將建議刪去，因為(一)是必須做，而不需要考慮是不是值得電腦化，(二)那些應該是開發者應有的習慣，不必特別列出要求。</w:t>
             </w:r>
           </w:p>
         </w:tc>
@@ -1835,7 +1689,6 @@
                 <w:lang w:eastAsia="zh-TW"/>
               </w:rPr>
             </w:pPr>
-            <w:proofErr w:type="spellStart"/>
             <w:r>
               <w:rPr>
                 <w:rFonts w:ascii="標楷體" w:eastAsia="標楷體" w:hAnsi="標楷體" w:cs="Times New Roman"/>
@@ -1845,7 +1698,6 @@
               </w:rPr>
               <w:t>陳俊廷</w:t>
             </w:r>
-            <w:proofErr w:type="spellEnd"/>
           </w:p>
         </w:tc>
         <w:tc>
@@ -1982,29 +1834,7 @@
                 <w:szCs w:val="24"/>
                 <w:lang w:eastAsia="zh-TW"/>
               </w:rPr>
-              <w:t>“系統的作業流程”增加</w:t>
-            </w:r>
-            <w:proofErr w:type="gramStart"/>
-            <w:r>
-              <w:rPr>
-                <w:rFonts w:ascii="標楷體" w:eastAsia="標楷體" w:hAnsi="標楷體" w:cs="Times New Roman"/>
-                <w:color w:val="000000"/>
-                <w:sz w:val="24"/>
-                <w:szCs w:val="24"/>
-                <w:lang w:eastAsia="zh-TW"/>
-              </w:rPr>
-              <w:t>”</w:t>
-            </w:r>
-            <w:proofErr w:type="gramEnd"/>
-            <w:r>
-              <w:rPr>
-                <w:rFonts w:ascii="標楷體" w:eastAsia="標楷體" w:hAnsi="標楷體" w:cs="Times New Roman"/>
-                <w:color w:val="000000"/>
-                <w:sz w:val="24"/>
-                <w:szCs w:val="24"/>
-                <w:lang w:eastAsia="zh-TW"/>
-              </w:rPr>
-              <w:t>租賃流程”和”後臺操作流程”</w:t>
+              <w:t>“系統的作業流程”增加”租賃流程”和”後臺操作流程”</w:t>
             </w:r>
           </w:p>
         </w:tc>
@@ -2065,6 +1895,7 @@
         <w:rPr>
           <w:rFonts w:ascii="標楷體" w:eastAsia="標楷體" w:hAnsi="標楷體" w:cs="Times New Roman"/>
           <w:noProof/>
+          <w:lang w:eastAsia="zh-TW"/>
         </w:rPr>
         <mc:AlternateContent>
           <mc:Choice Requires="wpg">
@@ -2263,7 +2094,7 @@
               </wp:anchor>
             </w:drawing>
           </mc:Choice>
-          <mc:Fallback>
+          <mc:Fallback xmlns:w16cid="http://schemas.microsoft.com/office/word/2016/wordml/cid" xmlns:am3d="http://schemas.microsoft.com/office/drawing/2017/model3d" xmlns:aink="http://schemas.microsoft.com/office/drawing/2016/ink" xmlns:cx8="http://schemas.microsoft.com/office/drawing/2016/5/14/chartex" xmlns:cx7="http://schemas.microsoft.com/office/drawing/2016/5/13/chartex" xmlns:cx6="http://schemas.microsoft.com/office/drawing/2016/5/12/chartex" xmlns:cx5="http://schemas.microsoft.com/office/drawing/2016/5/11/chartex" xmlns:cx4="http://schemas.microsoft.com/office/drawing/2016/5/10/chartex" xmlns:cx3="http://schemas.microsoft.com/office/drawing/2016/5/9/chartex" xmlns:cx2="http://schemas.microsoft.com/office/drawing/2015/10/21/chartex" xmlns:cx1="http://schemas.microsoft.com/office/drawing/2015/9/8/chartex">
             <w:pict>
               <v:group id="群組 174" o:spid="_x0000_s1032" style="position:absolute;margin-left:24.1pt;margin-top:650.1pt;width:553.75pt;height:27.35pt;z-index:251658240;mso-wrap-distance-left:0;mso-wrap-distance-right:0;mso-position-horizontal-relative:page;mso-position-vertical-relative:page;mso-width-relative:margin;mso-height-relative:margin" coordorigin="17487,36059" coordsize="70326,3477" o:gfxdata="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">
                 <v:group id="群組 1" o:spid="_x0000_s1033" style="position:absolute;left:17487;top:36059;width:70326;height:3477" coordorigin="-1619,-4" coordsize="70326,3477" o:gfxdata="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">
@@ -2750,6 +2581,60 @@
                 <w:szCs w:val="26"/>
               </w:rPr>
             </w:pPr>
+            <w:r>
+              <w:rPr>
+                <w:rFonts w:ascii="標楷體" w:eastAsia="標楷體" w:hAnsi="標楷體" w:cs="Times New Roman" w:hint="eastAsia"/>
+                <w:color w:val="000000"/>
+                <w:sz w:val="26"/>
+                <w:szCs w:val="26"/>
+                <w:lang w:eastAsia="zh-TW"/>
+              </w:rPr>
+              <w:lastRenderedPageBreak/>
+              <w:t>林郁璋</w:t>
+            </w:r>
+          </w:p>
+        </w:tc>
+        <w:tc>
+          <w:tcPr>
+            <w:tcW w:w="2705" w:type="dxa"/>
+          </w:tcPr>
+          <w:p>
+            <w:pPr>
+              <w:pBdr>
+                <w:top w:val="nil"/>
+                <w:left w:val="nil"/>
+                <w:bottom w:val="nil"/>
+                <w:right w:val="nil"/>
+                <w:between w:val="nil"/>
+              </w:pBdr>
+              <w:rPr>
+                <w:rFonts w:ascii="標楷體" w:eastAsia="標楷體" w:hAnsi="標楷體" w:cs="Times New Roman" w:hint="eastAsia"/>
+                <w:color w:val="000000"/>
+                <w:sz w:val="26"/>
+                <w:szCs w:val="26"/>
+                <w:lang w:eastAsia="zh-TW"/>
+              </w:rPr>
+            </w:pPr>
+            <w:r>
+              <w:rPr>
+                <w:rFonts w:ascii="標楷體" w:eastAsia="標楷體" w:hAnsi="標楷體" w:cs="Times New Roman" w:hint="eastAsia"/>
+                <w:color w:val="000000"/>
+                <w:sz w:val="26"/>
+                <w:szCs w:val="26"/>
+                <w:lang w:eastAsia="zh-TW"/>
+              </w:rPr>
+              <w:t>Y</w:t>
+            </w:r>
+            <w:r>
+              <w:rPr>
+                <w:rFonts w:ascii="標楷體" w:eastAsia="標楷體" w:hAnsi="標楷體" w:cs="Times New Roman"/>
+                <w:color w:val="000000"/>
+                <w:sz w:val="26"/>
+                <w:szCs w:val="26"/>
+                <w:lang w:eastAsia="zh-TW"/>
+              </w:rPr>
+              <w:t>es</w:t>
+            </w:r>
           </w:p>
         </w:tc>
         <w:tc>
@@ -2772,28 +2657,79 @@
                 <w:szCs w:val="26"/>
               </w:rPr>
             </w:pPr>
-          </w:p>
-        </w:tc>
-        <w:tc>
-          <w:tcPr>
-            <w:tcW w:w="2705" w:type="dxa"/>
-          </w:tcPr>
-          <w:p>
-            <w:pPr>
-              <w:pBdr>
-                <w:top w:val="nil"/>
-                <w:left w:val="nil"/>
-                <w:bottom w:val="nil"/>
-                <w:right w:val="nil"/>
-                <w:between w:val="nil"/>
-              </w:pBdr>
+            <w:r>
               <w:rPr>
                 <w:rFonts w:ascii="標楷體" w:eastAsia="標楷體" w:hAnsi="標楷體" w:cs="Times New Roman"/>
+                <w:noProof/>
                 <w:color w:val="000000"/>
                 <w:sz w:val="26"/>
                 <w:szCs w:val="26"/>
+                <w:lang w:eastAsia="zh-TW"/>
               </w:rPr>
-            </w:pPr>
+              <w:drawing>
+                <wp:inline distT="0" distB="0" distL="0" distR="0">
+                  <wp:extent cx="788035" cy="323850"/>
+                  <wp:effectExtent l="0" t="0" r="0" b="0"/>
+                  <wp:docPr id="23" name="圖片 23" descr="C:\Users\Daniel\AppData\Local\Microsoft\Windows\INetCache\Content.Word\IMG_0198.jpg"/>
+                  <wp:cNvGraphicFramePr>
+                    <a:graphicFrameLocks xmlns:a="http://schemas.openxmlformats.org/drawingml/2006/main" noChangeAspect="1"/>
+                  </wp:cNvGraphicFramePr>
+                  <a:graphic xmlns:a="http://schemas.openxmlformats.org/drawingml/2006/main">
+                    <a:graphicData uri="http://schemas.openxmlformats.org/drawingml/2006/picture">
+                      <pic:pic xmlns:pic="http://schemas.openxmlformats.org/drawingml/2006/picture">
+                        <pic:nvPicPr>
+                          <pic:cNvPr id="0" name="Picture 3" descr="C:\Users\Daniel\AppData\Local\Microsoft\Windows\INetCache\Content.Word\IMG_0198.jpg"/>
+                          <pic:cNvPicPr>
+                            <a:picLocks noChangeAspect="1" noChangeArrowheads="1"/>
+                          </pic:cNvPicPr>
+                        </pic:nvPicPr>
+                        <pic:blipFill rotWithShape="1">
+                          <a:blip r:embed="rId13" cstate="print">
+                            <a:extLst>
+                              <a:ext uri="{BEBA8EAE-BF5A-486C-A8C5-ECC9F3942E4B}">
+                                <a14:imgProps xmlns:a14="http://schemas.microsoft.com/office/drawing/2010/main">
+                                  <a14:imgLayer r:embed="rId14">
+                                    <a14:imgEffect>
+                                      <a14:sharpenSoften amount="100000"/>
+                                    </a14:imgEffect>
+                                    <a14:imgEffect>
+                                      <a14:brightnessContrast contrast="100000"/>
+                                    </a14:imgEffect>
+                                  </a14:imgLayer>
+                                </a14:imgProps>
+                              </a:ext>
+                              <a:ext uri="{28A0092B-C50C-407E-A947-70E740481C1C}">
+                                <a14:useLocalDpi xmlns:a14="http://schemas.microsoft.com/office/drawing/2010/main" val="0"/>
+                              </a:ext>
+                            </a:extLst>
+                          </a:blip>
+                          <a:srcRect l="23464" t="40336" r="30316" b="45378"/>
+                          <a:stretch/>
+                        </pic:blipFill>
+                        <pic:spPr bwMode="auto">
+                          <a:xfrm>
+                            <a:off x="0" y="0"/>
+                            <a:ext cx="788035" cy="323850"/>
+                          </a:xfrm>
+                          <a:prstGeom prst="rect">
+                            <a:avLst/>
+                          </a:prstGeom>
+                          <a:noFill/>
+                          <a:ln>
+                            <a:noFill/>
+                          </a:ln>
+                          <a:extLst>
+                            <a:ext uri="{53640926-AAD7-44D8-BBD7-CCE9431645EC}">
+                              <a14:shadowObscured xmlns:a14="http://schemas.microsoft.com/office/drawing/2010/main"/>
+                            </a:ext>
+                          </a:extLst>
+                        </pic:spPr>
+                      </pic:pic>
+                    </a:graphicData>
+                  </a:graphic>
+                </wp:inline>
+              </w:drawing>
+            </w:r>
           </w:p>
         </w:tc>
         <w:tc>
@@ -2819,6 +2755,28 @@
                 <w:szCs w:val="26"/>
               </w:rPr>
             </w:pPr>
+            <w:r>
+              <w:rPr>
+                <w:rFonts w:ascii="標楷體" w:eastAsia="標楷體" w:hAnsi="標楷體" w:cs="Times New Roman"/>
+                <w:color w:val="000000"/>
+                <w:sz w:val="26"/>
+                <w:szCs w:val="26"/>
+                <w:lang w:eastAsia="zh-TW"/>
+              </w:rPr>
+              <w:t>2024/10/2</w:t>
+            </w:r>
+            <w:r>
+              <w:rPr>
+                <w:rFonts w:ascii="標楷體" w:eastAsia="標楷體" w:hAnsi="標楷體" w:cs="Times New Roman" w:hint="eastAsia"/>
+                <w:color w:val="000000"/>
+                <w:sz w:val="26"/>
+                <w:szCs w:val="26"/>
+                <w:lang w:eastAsia="zh-TW"/>
+              </w:rPr>
+              <w:t>7</w:t>
+            </w:r>
+            <w:bookmarkStart w:id="0" w:name="_GoBack"/>
+            <w:bookmarkEnd w:id="0"/>
           </w:p>
         </w:tc>
       </w:tr>
@@ -3058,6 +3016,7 @@
         <w:rPr>
           <w:rFonts w:ascii="標楷體" w:eastAsia="標楷體" w:hAnsi="標楷體" w:cs="Times New Roman"/>
           <w:noProof/>
+          <w:lang w:eastAsia="zh-TW"/>
         </w:rPr>
         <mc:AlternateContent>
           <mc:Choice Requires="wpg">
@@ -3133,7 +3092,7 @@
                             <pic:cNvPicPr preferRelativeResize="0"/>
                           </pic:nvPicPr>
                           <pic:blipFill rotWithShape="1">
-                            <a:blip r:embed="rId13">
+                            <a:blip r:embed="rId15">
                               <a:alphaModFix/>
                             </a:blip>
                             <a:srcRect/>
@@ -3204,7 +3163,7 @@
               </wp:anchor>
             </w:drawing>
           </mc:Choice>
-          <mc:Fallback>
+          <mc:Fallback xmlns:w16cid="http://schemas.microsoft.com/office/word/2016/wordml/cid" xmlns:am3d="http://schemas.microsoft.com/office/drawing/2017/model3d" xmlns:aink="http://schemas.microsoft.com/office/drawing/2016/ink" xmlns:cx8="http://schemas.microsoft.com/office/drawing/2016/5/14/chartex" xmlns:cx7="http://schemas.microsoft.com/office/drawing/2016/5/13/chartex" xmlns:cx6="http://schemas.microsoft.com/office/drawing/2016/5/12/chartex" xmlns:cx5="http://schemas.microsoft.com/office/drawing/2016/5/11/chartex" xmlns:cx4="http://schemas.microsoft.com/office/drawing/2016/5/10/chartex" xmlns:cx3="http://schemas.microsoft.com/office/drawing/2016/5/9/chartex" xmlns:cx2="http://schemas.microsoft.com/office/drawing/2015/10/21/chartex" xmlns:cx1="http://schemas.microsoft.com/office/drawing/2015/9/8/chartex">
             <w:pict>
               <v:group id="群組 156" o:spid="_x0000_s1038" style="position:absolute;margin-left:36.1pt;margin-top:126pt;width:541pt;height:27.35pt;z-index:251659264;mso-wrap-distance-left:0;mso-wrap-distance-right:0;mso-position-horizontal-relative:page;mso-position-vertical-relative:page" coordorigin="19106,36063" coordsize="68707,3473" o:gfxdata="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">
                 <v:group id="群組 5" o:spid="_x0000_s1039" style="position:absolute;left:19106;top:36063;width:68707;height:3473" coordsize="68707,3473" o:gfxdata="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">
@@ -3220,7 +3179,7 @@
                     </v:textbox>
                   </v:rect>
                   <v:shape id="Shape 4" o:spid="_x0000_s1041" type="#_x0000_t75" style="position:absolute;width:68707;height:3469;visibility:visible;mso-wrap-style:square" o:preferrelative="f" o:gfxdata="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">
-                    <v:imagedata r:id="rId14" o:title=""/>
+                    <v:imagedata r:id="rId16" o:title=""/>
                   </v:shape>
                   <v:rect id="矩形 8" o:spid="_x0000_s1042" style="position:absolute;width:68707;height:3473;visibility:visible;mso-wrap-style:square;v-text-anchor:top" o:gfxdata="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" filled="f" stroked="f">
                     <v:textbox inset="0,0,0,0">
@@ -3684,6 +3643,16 @@
                 <w:szCs w:val="26"/>
               </w:rPr>
             </w:pPr>
+            <w:r>
+              <w:rPr>
+                <w:rFonts w:ascii="標楷體" w:eastAsia="標楷體" w:hAnsi="標楷體" w:cs="Times New Roman" w:hint="eastAsia"/>
+                <w:color w:val="000000"/>
+                <w:sz w:val="26"/>
+                <w:szCs w:val="26"/>
+                <w:lang w:eastAsia="zh-TW"/>
+              </w:rPr>
+              <w:t>林郁璋</w:t>
+            </w:r>
           </w:p>
         </w:tc>
         <w:tc>
@@ -3706,6 +3675,16 @@
                 <w:szCs w:val="26"/>
               </w:rPr>
             </w:pPr>
+            <w:r>
+              <w:rPr>
+                <w:rFonts w:ascii="標楷體" w:eastAsia="標楷體" w:hAnsi="標楷體" w:cs="Times New Roman" w:hint="eastAsia"/>
+                <w:color w:val="000000"/>
+                <w:sz w:val="26"/>
+                <w:szCs w:val="26"/>
+                <w:lang w:eastAsia="zh-TW"/>
+              </w:rPr>
+              <w:t>2</w:t>
+            </w:r>
           </w:p>
         </w:tc>
         <w:tc>
@@ -3728,6 +3707,79 @@
                 <w:szCs w:val="26"/>
               </w:rPr>
             </w:pPr>
+            <w:r>
+              <w:rPr>
+                <w:rFonts w:ascii="標楷體" w:eastAsia="標楷體" w:hAnsi="標楷體" w:cs="Times New Roman"/>
+                <w:noProof/>
+                <w:color w:val="000000"/>
+                <w:sz w:val="26"/>
+                <w:szCs w:val="26"/>
+                <w:lang w:eastAsia="zh-TW"/>
+              </w:rPr>
+              <w:drawing>
+                <wp:inline distT="0" distB="0" distL="0" distR="0" wp14:anchorId="0916C76C" wp14:editId="49ED2FBC">
+                  <wp:extent cx="788035" cy="323850"/>
+                  <wp:effectExtent l="0" t="0" r="0" b="0"/>
+                  <wp:docPr id="29" name="圖片 29" descr="C:\Users\Daniel\AppData\Local\Microsoft\Windows\INetCache\Content.Word\IMG_0198.jpg"/>
+                  <wp:cNvGraphicFramePr>
+                    <a:graphicFrameLocks xmlns:a="http://schemas.openxmlformats.org/drawingml/2006/main" noChangeAspect="1"/>
+                  </wp:cNvGraphicFramePr>
+                  <a:graphic xmlns:a="http://schemas.openxmlformats.org/drawingml/2006/main">
+                    <a:graphicData uri="http://schemas.openxmlformats.org/drawingml/2006/picture">
+                      <pic:pic xmlns:pic="http://schemas.openxmlformats.org/drawingml/2006/picture">
+                        <pic:nvPicPr>
+                          <pic:cNvPr id="0" name="Picture 3" descr="C:\Users\Daniel\AppData\Local\Microsoft\Windows\INetCache\Content.Word\IMG_0198.jpg"/>
+                          <pic:cNvPicPr>
+                            <a:picLocks noChangeAspect="1" noChangeArrowheads="1"/>
+                          </pic:cNvPicPr>
+                        </pic:nvPicPr>
+                        <pic:blipFill rotWithShape="1">
+                          <a:blip r:embed="rId13" cstate="print">
+                            <a:extLst>
+                              <a:ext uri="{BEBA8EAE-BF5A-486C-A8C5-ECC9F3942E4B}">
+                                <a14:imgProps xmlns:a14="http://schemas.microsoft.com/office/drawing/2010/main">
+                                  <a14:imgLayer r:embed="rId14">
+                                    <a14:imgEffect>
+                                      <a14:sharpenSoften amount="100000"/>
+                                    </a14:imgEffect>
+                                    <a14:imgEffect>
+                                      <a14:brightnessContrast contrast="100000"/>
+                                    </a14:imgEffect>
+                                  </a14:imgLayer>
+                                </a14:imgProps>
+                              </a:ext>
+                              <a:ext uri="{28A0092B-C50C-407E-A947-70E740481C1C}">
+                                <a14:useLocalDpi xmlns:a14="http://schemas.microsoft.com/office/drawing/2010/main" val="0"/>
+                              </a:ext>
+                            </a:extLst>
+                          </a:blip>
+                          <a:srcRect l="23464" t="40336" r="30316" b="45378"/>
+                          <a:stretch/>
+                        </pic:blipFill>
+                        <pic:spPr bwMode="auto">
+                          <a:xfrm>
+                            <a:off x="0" y="0"/>
+                            <a:ext cx="788035" cy="323850"/>
+                          </a:xfrm>
+                          <a:prstGeom prst="rect">
+                            <a:avLst/>
+                          </a:prstGeom>
+                          <a:noFill/>
+                          <a:ln>
+                            <a:noFill/>
+                          </a:ln>
+                          <a:extLst>
+                            <a:ext uri="{53640926-AAD7-44D8-BBD7-CCE9431645EC}">
+                              <a14:shadowObscured xmlns:a14="http://schemas.microsoft.com/office/drawing/2010/main"/>
+                            </a:ext>
+                          </a:extLst>
+                        </pic:spPr>
+                      </pic:pic>
+                    </a:graphicData>
+                  </a:graphic>
+                </wp:inline>
+              </w:drawing>
+            </w:r>
           </w:p>
         </w:tc>
         <w:tc>
@@ -3753,6 +3805,26 @@
                 <w:szCs w:val="26"/>
               </w:rPr>
             </w:pPr>
+            <w:r>
+              <w:rPr>
+                <w:rFonts w:ascii="標楷體" w:eastAsia="標楷體" w:hAnsi="標楷體" w:cs="Times New Roman"/>
+                <w:color w:val="000000"/>
+                <w:sz w:val="26"/>
+                <w:szCs w:val="26"/>
+                <w:lang w:eastAsia="zh-TW"/>
+              </w:rPr>
+              <w:t>2024/10/2</w:t>
+            </w:r>
+            <w:r>
+              <w:rPr>
+                <w:rFonts w:ascii="標楷體" w:eastAsia="標楷體" w:hAnsi="標楷體" w:cs="Times New Roman" w:hint="eastAsia"/>
+                <w:color w:val="000000"/>
+                <w:sz w:val="26"/>
+                <w:szCs w:val="26"/>
+                <w:lang w:eastAsia="zh-TW"/>
+              </w:rPr>
+              <w:t>7</w:t>
+            </w:r>
           </w:p>
         </w:tc>
       </w:tr>
@@ -3963,7 +4035,7 @@
           <w:szCs w:val="26"/>
         </w:rPr>
         <w:sectPr>
-          <w:footerReference w:type="default" r:id="rId15"/>
+          <w:footerReference w:type="default" r:id="rId17"/>
           <w:pgSz w:w="12260" w:h="15850"/>
           <w:pgMar w:top="500" w:right="620" w:bottom="960" w:left="620" w:header="0" w:footer="777" w:gutter="0"/>
           <w:pgNumType w:start="1"/>
@@ -3985,7 +4057,6 @@
           <w:rFonts w:ascii="標楷體" w:eastAsia="標楷體" w:hAnsi="標楷體" w:cs="Times New Roman"/>
           <w:color w:val="0D0E10"/>
         </w:rPr>
-        <w:lastRenderedPageBreak/>
         <w:t>Table of contents</w:t>
       </w:r>
     </w:p>
@@ -4013,6 +4084,7 @@
           <w:color w:val="000000"/>
           <w:sz w:val="14"/>
           <w:szCs w:val="14"/>
+          <w:lang w:eastAsia="zh-TW"/>
         </w:rPr>
         <mc:AlternateContent>
           <mc:Choice Requires="wps">
@@ -4208,7 +4280,7 @@
               </wp:anchor>
             </w:drawing>
           </mc:Choice>
-          <mc:Fallback>
+          <mc:Fallback xmlns:w16cid="http://schemas.microsoft.com/office/word/2016/wordml/cid" xmlns:am3d="http://schemas.microsoft.com/office/drawing/2017/model3d" xmlns:aink="http://schemas.microsoft.com/office/drawing/2016/ink" xmlns:cx8="http://schemas.microsoft.com/office/drawing/2016/5/14/chartex" xmlns:cx7="http://schemas.microsoft.com/office/drawing/2016/5/13/chartex" xmlns:cx6="http://schemas.microsoft.com/office/drawing/2016/5/12/chartex" xmlns:cx5="http://schemas.microsoft.com/office/drawing/2016/5/11/chartex" xmlns:cx4="http://schemas.microsoft.com/office/drawing/2016/5/10/chartex" xmlns:cx3="http://schemas.microsoft.com/office/drawing/2016/5/9/chartex" xmlns:cx2="http://schemas.microsoft.com/office/drawing/2015/10/21/chartex" xmlns:cx1="http://schemas.microsoft.com/office/drawing/2015/9/8/chartex">
             <w:pict>
               <v:shapetype w14:anchorId="61037E8D" id="_x0000_t202" coordsize="21600,21600" o:spt="202" path="m,l,21600r21600,l21600,xe">
                 <v:stroke joinstyle="miter"/>
@@ -4364,6 +4436,7 @@
           <w:color w:val="000000"/>
           <w:sz w:val="14"/>
           <w:szCs w:val="14"/>
+          <w:lang w:eastAsia="zh-TW"/>
         </w:rPr>
         <mc:AlternateContent>
           <mc:Choice Requires="wps">
@@ -4504,7 +4577,7 @@
               </wp:anchor>
             </w:drawing>
           </mc:Choice>
-          <mc:Fallback>
+          <mc:Fallback xmlns:w16cid="http://schemas.microsoft.com/office/word/2016/wordml/cid" xmlns:am3d="http://schemas.microsoft.com/office/drawing/2017/model3d" xmlns:aink="http://schemas.microsoft.com/office/drawing/2016/ink" xmlns:cx8="http://schemas.microsoft.com/office/drawing/2016/5/14/chartex" xmlns:cx7="http://schemas.microsoft.com/office/drawing/2016/5/13/chartex" xmlns:cx6="http://schemas.microsoft.com/office/drawing/2016/5/12/chartex" xmlns:cx5="http://schemas.microsoft.com/office/drawing/2016/5/11/chartex" xmlns:cx4="http://schemas.microsoft.com/office/drawing/2016/5/10/chartex" xmlns:cx3="http://schemas.microsoft.com/office/drawing/2016/5/9/chartex" xmlns:cx2="http://schemas.microsoft.com/office/drawing/2015/10/21/chartex" xmlns:cx1="http://schemas.microsoft.com/office/drawing/2015/9/8/chartex">
             <w:pict>
               <v:shape w14:anchorId="66CC356C" id="_x0000_s1044" type="#_x0000_t202" style="position:absolute;margin-left:140.75pt;margin-top:256.5pt;width:279.75pt;height:93.75pt;z-index:251698687;visibility:visible;mso-wrap-style:square;mso-width-percent:0;mso-height-percent:0;mso-wrap-distance-left:9pt;mso-wrap-distance-top:3.6pt;mso-wrap-distance-right:9pt;mso-wrap-distance-bottom:3.6pt;mso-position-horizontal:absolute;mso-position-horizontal-relative:text;mso-position-vertical:absolute;mso-position-vertical-relative:text;mso-width-percent:0;mso-height-percent:0;mso-width-relative:margin;mso-height-relative:margin;v-text-anchor:top" o:gfxdata="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" stroked="f">
                 <v:textbox>
@@ -4601,6 +4674,7 @@
           <w:color w:val="000000"/>
           <w:sz w:val="14"/>
           <w:szCs w:val="14"/>
+          <w:lang w:eastAsia="zh-TW"/>
         </w:rPr>
         <mc:AlternateContent>
           <mc:Choice Requires="wps">
@@ -4659,7 +4733,7 @@
               </wp:anchor>
             </w:drawing>
           </mc:Choice>
-          <mc:Fallback>
+          <mc:Fallback xmlns:w16cid="http://schemas.microsoft.com/office/word/2016/wordml/cid" xmlns:am3d="http://schemas.microsoft.com/office/drawing/2017/model3d" xmlns:aink="http://schemas.microsoft.com/office/drawing/2016/ink" xmlns:cx8="http://schemas.microsoft.com/office/drawing/2016/5/14/chartex" xmlns:cx7="http://schemas.microsoft.com/office/drawing/2016/5/13/chartex" xmlns:cx6="http://schemas.microsoft.com/office/drawing/2016/5/12/chartex" xmlns:cx5="http://schemas.microsoft.com/office/drawing/2016/5/11/chartex" xmlns:cx4="http://schemas.microsoft.com/office/drawing/2016/5/10/chartex" xmlns:cx3="http://schemas.microsoft.com/office/drawing/2016/5/9/chartex" xmlns:cx2="http://schemas.microsoft.com/office/drawing/2015/10/21/chartex" xmlns:cx1="http://schemas.microsoft.com/office/drawing/2015/9/8/chartex">
             <w:pict>
               <v:line w14:anchorId="14004070" id="直線接點 208" o:spid="_x0000_s1026" style="position:absolute;z-index:251720704;visibility:visible;mso-wrap-style:square;mso-wrap-distance-left:9pt;mso-wrap-distance-top:0;mso-wrap-distance-right:9pt;mso-wrap-distance-bottom:0;mso-position-horizontal:absolute;mso-position-horizontal-relative:text;mso-position-vertical:absolute;mso-position-vertical-relative:text" from="97.75pt,350.25pt" to="497.75pt,350.25pt" o:gfxdata="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" strokecolor="#a5a5a5 [2092]"/>
             </w:pict>
@@ -4673,6 +4747,7 @@
           <w:color w:val="000000"/>
           <w:sz w:val="14"/>
           <w:szCs w:val="14"/>
+          <w:lang w:eastAsia="zh-TW"/>
         </w:rPr>
         <mc:AlternateContent>
           <mc:Choice Requires="wps">
@@ -4745,7 +4820,7 @@
               </wp:anchor>
             </w:drawing>
           </mc:Choice>
-          <mc:Fallback>
+          <mc:Fallback xmlns:w16cid="http://schemas.microsoft.com/office/word/2016/wordml/cid" xmlns:am3d="http://schemas.microsoft.com/office/drawing/2017/model3d" xmlns:aink="http://schemas.microsoft.com/office/drawing/2016/ink" xmlns:cx8="http://schemas.microsoft.com/office/drawing/2016/5/14/chartex" xmlns:cx7="http://schemas.microsoft.com/office/drawing/2016/5/13/chartex" xmlns:cx6="http://schemas.microsoft.com/office/drawing/2016/5/12/chartex" xmlns:cx5="http://schemas.microsoft.com/office/drawing/2016/5/11/chartex" xmlns:cx4="http://schemas.microsoft.com/office/drawing/2016/5/10/chartex" xmlns:cx3="http://schemas.microsoft.com/office/drawing/2016/5/9/chartex" xmlns:cx2="http://schemas.microsoft.com/office/drawing/2015/10/21/chartex" xmlns:cx1="http://schemas.microsoft.com/office/drawing/2015/9/8/chartex">
             <w:pict>
               <v:oval w14:anchorId="6D153D84" id="橢圓 206" o:spid="_x0000_s1026" style="position:absolute;margin-left:110pt;margin-top:366pt;width:16.7pt;height:16.5pt;z-index:251718655;visibility:visible;mso-wrap-style:square;mso-width-percent:0;mso-height-percent:0;mso-wrap-distance-left:9pt;mso-wrap-distance-top:0;mso-wrap-distance-right:9pt;mso-wrap-distance-bottom:0;mso-position-horizontal:absolute;mso-position-horizontal-relative:text;mso-position-vertical:absolute;mso-position-vertical-relative:text;mso-width-percent:0;mso-height-percent:0;mso-width-relative:margin;mso-height-relative:margin;v-text-anchor:middle" o:gfxdata="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" fillcolor="#5f497a [2407]" stroked="f" strokeweight="2pt"/>
             </w:pict>
@@ -4759,6 +4834,7 @@
           <w:color w:val="000000"/>
           <w:sz w:val="14"/>
           <w:szCs w:val="14"/>
+          <w:lang w:eastAsia="zh-TW"/>
         </w:rPr>
         <mc:AlternateContent>
           <mc:Choice Requires="wps">
@@ -4834,7 +4910,7 @@
               </wp:anchor>
             </w:drawing>
           </mc:Choice>
-          <mc:Fallback>
+          <mc:Fallback xmlns:w16cid="http://schemas.microsoft.com/office/word/2016/wordml/cid" xmlns:am3d="http://schemas.microsoft.com/office/drawing/2017/model3d" xmlns:aink="http://schemas.microsoft.com/office/drawing/2016/ink" xmlns:cx8="http://schemas.microsoft.com/office/drawing/2016/5/14/chartex" xmlns:cx7="http://schemas.microsoft.com/office/drawing/2016/5/13/chartex" xmlns:cx6="http://schemas.microsoft.com/office/drawing/2016/5/12/chartex" xmlns:cx5="http://schemas.microsoft.com/office/drawing/2016/5/11/chartex" xmlns:cx4="http://schemas.microsoft.com/office/drawing/2016/5/10/chartex" xmlns:cx3="http://schemas.microsoft.com/office/drawing/2016/5/9/chartex" xmlns:cx2="http://schemas.microsoft.com/office/drawing/2015/10/21/chartex" xmlns:cx1="http://schemas.microsoft.com/office/drawing/2015/9/8/chartex">
             <w:pict>
               <v:shape w14:anchorId="48814814" id="_x0000_s1045" type="#_x0000_t202" style="position:absolute;margin-left:108.7pt;margin-top:104.5pt;width:24pt;height:110.6pt;z-index:251704320;visibility:visible;mso-wrap-style:square;mso-width-percent:0;mso-height-percent:200;mso-wrap-distance-left:9pt;mso-wrap-distance-top:3.6pt;mso-wrap-distance-right:9pt;mso-wrap-distance-bottom:3.6pt;mso-position-horizontal:absolute;mso-position-horizontal-relative:text;mso-position-vertical:absolute;mso-position-vertical-relative:text;mso-width-percent:0;mso-height-percent:200;mso-width-relative:margin;mso-height-relative:margin;v-text-anchor:top" o:gfxdata="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" filled="f" stroked="f">
                 <v:textbox style="mso-fit-shape-to-text:t">
@@ -4868,6 +4944,7 @@
           <w:color w:val="000000"/>
           <w:sz w:val="14"/>
           <w:szCs w:val="14"/>
+          <w:lang w:eastAsia="zh-TW"/>
         </w:rPr>
         <mc:AlternateContent>
           <mc:Choice Requires="wps">
@@ -4943,7 +5020,7 @@
               </wp:anchor>
             </w:drawing>
           </mc:Choice>
-          <mc:Fallback>
+          <mc:Fallback xmlns:w16cid="http://schemas.microsoft.com/office/word/2016/wordml/cid" xmlns:am3d="http://schemas.microsoft.com/office/drawing/2017/model3d" xmlns:aink="http://schemas.microsoft.com/office/drawing/2016/ink" xmlns:cx8="http://schemas.microsoft.com/office/drawing/2016/5/14/chartex" xmlns:cx7="http://schemas.microsoft.com/office/drawing/2016/5/13/chartex" xmlns:cx6="http://schemas.microsoft.com/office/drawing/2016/5/12/chartex" xmlns:cx5="http://schemas.microsoft.com/office/drawing/2016/5/11/chartex" xmlns:cx4="http://schemas.microsoft.com/office/drawing/2016/5/10/chartex" xmlns:cx3="http://schemas.microsoft.com/office/drawing/2016/5/9/chartex" xmlns:cx2="http://schemas.microsoft.com/office/drawing/2015/10/21/chartex" xmlns:cx1="http://schemas.microsoft.com/office/drawing/2015/9/8/chartex">
             <w:pict>
               <v:shape w14:anchorId="72435DCF" id="_x0000_s1046" type="#_x0000_t202" style="position:absolute;margin-left:107.75pt;margin-top:366pt;width:24pt;height:110.6pt;z-index:251719680;visibility:visible;mso-wrap-style:square;mso-width-percent:0;mso-height-percent:200;mso-wrap-distance-left:9pt;mso-wrap-distance-top:3.6pt;mso-wrap-distance-right:9pt;mso-wrap-distance-bottom:3.6pt;mso-position-horizontal:absolute;mso-position-horizontal-relative:text;mso-position-vertical:absolute;mso-position-vertical-relative:text;mso-width-percent:0;mso-height-percent:200;mso-width-relative:margin;mso-height-relative:margin;v-text-anchor:top" o:gfxdata="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" filled="f" stroked="f">
                 <v:textbox style="mso-fit-shape-to-text:t">
@@ -4977,6 +5054,7 @@
           <w:color w:val="000000"/>
           <w:sz w:val="14"/>
           <w:szCs w:val="14"/>
+          <w:lang w:eastAsia="zh-TW"/>
         </w:rPr>
         <mc:AlternateContent>
           <mc:Choice Requires="wps">
@@ -5043,7 +5121,7 @@
               </wp:anchor>
             </w:drawing>
           </mc:Choice>
-          <mc:Fallback>
+          <mc:Fallback xmlns:w16cid="http://schemas.microsoft.com/office/word/2016/wordml/cid" xmlns:am3d="http://schemas.microsoft.com/office/drawing/2017/model3d" xmlns:aink="http://schemas.microsoft.com/office/drawing/2016/ink" xmlns:cx8="http://schemas.microsoft.com/office/drawing/2016/5/14/chartex" xmlns:cx7="http://schemas.microsoft.com/office/drawing/2016/5/13/chartex" xmlns:cx6="http://schemas.microsoft.com/office/drawing/2016/5/12/chartex" xmlns:cx5="http://schemas.microsoft.com/office/drawing/2016/5/11/chartex" xmlns:cx4="http://schemas.microsoft.com/office/drawing/2016/5/10/chartex" xmlns:cx3="http://schemas.microsoft.com/office/drawing/2016/5/9/chartex" xmlns:cx2="http://schemas.microsoft.com/office/drawing/2015/10/21/chartex" xmlns:cx1="http://schemas.microsoft.com/office/drawing/2015/9/8/chartex">
             <w:pict>
               <v:oval w14:anchorId="1F211ACC" id="橢圓 190" o:spid="_x0000_s1026" style="position:absolute;margin-left:110pt;margin-top:265.5pt;width:19.5pt;height:21pt;z-index:251715584;visibility:visible;mso-wrap-style:square;mso-wrap-distance-left:9pt;mso-wrap-distance-top:0;mso-wrap-distance-right:9pt;mso-wrap-distance-bottom:0;mso-position-horizontal:absolute;mso-position-horizontal-relative:text;mso-position-vertical:absolute;mso-position-vertical-relative:text;v-text-anchor:middle" o:gfxdata="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" fillcolor="#943634 [2405]" stroked="f" strokeweight="2pt"/>
             </w:pict>
@@ -5057,6 +5135,7 @@
           <w:color w:val="000000"/>
           <w:sz w:val="14"/>
           <w:szCs w:val="14"/>
+          <w:lang w:eastAsia="zh-TW"/>
         </w:rPr>
         <mc:AlternateContent>
           <mc:Choice Requires="wps">
@@ -5132,7 +5211,7 @@
               </wp:anchor>
             </w:drawing>
           </mc:Choice>
-          <mc:Fallback>
+          <mc:Fallback xmlns:w16cid="http://schemas.microsoft.com/office/word/2016/wordml/cid" xmlns:am3d="http://schemas.microsoft.com/office/drawing/2017/model3d" xmlns:aink="http://schemas.microsoft.com/office/drawing/2016/ink" xmlns:cx8="http://schemas.microsoft.com/office/drawing/2016/5/14/chartex" xmlns:cx7="http://schemas.microsoft.com/office/drawing/2016/5/13/chartex" xmlns:cx6="http://schemas.microsoft.com/office/drawing/2016/5/12/chartex" xmlns:cx5="http://schemas.microsoft.com/office/drawing/2016/5/11/chartex" xmlns:cx4="http://schemas.microsoft.com/office/drawing/2016/5/10/chartex" xmlns:cx3="http://schemas.microsoft.com/office/drawing/2016/5/9/chartex" xmlns:cx2="http://schemas.microsoft.com/office/drawing/2015/10/21/chartex" xmlns:cx1="http://schemas.microsoft.com/office/drawing/2015/9/8/chartex">
             <w:pict>
               <v:shape w14:anchorId="0E53C5A6" id="_x0000_s1047" type="#_x0000_t202" style="position:absolute;margin-left:110pt;margin-top:265.5pt;width:24pt;height:110.6pt;z-index:251717632;visibility:visible;mso-wrap-style:square;mso-width-percent:0;mso-height-percent:200;mso-wrap-distance-left:9pt;mso-wrap-distance-top:3.6pt;mso-wrap-distance-right:9pt;mso-wrap-distance-bottom:3.6pt;mso-position-horizontal:absolute;mso-position-horizontal-relative:text;mso-position-vertical:absolute;mso-position-vertical-relative:text;mso-width-percent:0;mso-height-percent:200;mso-width-relative:margin;mso-height-relative:margin;v-text-anchor:top" o:gfxdata="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" filled="f" stroked="f">
                 <v:textbox style="mso-fit-shape-to-text:t">
@@ -5166,6 +5245,7 @@
           <w:color w:val="000000"/>
           <w:sz w:val="14"/>
           <w:szCs w:val="14"/>
+          <w:lang w:eastAsia="zh-TW"/>
         </w:rPr>
         <mc:AlternateContent>
           <mc:Choice Requires="wps">
@@ -5224,7 +5304,7 @@
               </wp:anchor>
             </w:drawing>
           </mc:Choice>
-          <mc:Fallback>
+          <mc:Fallback xmlns:w16cid="http://schemas.microsoft.com/office/word/2016/wordml/cid" xmlns:am3d="http://schemas.microsoft.com/office/drawing/2017/model3d" xmlns:aink="http://schemas.microsoft.com/office/drawing/2016/ink" xmlns:cx8="http://schemas.microsoft.com/office/drawing/2016/5/14/chartex" xmlns:cx7="http://schemas.microsoft.com/office/drawing/2016/5/13/chartex" xmlns:cx6="http://schemas.microsoft.com/office/drawing/2016/5/12/chartex" xmlns:cx5="http://schemas.microsoft.com/office/drawing/2016/5/11/chartex" xmlns:cx4="http://schemas.microsoft.com/office/drawing/2016/5/10/chartex" xmlns:cx3="http://schemas.microsoft.com/office/drawing/2016/5/9/chartex" xmlns:cx2="http://schemas.microsoft.com/office/drawing/2015/10/21/chartex" xmlns:cx1="http://schemas.microsoft.com/office/drawing/2015/9/8/chartex">
             <w:pict>
               <v:line w14:anchorId="6A25C49B" id="直線接點 188" o:spid="_x0000_s1026" style="position:absolute;z-index:251714560;visibility:visible;mso-wrap-style:square;mso-wrap-distance-left:9pt;mso-wrap-distance-top:0;mso-wrap-distance-right:9pt;mso-wrap-distance-bottom:0;mso-position-horizontal:absolute;mso-position-horizontal-relative:text;mso-position-vertical:absolute;mso-position-vertical-relative:text" from="92.75pt,250.5pt" to="497.75pt,250.5pt" o:gfxdata="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" strokecolor="#a5a5a5 [2092]"/>
             </w:pict>
@@ -5238,6 +5318,7 @@
           <w:color w:val="000000"/>
           <w:sz w:val="14"/>
           <w:szCs w:val="14"/>
+          <w:lang w:eastAsia="zh-TW"/>
         </w:rPr>
         <mc:AlternateContent>
           <mc:Choice Requires="wps">
@@ -5315,7 +5396,7 @@
               </wp:anchor>
             </w:drawing>
           </mc:Choice>
-          <mc:Fallback>
+          <mc:Fallback xmlns:w16cid="http://schemas.microsoft.com/office/word/2016/wordml/cid" xmlns:am3d="http://schemas.microsoft.com/office/drawing/2017/model3d" xmlns:aink="http://schemas.microsoft.com/office/drawing/2016/ink" xmlns:cx8="http://schemas.microsoft.com/office/drawing/2016/5/14/chartex" xmlns:cx7="http://schemas.microsoft.com/office/drawing/2016/5/13/chartex" xmlns:cx6="http://schemas.microsoft.com/office/drawing/2016/5/12/chartex" xmlns:cx5="http://schemas.microsoft.com/office/drawing/2016/5/11/chartex" xmlns:cx4="http://schemas.microsoft.com/office/drawing/2016/5/10/chartex" xmlns:cx3="http://schemas.microsoft.com/office/drawing/2016/5/9/chartex" xmlns:cx2="http://schemas.microsoft.com/office/drawing/2015/10/21/chartex" xmlns:cx1="http://schemas.microsoft.com/office/drawing/2015/9/8/chartex">
             <w:pict>
               <v:shape w14:anchorId="28147B82" id="_x0000_s1048" type="#_x0000_t202" style="position:absolute;margin-left:64.25pt;margin-top:217.4pt;width:243pt;height:110.6pt;z-index:251713536;visibility:visible;mso-wrap-style:square;mso-width-percent:0;mso-height-percent:200;mso-wrap-distance-left:9pt;mso-wrap-distance-top:3.6pt;mso-wrap-distance-right:9pt;mso-wrap-distance-bottom:3.6pt;mso-position-horizontal:absolute;mso-position-horizontal-relative:text;mso-position-vertical:absolute;mso-position-vertical-relative:text;mso-width-percent:0;mso-height-percent:200;mso-width-relative:margin;mso-height-relative:margin;v-text-anchor:top" o:gfxdata="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" filled="f" stroked="f">
                 <v:textbox style="mso-fit-shape-to-text:t">
@@ -5351,6 +5432,7 @@
           <w:color w:val="000000"/>
           <w:sz w:val="14"/>
           <w:szCs w:val="14"/>
+          <w:lang w:eastAsia="zh-TW"/>
         </w:rPr>
         <mc:AlternateContent>
           <mc:Choice Requires="wps">
@@ -5426,7 +5508,7 @@
               </wp:anchor>
             </w:drawing>
           </mc:Choice>
-          <mc:Fallback>
+          <mc:Fallback xmlns:w16cid="http://schemas.microsoft.com/office/word/2016/wordml/cid" xmlns:am3d="http://schemas.microsoft.com/office/drawing/2017/model3d" xmlns:aink="http://schemas.microsoft.com/office/drawing/2016/ink" xmlns:cx8="http://schemas.microsoft.com/office/drawing/2016/5/14/chartex" xmlns:cx7="http://schemas.microsoft.com/office/drawing/2016/5/13/chartex" xmlns:cx6="http://schemas.microsoft.com/office/drawing/2016/5/12/chartex" xmlns:cx5="http://schemas.microsoft.com/office/drawing/2016/5/11/chartex" xmlns:cx4="http://schemas.microsoft.com/office/drawing/2016/5/10/chartex" xmlns:cx3="http://schemas.microsoft.com/office/drawing/2016/5/9/chartex" xmlns:cx2="http://schemas.microsoft.com/office/drawing/2015/10/21/chartex" xmlns:cx1="http://schemas.microsoft.com/office/drawing/2015/9/8/chartex">
             <w:pict>
               <v:shape w14:anchorId="5170650C" id="_x0000_s1049" type="#_x0000_t202" style="position:absolute;margin-left:110pt;margin-top:222pt;width:24pt;height:110.6pt;z-index:251711488;visibility:visible;mso-wrap-style:square;mso-width-percent:0;mso-height-percent:200;mso-wrap-distance-left:9pt;mso-wrap-distance-top:3.6pt;mso-wrap-distance-right:9pt;mso-wrap-distance-bottom:3.6pt;mso-position-horizontal:absolute;mso-position-horizontal-relative:text;mso-position-vertical:absolute;mso-position-vertical-relative:text;mso-width-percent:0;mso-height-percent:200;mso-width-relative:margin;mso-height-relative:margin;v-text-anchor:top" o:gfxdata="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" filled="f" stroked="f">
                 <v:textbox style="mso-fit-shape-to-text:t">
@@ -5460,6 +5542,7 @@
           <w:color w:val="000000"/>
           <w:sz w:val="14"/>
           <w:szCs w:val="14"/>
+          <w:lang w:eastAsia="zh-TW"/>
         </w:rPr>
         <mc:AlternateContent>
           <mc:Choice Requires="wps">
@@ -5524,7 +5607,7 @@
               </wp:anchor>
             </w:drawing>
           </mc:Choice>
-          <mc:Fallback>
+          <mc:Fallback xmlns:w16cid="http://schemas.microsoft.com/office/word/2016/wordml/cid" xmlns:am3d="http://schemas.microsoft.com/office/drawing/2017/model3d" xmlns:aink="http://schemas.microsoft.com/office/drawing/2016/ink" xmlns:cx8="http://schemas.microsoft.com/office/drawing/2016/5/14/chartex" xmlns:cx7="http://schemas.microsoft.com/office/drawing/2016/5/13/chartex" xmlns:cx6="http://schemas.microsoft.com/office/drawing/2016/5/12/chartex" xmlns:cx5="http://schemas.microsoft.com/office/drawing/2016/5/11/chartex" xmlns:cx4="http://schemas.microsoft.com/office/drawing/2016/5/10/chartex" xmlns:cx3="http://schemas.microsoft.com/office/drawing/2016/5/9/chartex" xmlns:cx2="http://schemas.microsoft.com/office/drawing/2015/10/21/chartex" xmlns:cx1="http://schemas.microsoft.com/office/drawing/2015/9/8/chartex">
             <w:pict>
               <v:oval w14:anchorId="5B4DA89A" id="橢圓 182" o:spid="_x0000_s1026" style="position:absolute;margin-left:110pt;margin-top:222pt;width:19.5pt;height:19.5pt;z-index:251710464;visibility:visible;mso-wrap-style:square;mso-wrap-distance-left:9pt;mso-wrap-distance-top:0;mso-wrap-distance-right:9pt;mso-wrap-distance-bottom:0;mso-position-horizontal:absolute;mso-position-horizontal-relative:text;mso-position-vertical:absolute;mso-position-vertical-relative:text;v-text-anchor:middle" o:gfxdata="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" fillcolor="#ffc000" stroked="f" strokeweight="2pt"/>
             </w:pict>
@@ -5538,6 +5621,7 @@
           <w:color w:val="000000"/>
           <w:sz w:val="14"/>
           <w:szCs w:val="14"/>
+          <w:lang w:eastAsia="zh-TW"/>
         </w:rPr>
         <mc:AlternateContent>
           <mc:Choice Requires="wps">
@@ -5596,7 +5680,7 @@
               </wp:anchor>
             </w:drawing>
           </mc:Choice>
-          <mc:Fallback>
+          <mc:Fallback xmlns:w16cid="http://schemas.microsoft.com/office/word/2016/wordml/cid" xmlns:am3d="http://schemas.microsoft.com/office/drawing/2017/model3d" xmlns:aink="http://schemas.microsoft.com/office/drawing/2016/ink" xmlns:cx8="http://schemas.microsoft.com/office/drawing/2016/5/14/chartex" xmlns:cx7="http://schemas.microsoft.com/office/drawing/2016/5/13/chartex" xmlns:cx6="http://schemas.microsoft.com/office/drawing/2016/5/12/chartex" xmlns:cx5="http://schemas.microsoft.com/office/drawing/2016/5/11/chartex" xmlns:cx4="http://schemas.microsoft.com/office/drawing/2016/5/10/chartex" xmlns:cx3="http://schemas.microsoft.com/office/drawing/2016/5/9/chartex" xmlns:cx2="http://schemas.microsoft.com/office/drawing/2015/10/21/chartex" xmlns:cx1="http://schemas.microsoft.com/office/drawing/2015/9/8/chartex">
             <w:pict>
               <v:line w14:anchorId="208DCBA3" id="直線接點 179" o:spid="_x0000_s1026" style="position:absolute;z-index:251707392;visibility:visible;mso-wrap-style:square;mso-wrap-distance-left:9pt;mso-wrap-distance-top:0;mso-wrap-distance-right:9pt;mso-wrap-distance-bottom:0;mso-position-horizontal:absolute;mso-position-horizontal-relative:text;mso-position-vertical:absolute;mso-position-vertical-relative:text" from="92.75pt,212.55pt" to="497.75pt,212.55pt" o:gfxdata="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" strokecolor="#a5a5a5 [2092]"/>
             </w:pict>
@@ -5610,6 +5694,7 @@
           <w:color w:val="000000"/>
           <w:sz w:val="14"/>
           <w:szCs w:val="14"/>
+          <w:lang w:eastAsia="zh-TW"/>
         </w:rPr>
         <mc:AlternateContent>
           <mc:Choice Requires="wps">
@@ -5687,7 +5772,7 @@
               </wp:anchor>
             </w:drawing>
           </mc:Choice>
-          <mc:Fallback>
+          <mc:Fallback xmlns:w16cid="http://schemas.microsoft.com/office/word/2016/wordml/cid" xmlns:am3d="http://schemas.microsoft.com/office/drawing/2017/model3d" xmlns:aink="http://schemas.microsoft.com/office/drawing/2016/ink" xmlns:cx8="http://schemas.microsoft.com/office/drawing/2016/5/14/chartex" xmlns:cx7="http://schemas.microsoft.com/office/drawing/2016/5/13/chartex" xmlns:cx6="http://schemas.microsoft.com/office/drawing/2016/5/12/chartex" xmlns:cx5="http://schemas.microsoft.com/office/drawing/2016/5/11/chartex" xmlns:cx4="http://schemas.microsoft.com/office/drawing/2016/5/10/chartex" xmlns:cx3="http://schemas.microsoft.com/office/drawing/2016/5/9/chartex" xmlns:cx2="http://schemas.microsoft.com/office/drawing/2015/10/21/chartex" xmlns:cx1="http://schemas.microsoft.com/office/drawing/2015/9/8/chartex">
             <w:pict>
               <v:shape w14:anchorId="5C3713CB" id="_x0000_s1050" type="#_x0000_t202" style="position:absolute;margin-left:64.35pt;margin-top:67.5pt;width:243pt;height:110.6pt;z-index:251706368;visibility:visible;mso-wrap-style:square;mso-width-percent:0;mso-height-percent:200;mso-wrap-distance-left:9pt;mso-wrap-distance-top:3.6pt;mso-wrap-distance-right:9pt;mso-wrap-distance-bottom:3.6pt;mso-position-horizontal:absolute;mso-position-horizontal-relative:text;mso-position-vertical:absolute;mso-position-vertical-relative:text;mso-width-percent:0;mso-height-percent:200;mso-width-relative:margin;mso-height-relative:margin;v-text-anchor:top" o:gfxdata="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" filled="f" stroked="f">
                 <v:textbox style="mso-fit-shape-to-text:t">
@@ -5723,6 +5808,7 @@
           <w:color w:val="000000"/>
           <w:sz w:val="14"/>
           <w:szCs w:val="14"/>
+          <w:lang w:eastAsia="zh-TW"/>
         </w:rPr>
         <mc:AlternateContent>
           <mc:Choice Requires="wps">
@@ -5897,7 +5983,7 @@
               </wp:anchor>
             </w:drawing>
           </mc:Choice>
-          <mc:Fallback>
+          <mc:Fallback xmlns:w16cid="http://schemas.microsoft.com/office/word/2016/wordml/cid" xmlns:am3d="http://schemas.microsoft.com/office/drawing/2017/model3d" xmlns:aink="http://schemas.microsoft.com/office/drawing/2016/ink" xmlns:cx8="http://schemas.microsoft.com/office/drawing/2016/5/14/chartex" xmlns:cx7="http://schemas.microsoft.com/office/drawing/2016/5/13/chartex" xmlns:cx6="http://schemas.microsoft.com/office/drawing/2016/5/12/chartex" xmlns:cx5="http://schemas.microsoft.com/office/drawing/2016/5/11/chartex" xmlns:cx4="http://schemas.microsoft.com/office/drawing/2016/5/10/chartex" xmlns:cx3="http://schemas.microsoft.com/office/drawing/2016/5/9/chartex" xmlns:cx2="http://schemas.microsoft.com/office/drawing/2015/10/21/chartex" xmlns:cx1="http://schemas.microsoft.com/office/drawing/2015/9/8/chartex">
             <w:pict>
               <v:shape id="_x0000_s1051" type="#_x0000_t202" style="position:absolute;margin-left:140.75pt;margin-top:108.45pt;width:293pt;height:110.6pt;z-index:251698176;visibility:visible;mso-wrap-style:square;mso-width-percent:0;mso-height-percent:200;mso-wrap-distance-left:9pt;mso-wrap-distance-top:3.6pt;mso-wrap-distance-right:9pt;mso-wrap-distance-bottom:3.6pt;mso-position-horizontal:absolute;mso-position-horizontal-relative:text;mso-position-vertical:absolute;mso-position-vertical-relative:text;mso-width-percent:0;mso-height-percent:200;mso-width-relative:margin;mso-height-relative:margin;v-text-anchor:top" o:gfxdata="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" stroked="f">
                 <v:textbox style="mso-fit-shape-to-text:t">
@@ -6028,6 +6114,7 @@
           <w:color w:val="000000"/>
           <w:sz w:val="14"/>
           <w:szCs w:val="14"/>
+          <w:lang w:eastAsia="zh-TW"/>
         </w:rPr>
         <mc:AlternateContent>
           <mc:Choice Requires="wps">
@@ -6100,7 +6187,7 @@
               </wp:anchor>
             </w:drawing>
           </mc:Choice>
-          <mc:Fallback>
+          <mc:Fallback xmlns:w16cid="http://schemas.microsoft.com/office/word/2016/wordml/cid" xmlns:am3d="http://schemas.microsoft.com/office/drawing/2017/model3d" xmlns:aink="http://schemas.microsoft.com/office/drawing/2016/ink" xmlns:cx8="http://schemas.microsoft.com/office/drawing/2016/5/14/chartex" xmlns:cx7="http://schemas.microsoft.com/office/drawing/2016/5/13/chartex" xmlns:cx6="http://schemas.microsoft.com/office/drawing/2016/5/12/chartex" xmlns:cx5="http://schemas.microsoft.com/office/drawing/2016/5/11/chartex" xmlns:cx4="http://schemas.microsoft.com/office/drawing/2016/5/10/chartex" xmlns:cx3="http://schemas.microsoft.com/office/drawing/2016/5/9/chartex" xmlns:cx2="http://schemas.microsoft.com/office/drawing/2015/10/21/chartex" xmlns:cx1="http://schemas.microsoft.com/office/drawing/2015/9/8/chartex">
             <w:pict>
               <v:oval w14:anchorId="2FB5D399" id="橢圓 125" o:spid="_x0000_s1026" style="position:absolute;margin-left:110pt;margin-top:109pt;width:16.7pt;height:16.5pt;z-index:251702272;visibility:visible;mso-wrap-style:square;mso-width-percent:0;mso-height-percent:0;mso-wrap-distance-left:9pt;mso-wrap-distance-top:0;mso-wrap-distance-right:9pt;mso-wrap-distance-bottom:0;mso-position-horizontal:absolute;mso-position-horizontal-relative:text;mso-position-vertical:absolute;mso-position-vertical-relative:text;mso-width-percent:0;mso-height-percent:0;mso-width-relative:margin;mso-height-relative:margin;v-text-anchor:middle" o:gfxdata="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" fillcolor="#5f497a [2407]" stroked="f" strokeweight="2pt"/>
             </w:pict>
@@ -6114,6 +6201,7 @@
           <w:color w:val="000000"/>
           <w:sz w:val="14"/>
           <w:szCs w:val="14"/>
+          <w:lang w:eastAsia="zh-TW"/>
         </w:rPr>
         <mc:AlternateContent>
           <mc:Choice Requires="wps">
@@ -6178,7 +6266,7 @@
               </wp:anchor>
             </w:drawing>
           </mc:Choice>
-          <mc:Fallback>
+          <mc:Fallback xmlns:w16cid="http://schemas.microsoft.com/office/word/2016/wordml/cid" xmlns:am3d="http://schemas.microsoft.com/office/drawing/2017/model3d" xmlns:aink="http://schemas.microsoft.com/office/drawing/2016/ink" xmlns:cx8="http://schemas.microsoft.com/office/drawing/2016/5/14/chartex" xmlns:cx7="http://schemas.microsoft.com/office/drawing/2016/5/13/chartex" xmlns:cx6="http://schemas.microsoft.com/office/drawing/2016/5/12/chartex" xmlns:cx5="http://schemas.microsoft.com/office/drawing/2016/5/11/chartex" xmlns:cx4="http://schemas.microsoft.com/office/drawing/2016/5/10/chartex" xmlns:cx3="http://schemas.microsoft.com/office/drawing/2016/5/9/chartex" xmlns:cx2="http://schemas.microsoft.com/office/drawing/2015/10/21/chartex" xmlns:cx1="http://schemas.microsoft.com/office/drawing/2015/9/8/chartex">
             <w:pict>
               <v:oval w14:anchorId="40266876" id="橢圓 230" o:spid="_x0000_s1026" style="position:absolute;margin-left:109.95pt;margin-top:69.45pt;width:16.75pt;height:17.6pt;z-index:251696128;visibility:visible;mso-wrap-style:square;mso-wrap-distance-left:9pt;mso-wrap-distance-top:0;mso-wrap-distance-right:9pt;mso-wrap-distance-bottom:0;mso-position-horizontal:absolute;mso-position-horizontal-relative:text;mso-position-vertical:absolute;mso-position-vertical-relative:text;v-text-anchor:middle" o:gfxdata="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" fillcolor="#c0504d [3205]" stroked="f" strokeweight="2pt"/>
             </w:pict>
@@ -6192,6 +6280,7 @@
           <w:color w:val="000000"/>
           <w:sz w:val="14"/>
           <w:szCs w:val="14"/>
+          <w:lang w:eastAsia="zh-TW"/>
         </w:rPr>
         <mc:AlternateContent>
           <mc:Choice Requires="wps">
@@ -6267,7 +6356,7 @@
               </wp:anchor>
             </w:drawing>
           </mc:Choice>
-          <mc:Fallback>
+          <mc:Fallback xmlns:w16cid="http://schemas.microsoft.com/office/word/2016/wordml/cid" xmlns:am3d="http://schemas.microsoft.com/office/drawing/2017/model3d" xmlns:aink="http://schemas.microsoft.com/office/drawing/2016/ink" xmlns:cx8="http://schemas.microsoft.com/office/drawing/2016/5/14/chartex" xmlns:cx7="http://schemas.microsoft.com/office/drawing/2016/5/13/chartex" xmlns:cx6="http://schemas.microsoft.com/office/drawing/2016/5/12/chartex" xmlns:cx5="http://schemas.microsoft.com/office/drawing/2016/5/11/chartex" xmlns:cx4="http://schemas.microsoft.com/office/drawing/2016/5/10/chartex" xmlns:cx3="http://schemas.microsoft.com/office/drawing/2016/5/9/chartex" xmlns:cx2="http://schemas.microsoft.com/office/drawing/2015/10/21/chartex" xmlns:cx1="http://schemas.microsoft.com/office/drawing/2015/9/8/chartex">
             <w:pict>
               <v:shape id="_x0000_s1052" type="#_x0000_t202" style="position:absolute;margin-left:107.75pt;margin-top:67.75pt;width:24pt;height:110.6pt;z-index:251701248;visibility:visible;mso-wrap-style:square;mso-width-percent:0;mso-height-percent:200;mso-wrap-distance-left:9pt;mso-wrap-distance-top:3.6pt;mso-wrap-distance-right:9pt;mso-wrap-distance-bottom:3.6pt;mso-position-horizontal:absolute;mso-position-horizontal-relative:text;mso-position-vertical:absolute;mso-position-vertical-relative:text;mso-width-percent:0;mso-height-percent:200;mso-width-relative:margin;mso-height-relative:margin;v-text-anchor:top" o:gfxdata="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" filled="f" stroked="f">
                 <v:textbox style="mso-fit-shape-to-text:t">
@@ -6301,6 +6390,7 @@
           <w:color w:val="000000"/>
           <w:sz w:val="14"/>
           <w:szCs w:val="14"/>
+          <w:lang w:eastAsia="zh-TW"/>
         </w:rPr>
         <mc:AlternateContent>
           <mc:Choice Requires="wps">
@@ -6359,7 +6449,7 @@
               </wp:anchor>
             </w:drawing>
           </mc:Choice>
-          <mc:Fallback>
+          <mc:Fallback xmlns:w16cid="http://schemas.microsoft.com/office/word/2016/wordml/cid" xmlns:am3d="http://schemas.microsoft.com/office/drawing/2017/model3d" xmlns:aink="http://schemas.microsoft.com/office/drawing/2016/ink" xmlns:cx8="http://schemas.microsoft.com/office/drawing/2016/5/14/chartex" xmlns:cx7="http://schemas.microsoft.com/office/drawing/2016/5/13/chartex" xmlns:cx6="http://schemas.microsoft.com/office/drawing/2016/5/12/chartex" xmlns:cx5="http://schemas.microsoft.com/office/drawing/2016/5/11/chartex" xmlns:cx4="http://schemas.microsoft.com/office/drawing/2016/5/10/chartex" xmlns:cx3="http://schemas.microsoft.com/office/drawing/2016/5/9/chartex" xmlns:cx2="http://schemas.microsoft.com/office/drawing/2015/10/21/chartex" xmlns:cx1="http://schemas.microsoft.com/office/drawing/2015/9/8/chartex">
             <w:pict>
               <v:line w14:anchorId="16BFAF9A" id="直線接點 232" o:spid="_x0000_s1026" style="position:absolute;z-index:251699200;visibility:visible;mso-wrap-style:square;mso-wrap-distance-left:9pt;mso-wrap-distance-top:0;mso-wrap-distance-right:9pt;mso-wrap-distance-bottom:0;mso-position-horizontal:absolute;mso-position-horizontal-relative:text;mso-position-vertical:absolute;mso-position-vertical-relative:text" from="92.5pt,102.25pt" to="497.5pt,102.25pt" o:gfxdata="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" strokecolor="#a5a5a5 [2092]"/>
             </w:pict>
@@ -6373,6 +6463,7 @@
           <w:color w:val="000000"/>
           <w:sz w:val="14"/>
           <w:szCs w:val="14"/>
+          <w:lang w:eastAsia="zh-TW"/>
         </w:rPr>
         <mc:AlternateContent>
           <mc:Choice Requires="wps">
@@ -6431,7 +6522,7 @@
               </wp:anchor>
             </w:drawing>
           </mc:Choice>
-          <mc:Fallback>
+          <mc:Fallback xmlns:w16cid="http://schemas.microsoft.com/office/word/2016/wordml/cid" xmlns:am3d="http://schemas.microsoft.com/office/drawing/2017/model3d" xmlns:aink="http://schemas.microsoft.com/office/drawing/2016/ink" xmlns:cx8="http://schemas.microsoft.com/office/drawing/2016/5/14/chartex" xmlns:cx7="http://schemas.microsoft.com/office/drawing/2016/5/13/chartex" xmlns:cx6="http://schemas.microsoft.com/office/drawing/2016/5/12/chartex" xmlns:cx5="http://schemas.microsoft.com/office/drawing/2016/5/11/chartex" xmlns:cx4="http://schemas.microsoft.com/office/drawing/2016/5/10/chartex" xmlns:cx3="http://schemas.microsoft.com/office/drawing/2016/5/9/chartex" xmlns:cx2="http://schemas.microsoft.com/office/drawing/2015/10/21/chartex" xmlns:cx1="http://schemas.microsoft.com/office/drawing/2015/9/8/chartex">
             <w:pict>
               <v:line w14:anchorId="68800BFF" id="直線接點 229" o:spid="_x0000_s1026" style="position:absolute;z-index:251695104;visibility:visible;mso-wrap-style:square;mso-wrap-distance-left:9pt;mso-wrap-distance-top:0;mso-wrap-distance-right:9pt;mso-wrap-distance-bottom:0;mso-position-horizontal:absolute;mso-position-horizontal-relative:text;mso-position-vertical:absolute;mso-position-vertical-relative:text" from="92.9pt,60.7pt" to="97.9pt,630.85pt" o:gfxdata="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" strokecolor="#a5a5a5 [2092]"/>
             </w:pict>
@@ -6445,6 +6536,7 @@
           <w:color w:val="000000"/>
           <w:sz w:val="14"/>
           <w:szCs w:val="14"/>
+          <w:lang w:eastAsia="zh-TW"/>
         </w:rPr>
         <mc:AlternateContent>
           <mc:Choice Requires="wps">
@@ -6496,7 +6588,7 @@
               </wp:anchor>
             </w:drawing>
           </mc:Choice>
-          <mc:Fallback>
+          <mc:Fallback xmlns:w16cid="http://schemas.microsoft.com/office/word/2016/wordml/cid" xmlns:am3d="http://schemas.microsoft.com/office/drawing/2017/model3d" xmlns:aink="http://schemas.microsoft.com/office/drawing/2016/ink" xmlns:cx8="http://schemas.microsoft.com/office/drawing/2016/5/14/chartex" xmlns:cx7="http://schemas.microsoft.com/office/drawing/2016/5/13/chartex" xmlns:cx6="http://schemas.microsoft.com/office/drawing/2016/5/12/chartex" xmlns:cx5="http://schemas.microsoft.com/office/drawing/2016/5/11/chartex" xmlns:cx4="http://schemas.microsoft.com/office/drawing/2016/5/10/chartex" xmlns:cx3="http://schemas.microsoft.com/office/drawing/2016/5/9/chartex" xmlns:cx2="http://schemas.microsoft.com/office/drawing/2015/10/21/chartex" xmlns:cx1="http://schemas.microsoft.com/office/drawing/2015/9/8/chartex">
             <w:pict>
               <v:line w14:anchorId="30CF3B4B" id="直線接點 228" o:spid="_x0000_s1026" style="position:absolute;z-index:251694080;visibility:visible;mso-wrap-style:square;mso-wrap-distance-left:9pt;mso-wrap-distance-top:0;mso-wrap-distance-right:9pt;mso-wrap-distance-bottom:0;mso-position-horizontal:absolute;mso-position-horizontal-relative:text;mso-position-vertical:absolute;mso-position-vertical-relative:text" from="92.05pt,63.25pt" to="92.05pt,63.25pt" o:gfxdata="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" strokecolor="#4579b8 [3044]"/>
             </w:pict>
@@ -6510,6 +6602,7 @@
           <w:color w:val="000000"/>
           <w:sz w:val="14"/>
           <w:szCs w:val="14"/>
+          <w:lang w:eastAsia="zh-TW"/>
         </w:rPr>
         <w:drawing>
           <wp:inline distT="0" distB="0" distL="0" distR="0" wp14:anchorId="1E1AA404" wp14:editId="00882E02">
@@ -6527,7 +6620,7 @@
                     <pic:cNvPicPr/>
                   </pic:nvPicPr>
                   <pic:blipFill>
-                    <a:blip r:embed="rId16"/>
+                    <a:blip r:embed="rId18"/>
                     <a:stretch>
                       <a:fillRect/>
                     </a:stretch>
@@ -6592,13 +6685,13 @@
           <w:sz w:val="36"/>
           <w:szCs w:val="36"/>
         </w:rPr>
-        <w:lastRenderedPageBreak/>
         <w:t>Definitions and acronyms</w:t>
       </w:r>
       <w:r>
         <w:rPr>
           <w:rFonts w:ascii="標楷體" w:eastAsia="標楷體" w:hAnsi="標楷體" w:cs="Times New Roman"/>
           <w:noProof/>
+          <w:lang w:eastAsia="zh-TW"/>
         </w:rPr>
         <mc:AlternateContent>
           <mc:Choice Requires="wpg">
@@ -6674,7 +6767,7 @@
                             <pic:cNvPicPr preferRelativeResize="0"/>
                           </pic:nvPicPr>
                           <pic:blipFill rotWithShape="1">
-                            <a:blip r:embed="rId17">
+                            <a:blip r:embed="rId19">
                               <a:alphaModFix/>
                             </a:blip>
                             <a:srcRect/>
@@ -6739,7 +6832,7 @@
               </wp:anchor>
             </w:drawing>
           </mc:Choice>
-          <mc:Fallback>
+          <mc:Fallback xmlns:w16cid="http://schemas.microsoft.com/office/word/2016/wordml/cid" xmlns:am3d="http://schemas.microsoft.com/office/drawing/2017/model3d" xmlns:aink="http://schemas.microsoft.com/office/drawing/2016/ink" xmlns:cx8="http://schemas.microsoft.com/office/drawing/2016/5/14/chartex" xmlns:cx7="http://schemas.microsoft.com/office/drawing/2016/5/13/chartex" xmlns:cx6="http://schemas.microsoft.com/office/drawing/2016/5/12/chartex" xmlns:cx5="http://schemas.microsoft.com/office/drawing/2016/5/11/chartex" xmlns:cx4="http://schemas.microsoft.com/office/drawing/2016/5/10/chartex" xmlns:cx3="http://schemas.microsoft.com/office/drawing/2016/5/9/chartex" xmlns:cx2="http://schemas.microsoft.com/office/drawing/2015/10/21/chartex" xmlns:cx1="http://schemas.microsoft.com/office/drawing/2015/9/8/chartex">
             <w:pict>
               <v:group w14:anchorId="21C71A95" id="群組 210" o:spid="_x0000_s1053" style="position:absolute;left:0;text-align:left;margin-left:11pt;margin-top:6pt;width:20pt;height:20pt;z-index:251724800;mso-wrap-distance-left:0;mso-wrap-distance-right:0" coordorigin="52190,36530" coordsize="2540,2540" o:gfxdata="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">
                 <v:group id="群組 27" o:spid="_x0000_s1054" style="position:absolute;left:52190;top:36530;width:2540;height:2540" coordsize="254000,254000" o:gfxdata="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">
@@ -6755,7 +6848,7 @@
                     </v:textbox>
                   </v:rect>
                   <v:shape id="Shape 56" o:spid="_x0000_s1056" type="#_x0000_t75" style="position:absolute;width:254000;height:254000;visibility:visible;mso-wrap-style:square" o:preferrelative="f" o:gfxdata="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">
-                    <v:imagedata r:id="rId18" o:title=""/>
+                    <v:imagedata r:id="rId20" o:title=""/>
                   </v:shape>
                   <v:rect id="矩形 30" o:spid="_x0000_s1057" style="position:absolute;width:254000;height:254000;visibility:visible;mso-wrap-style:square;v-text-anchor:top" o:gfxdata="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" filled="f" stroked="f">
                     <v:textbox inset="0,0,0,0">
@@ -6857,6 +6950,7 @@
                 <w:noProof/>
                 <w:sz w:val="28"/>
                 <w:szCs w:val="28"/>
+                <w:lang w:eastAsia="zh-TW"/>
               </w:rPr>
               <w:drawing>
                 <wp:inline distT="0" distB="0" distL="0" distR="0" wp14:anchorId="4E917C6B" wp14:editId="3E5EF2C2">
@@ -6874,7 +6968,7 @@
                           <pic:cNvPicPr/>
                         </pic:nvPicPr>
                         <pic:blipFill>
-                          <a:blip r:embed="rId19"/>
+                          <a:blip r:embed="rId21"/>
                           <a:stretch>
                             <a:fillRect/>
                           </a:stretch>
@@ -6922,7 +7016,6 @@
                 <w:szCs w:val="34"/>
               </w:rPr>
             </w:pPr>
-            <w:proofErr w:type="spellStart"/>
             <w:r>
               <w:rPr>
                 <w:rFonts w:ascii="Times New Roman" w:eastAsia="標楷體" w:hAnsi="Times New Roman" w:cs="Times New Roman"/>
@@ -6931,7 +7024,6 @@
               </w:rPr>
               <w:t>防火牆</w:t>
             </w:r>
-            <w:proofErr w:type="spellEnd"/>
           </w:p>
         </w:tc>
       </w:tr>
@@ -6971,6 +7063,7 @@
                 <w:noProof/>
                 <w:sz w:val="28"/>
                 <w:szCs w:val="28"/>
+                <w:lang w:eastAsia="zh-TW"/>
               </w:rPr>
               <w:drawing>
                 <wp:inline distT="0" distB="0" distL="0" distR="0" wp14:anchorId="32A1001B" wp14:editId="658DD935">
@@ -6988,13 +7081,13 @@
                           <pic:cNvPicPr/>
                         </pic:nvPicPr>
                         <pic:blipFill>
-                          <a:blip r:embed="rId20">
+                          <a:blip r:embed="rId22" cstate="print">
                             <a:extLst>
                               <a:ext uri="{28A0092B-C50C-407E-A947-70E740481C1C}">
                                 <a14:useLocalDpi xmlns:a14="http://schemas.microsoft.com/office/drawing/2010/main" val="0"/>
                               </a:ext>
                               <a:ext uri="{96DAC541-7B7A-43D3-8B79-37D633B846F1}">
-                                <asvg:svgBlip xmlns:asvg="http://schemas.microsoft.com/office/drawing/2016/SVG/main" r:embed="rId21"/>
+                                <asvg:svgBlip xmlns:asvg="http://schemas.microsoft.com/office/drawing/2016/SVG/main" xmlns:w16cid="http://schemas.microsoft.com/office/word/2016/wordml/cid" xmlns:w="http://schemas.openxmlformats.org/wordprocessingml/2006/main" xmlns:w10="urn:schemas-microsoft-com:office:word" xmlns:v="urn:schemas-microsoft-com:vml" xmlns:o="urn:schemas-microsoft-com:office:office" xmlns:am3d="http://schemas.microsoft.com/office/drawing/2017/model3d" xmlns:aink="http://schemas.microsoft.com/office/drawing/2016/ink" xmlns:cx8="http://schemas.microsoft.com/office/drawing/2016/5/14/chartex" xmlns:cx7="http://schemas.microsoft.com/office/drawing/2016/5/13/chartex" xmlns:cx6="http://schemas.microsoft.com/office/drawing/2016/5/12/chartex" xmlns:cx5="http://schemas.microsoft.com/office/drawing/2016/5/11/chartex" xmlns:cx4="http://schemas.microsoft.com/office/drawing/2016/5/10/chartex" xmlns:cx3="http://schemas.microsoft.com/office/drawing/2016/5/9/chartex" xmlns:cx2="http://schemas.microsoft.com/office/drawing/2015/10/21/chartex" xmlns:cx1="http://schemas.microsoft.com/office/drawing/2015/9/8/chartex" xmlns="" r:embed="rId23"/>
                               </a:ext>
                             </a:extLst>
                           </a:blip>
@@ -7045,7 +7138,6 @@
                 <w:szCs w:val="34"/>
               </w:rPr>
             </w:pPr>
-            <w:proofErr w:type="spellStart"/>
             <w:r>
               <w:rPr>
                 <w:rFonts w:ascii="Times New Roman" w:eastAsia="標楷體" w:hAnsi="Times New Roman" w:cs="Times New Roman"/>
@@ -7054,7 +7146,6 @@
               </w:rPr>
               <w:t>終端設備</w:t>
             </w:r>
-            <w:proofErr w:type="spellEnd"/>
           </w:p>
         </w:tc>
       </w:tr>
@@ -7095,6 +7186,7 @@
                 <w:noProof/>
                 <w:sz w:val="28"/>
                 <w:szCs w:val="28"/>
+                <w:lang w:eastAsia="zh-TW"/>
               </w:rPr>
               <w:drawing>
                 <wp:inline distT="0" distB="0" distL="0" distR="0" wp14:anchorId="19B26630" wp14:editId="6C06EDF7">
@@ -7112,7 +7204,7 @@
                           <pic:cNvPicPr/>
                         </pic:nvPicPr>
                         <pic:blipFill>
-                          <a:blip r:embed="rId22"/>
+                          <a:blip r:embed="rId24"/>
                           <a:stretch>
                             <a:fillRect/>
                           </a:stretch>
@@ -7161,7 +7253,6 @@
                 <w:szCs w:val="34"/>
               </w:rPr>
             </w:pPr>
-            <w:proofErr w:type="spellStart"/>
             <w:r>
               <w:rPr>
                 <w:rFonts w:ascii="Times New Roman" w:eastAsia="標楷體" w:hAnsi="Times New Roman" w:cs="Times New Roman"/>
@@ -7170,7 +7261,6 @@
               </w:rPr>
               <w:t>網際網絡</w:t>
             </w:r>
-            <w:proofErr w:type="spellEnd"/>
           </w:p>
         </w:tc>
       </w:tr>
@@ -7210,6 +7300,7 @@
                 <w:noProof/>
                 <w:sz w:val="28"/>
                 <w:szCs w:val="28"/>
+                <w:lang w:eastAsia="zh-TW"/>
               </w:rPr>
               <w:drawing>
                 <wp:inline distT="0" distB="0" distL="0" distR="0" wp14:anchorId="08A129A3" wp14:editId="29C6F848">
@@ -7227,7 +7318,7 @@
                           <pic:cNvPicPr/>
                         </pic:nvPicPr>
                         <pic:blipFill>
-                          <a:blip r:embed="rId23"/>
+                          <a:blip r:embed="rId25"/>
                           <a:stretch>
                             <a:fillRect/>
                           </a:stretch>
@@ -7275,7 +7366,6 @@
                 <w:szCs w:val="34"/>
               </w:rPr>
             </w:pPr>
-            <w:proofErr w:type="spellStart"/>
             <w:r>
               <w:rPr>
                 <w:rFonts w:ascii="Times New Roman" w:eastAsia="標楷體" w:hAnsi="Times New Roman" w:cs="Times New Roman"/>
@@ -7284,7 +7374,6 @@
               </w:rPr>
               <w:t>資料庫</w:t>
             </w:r>
-            <w:proofErr w:type="spellEnd"/>
           </w:p>
         </w:tc>
       </w:tr>
@@ -7325,6 +7414,7 @@
                 <w:noProof/>
                 <w:sz w:val="28"/>
                 <w:szCs w:val="28"/>
+                <w:lang w:eastAsia="zh-TW"/>
               </w:rPr>
               <w:drawing>
                 <wp:inline distT="0" distB="0" distL="0" distR="0" wp14:anchorId="52098BC3" wp14:editId="53439427">
@@ -7342,7 +7432,7 @@
                           <pic:cNvPicPr/>
                         </pic:nvPicPr>
                         <pic:blipFill>
-                          <a:blip r:embed="rId24"/>
+                          <a:blip r:embed="rId26"/>
                           <a:stretch>
                             <a:fillRect/>
                           </a:stretch>
@@ -7391,7 +7481,6 @@
                 <w:szCs w:val="34"/>
               </w:rPr>
             </w:pPr>
-            <w:proofErr w:type="spellStart"/>
             <w:r>
               <w:rPr>
                 <w:rFonts w:ascii="Times New Roman" w:eastAsia="標楷體" w:hAnsi="Times New Roman" w:cs="Times New Roman"/>
@@ -7400,7 +7489,6 @@
               </w:rPr>
               <w:t>交換器</w:t>
             </w:r>
-            <w:proofErr w:type="spellEnd"/>
           </w:p>
         </w:tc>
       </w:tr>
@@ -7440,6 +7528,7 @@
                 <w:noProof/>
                 <w:sz w:val="28"/>
                 <w:szCs w:val="28"/>
+                <w:lang w:eastAsia="zh-TW"/>
               </w:rPr>
               <w:drawing>
                 <wp:inline distT="0" distB="0" distL="0" distR="0" wp14:anchorId="678F5AB0" wp14:editId="019702EF">
@@ -7457,13 +7546,13 @@
                           <pic:cNvPicPr/>
                         </pic:nvPicPr>
                         <pic:blipFill>
-                          <a:blip r:embed="rId25">
+                          <a:blip r:embed="rId27" cstate="print">
                             <a:extLst>
                               <a:ext uri="{28A0092B-C50C-407E-A947-70E740481C1C}">
                                 <a14:useLocalDpi xmlns:a14="http://schemas.microsoft.com/office/drawing/2010/main" val="0"/>
                               </a:ext>
                               <a:ext uri="{96DAC541-7B7A-43D3-8B79-37D633B846F1}">
-                                <asvg:svgBlip xmlns:asvg="http://schemas.microsoft.com/office/drawing/2016/SVG/main" r:embed="rId26"/>
+                                <asvg:svgBlip xmlns:asvg="http://schemas.microsoft.com/office/drawing/2016/SVG/main" xmlns:w16cid="http://schemas.microsoft.com/office/word/2016/wordml/cid" xmlns:w="http://schemas.openxmlformats.org/wordprocessingml/2006/main" xmlns:w10="urn:schemas-microsoft-com:office:word" xmlns:v="urn:schemas-microsoft-com:vml" xmlns:o="urn:schemas-microsoft-com:office:office" xmlns:am3d="http://schemas.microsoft.com/office/drawing/2017/model3d" xmlns:aink="http://schemas.microsoft.com/office/drawing/2016/ink" xmlns:cx8="http://schemas.microsoft.com/office/drawing/2016/5/14/chartex" xmlns:cx7="http://schemas.microsoft.com/office/drawing/2016/5/13/chartex" xmlns:cx6="http://schemas.microsoft.com/office/drawing/2016/5/12/chartex" xmlns:cx5="http://schemas.microsoft.com/office/drawing/2016/5/11/chartex" xmlns:cx4="http://schemas.microsoft.com/office/drawing/2016/5/10/chartex" xmlns:cx3="http://schemas.microsoft.com/office/drawing/2016/5/9/chartex" xmlns:cx2="http://schemas.microsoft.com/office/drawing/2015/10/21/chartex" xmlns:cx1="http://schemas.microsoft.com/office/drawing/2015/9/8/chartex" xmlns="" r:embed="rId28"/>
                               </a:ext>
                             </a:extLst>
                           </a:blip>
@@ -7514,7 +7603,6 @@
                 <w:szCs w:val="34"/>
               </w:rPr>
             </w:pPr>
-            <w:proofErr w:type="spellStart"/>
             <w:r>
               <w:rPr>
                 <w:rFonts w:ascii="Times New Roman" w:eastAsia="標楷體" w:hAnsi="Times New Roman" w:cs="Times New Roman"/>
@@ -7523,7 +7611,6 @@
               </w:rPr>
               <w:t>公司外部網頁介面</w:t>
             </w:r>
-            <w:proofErr w:type="spellEnd"/>
           </w:p>
         </w:tc>
       </w:tr>
@@ -7576,8 +7663,8 @@
           <w:color w:val="000000"/>
           <w:sz w:val="20"/>
           <w:szCs w:val="20"/>
-        </w:rPr>
-        <w:lastRenderedPageBreak/>
+          <w:lang w:eastAsia="zh-TW"/>
+        </w:rPr>
         <mc:AlternateContent>
           <mc:Choice Requires="wpg">
             <w:drawing>
@@ -7736,7 +7823,7 @@
                             <pic:cNvPicPr preferRelativeResize="0"/>
                           </pic:nvPicPr>
                           <pic:blipFill rotWithShape="1">
-                            <a:blip r:embed="rId27">
+                            <a:blip r:embed="rId29">
                               <a:alphaModFix/>
                             </a:blip>
                             <a:srcRect/>
@@ -7928,7 +8015,7 @@
               </wp:inline>
             </w:drawing>
           </mc:Choice>
-          <mc:Fallback>
+          <mc:Fallback xmlns:w16cid="http://schemas.microsoft.com/office/word/2016/wordml/cid" xmlns:am3d="http://schemas.microsoft.com/office/drawing/2017/model3d" xmlns:aink="http://schemas.microsoft.com/office/drawing/2016/ink" xmlns:cx8="http://schemas.microsoft.com/office/drawing/2016/5/14/chartex" xmlns:cx7="http://schemas.microsoft.com/office/drawing/2016/5/13/chartex" xmlns:cx6="http://schemas.microsoft.com/office/drawing/2016/5/12/chartex" xmlns:cx5="http://schemas.microsoft.com/office/drawing/2016/5/11/chartex" xmlns:cx4="http://schemas.microsoft.com/office/drawing/2016/5/10/chartex" xmlns:cx3="http://schemas.microsoft.com/office/drawing/2016/5/9/chartex" xmlns:cx2="http://schemas.microsoft.com/office/drawing/2015/10/21/chartex" xmlns:cx1="http://schemas.microsoft.com/office/drawing/2015/9/8/chartex">
             <w:pict>
               <v:group id="群組 180" o:spid="_x0000_s1058" style="width:541pt;height:68.8pt;mso-position-horizontal-relative:char;mso-position-vertical-relative:line" coordorigin="19106,33431" coordsize="68707,8737" o:gfxdata="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">
                 <v:group id="群組 42" o:spid="_x0000_s1059" style="position:absolute;left:19106;top:33431;width:68707;height:8737" coordsize="68707,8737" o:gfxdata="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">
@@ -7950,7 +8037,7 @@
                     <v:path arrowok="t" o:extrusionok="f"/>
                   </v:shape>
                   <v:shape id="Shape 85" o:spid="_x0000_s1063" type="#_x0000_t75" style="position:absolute;left:762;top:392;width:2540;height:2540;visibility:visible;mso-wrap-style:square" o:preferrelative="f" o:gfxdata="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">
-                    <v:imagedata r:id="rId28" o:title=""/>
+                    <v:imagedata r:id="rId30" o:title=""/>
                   </v:shape>
                   <v:shape id="手繪多邊形: 圖案 46" o:spid="_x0000_s1064" style="position:absolute;top:5138;width:68707;height:127;visibility:visible;mso-wrap-style:square;v-text-anchor:middle" coordsize="6870700,12700" o:gfxdata="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" path="m,12700r6870700,l6870700,,,,,12700xe" fillcolor="#0d0e10" stroked="f">
                     <v:path arrowok="t" o:extrusionok="f"/>
@@ -8047,47 +8134,7 @@
           <w:szCs w:val="24"/>
           <w:lang w:eastAsia="zh-TW"/>
         </w:rPr>
-        <w:t>建立一個平台可供家具租賃選擇與租借，成為業者與</w:t>
-      </w:r>
-      <w:proofErr w:type="gramStart"/>
-      <w:r>
-        <w:rPr>
-          <w:rFonts w:ascii="標楷體" w:eastAsia="標楷體" w:hAnsi="標楷體" w:cs="Times New Roman"/>
-          <w:sz w:val="24"/>
-          <w:szCs w:val="24"/>
-          <w:lang w:eastAsia="zh-TW"/>
-        </w:rPr>
-        <w:t>客戶間的橋梁</w:t>
-      </w:r>
-      <w:proofErr w:type="gramEnd"/>
-      <w:r>
-        <w:rPr>
-          <w:rFonts w:ascii="標楷體" w:eastAsia="標楷體" w:hAnsi="標楷體" w:cs="Times New Roman"/>
-          <w:sz w:val="24"/>
-          <w:szCs w:val="24"/>
-          <w:lang w:eastAsia="zh-TW"/>
-        </w:rPr>
-        <w:t>，讓客戶長期、短期租賃家具、租賃期滿後更換家具風格，並在租賃期間家具損壞可評估是否可以維修或年限已到需要拋棄，對於客戶</w:t>
-      </w:r>
-      <w:proofErr w:type="gramStart"/>
-      <w:r>
-        <w:rPr>
-          <w:rFonts w:ascii="標楷體" w:eastAsia="標楷體" w:hAnsi="標楷體" w:cs="Times New Roman"/>
-          <w:sz w:val="24"/>
-          <w:szCs w:val="24"/>
-          <w:lang w:eastAsia="zh-TW"/>
-        </w:rPr>
-        <w:t>來說不需</w:t>
-      </w:r>
-      <w:proofErr w:type="gramEnd"/>
-      <w:r>
-        <w:rPr>
-          <w:rFonts w:ascii="標楷體" w:eastAsia="標楷體" w:hAnsi="標楷體" w:cs="Times New Roman"/>
-          <w:sz w:val="24"/>
-          <w:szCs w:val="24"/>
-          <w:lang w:eastAsia="zh-TW"/>
-        </w:rPr>
-        <w:t>要花大錢即可改變屋內家具裝潢風格，使用各種不同家具；對於系統業者而言，僅須在採購家具與維修部分開銷即可收穫長期收租費用；重要的是對地球而言減少珍貴資源與能源的消耗與垃圾造成的負擔。</w:t>
+        <w:t>建立一個平台可供家具租賃選擇與租借，成為業者與客戶間的橋梁，讓客戶長期、短期租賃家具、租賃期滿後更換家具風格，並在租賃期間家具損壞可評估是否可以維修或年限已到需要拋棄，對於客戶來說不需要花大錢即可改變屋內家具裝潢風格，使用各種不同家具；對於系統業者而言，僅須在採購家具與維修部分開銷即可收穫長期收租費用；重要的是對地球而言減少珍貴資源與能源的消耗與垃圾造成的負擔。</w:t>
       </w:r>
     </w:p>
     <w:p>
@@ -8197,6 +8244,7 @@
           <w:noProof/>
           <w:sz w:val="24"/>
           <w:szCs w:val="24"/>
+          <w:lang w:eastAsia="zh-TW"/>
         </w:rPr>
         <mc:AlternateContent>
           <mc:Choice Requires="wpg">
@@ -8393,7 +8441,7 @@
               </wp:anchor>
             </w:drawing>
           </mc:Choice>
-          <mc:Fallback>
+          <mc:Fallback xmlns:w16cid="http://schemas.microsoft.com/office/word/2016/wordml/cid" xmlns:am3d="http://schemas.microsoft.com/office/drawing/2017/model3d" xmlns:aink="http://schemas.microsoft.com/office/drawing/2016/ink" xmlns:cx8="http://schemas.microsoft.com/office/drawing/2016/5/14/chartex" xmlns:cx7="http://schemas.microsoft.com/office/drawing/2016/5/13/chartex" xmlns:cx6="http://schemas.microsoft.com/office/drawing/2016/5/12/chartex" xmlns:cx5="http://schemas.microsoft.com/office/drawing/2016/5/11/chartex" xmlns:cx4="http://schemas.microsoft.com/office/drawing/2016/5/10/chartex" xmlns:cx3="http://schemas.microsoft.com/office/drawing/2016/5/9/chartex" xmlns:cx2="http://schemas.microsoft.com/office/drawing/2015/10/21/chartex" xmlns:cx1="http://schemas.microsoft.com/office/drawing/2015/9/8/chartex">
             <w:pict>
               <v:group id="群組 173" o:spid="_x0000_s1068" style="position:absolute;left:0;text-align:left;margin-left:5pt;margin-top:-6pt;width:541pt;height:28.35pt;z-index:-251645952;mso-wrap-distance-left:0;mso-wrap-distance-right:0;mso-position-horizontal-relative:text;mso-position-vertical-relative:text" coordorigin="19106,35999" coordsize="68707,3600" o:gfxdata="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">
                 <v:group id="群組 50" o:spid="_x0000_s1069" style="position:absolute;left:19106;top:35999;width:68707;height:3601" coordsize="68707,3600" o:gfxdata="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">
@@ -8673,27 +8721,7 @@
           <w:szCs w:val="24"/>
           <w:lang w:eastAsia="zh-TW"/>
         </w:rPr>
-        <w:t>透過提供多樣化的家具選擇、靈活的租賃期限以及便捷</w:t>
-      </w:r>
-      <w:proofErr w:type="gramStart"/>
-      <w:r>
-        <w:rPr>
-          <w:rFonts w:ascii="標楷體" w:eastAsia="標楷體" w:hAnsi="標楷體" w:cs="Times New Roman"/>
-          <w:sz w:val="24"/>
-          <w:szCs w:val="24"/>
-          <w:lang w:eastAsia="zh-TW"/>
-        </w:rPr>
-        <w:t>的線上預訂</w:t>
-      </w:r>
-      <w:proofErr w:type="gramEnd"/>
-      <w:r>
-        <w:rPr>
-          <w:rFonts w:ascii="標楷體" w:eastAsia="標楷體" w:hAnsi="標楷體" w:cs="Times New Roman"/>
-          <w:sz w:val="24"/>
-          <w:szCs w:val="24"/>
-          <w:lang w:eastAsia="zh-TW"/>
-        </w:rPr>
-        <w:t>系統，滿足不同客戶群體的需求，並提升整體用戶體驗。</w:t>
+        <w:t>透過提供多樣化的家具選擇、靈活的租賃期限以及便捷的線上預訂系統，滿足不同客戶群體的需求，並提升整體用戶體驗。</w:t>
       </w:r>
     </w:p>
     <w:p>
@@ -8754,6 +8782,7 @@
           <w:noProof/>
           <w:sz w:val="24"/>
           <w:szCs w:val="24"/>
+          <w:lang w:eastAsia="zh-TW"/>
         </w:rPr>
         <mc:AlternateContent>
           <mc:Choice Requires="wpg">
@@ -8950,7 +8979,7 @@
               </wp:anchor>
             </w:drawing>
           </mc:Choice>
-          <mc:Fallback>
+          <mc:Fallback xmlns:w16cid="http://schemas.microsoft.com/office/word/2016/wordml/cid" xmlns:am3d="http://schemas.microsoft.com/office/drawing/2017/model3d" xmlns:aink="http://schemas.microsoft.com/office/drawing/2016/ink" xmlns:cx8="http://schemas.microsoft.com/office/drawing/2016/5/14/chartex" xmlns:cx7="http://schemas.microsoft.com/office/drawing/2016/5/13/chartex" xmlns:cx6="http://schemas.microsoft.com/office/drawing/2016/5/12/chartex" xmlns:cx5="http://schemas.microsoft.com/office/drawing/2016/5/11/chartex" xmlns:cx4="http://schemas.microsoft.com/office/drawing/2016/5/10/chartex" xmlns:cx3="http://schemas.microsoft.com/office/drawing/2016/5/9/chartex" xmlns:cx2="http://schemas.microsoft.com/office/drawing/2015/10/21/chartex" xmlns:cx1="http://schemas.microsoft.com/office/drawing/2015/9/8/chartex">
             <w:pict>
               <v:group id="群組 164" o:spid="_x0000_s1074" style="position:absolute;left:0;text-align:left;margin-left:5pt;margin-top:-6pt;width:541pt;height:28.35pt;z-index:-251644928;mso-wrap-distance-left:0;mso-wrap-distance-right:0;mso-position-horizontal-relative:text;mso-position-vertical-relative:text" coordorigin="19106,35999" coordsize="68707,3600" o:gfxdata="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">
                 <v:group id="群組 55" o:spid="_x0000_s1075" style="position:absolute;left:19106;top:35999;width:68707;height:3601" coordsize="68707,3600" o:gfxdata="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">
@@ -9081,27 +9110,7 @@
           <w:szCs w:val="24"/>
           <w:lang w:eastAsia="zh-TW"/>
         </w:rPr>
-        <w:t>，精</w:t>
-      </w:r>
-      <w:proofErr w:type="gramStart"/>
-      <w:r>
-        <w:rPr>
-          <w:rFonts w:ascii="Times New Roman" w:eastAsia="標楷體" w:hAnsi="Times New Roman" w:cs="Times New Roman" w:hint="eastAsia"/>
-          <w:sz w:val="24"/>
-          <w:szCs w:val="24"/>
-          <w:lang w:eastAsia="zh-TW"/>
-        </w:rPr>
-        <w:t>準</w:t>
-      </w:r>
-      <w:proofErr w:type="gramEnd"/>
-      <w:r>
-        <w:rPr>
-          <w:rFonts w:ascii="Times New Roman" w:eastAsia="標楷體" w:hAnsi="Times New Roman" w:cs="Times New Roman" w:hint="eastAsia"/>
-          <w:sz w:val="24"/>
-          <w:szCs w:val="24"/>
-          <w:lang w:eastAsia="zh-TW"/>
-        </w:rPr>
-        <w:t>配合家具調度情況，減少等待調貨與白跑一趟的窘境。</w:t>
+        <w:t>，精準配合家具調度情況，減少等待調貨與白跑一趟的窘境。</w:t>
       </w:r>
     </w:p>
     <w:p>
@@ -9114,13 +9123,12 @@
         </w:numPr>
         <w:shd w:val="clear" w:color="auto" w:fill="FFFFFF"/>
         <w:rPr>
-          <w:rFonts w:ascii="Times New Roman" w:eastAsia="標楷體" w:hAnsi="Times New Roman" w:cs="Times New Roman" w:hint="eastAsia"/>
-          <w:sz w:val="24"/>
-          <w:szCs w:val="24"/>
-          <w:lang w:eastAsia="zh-TW"/>
-        </w:rPr>
-      </w:pPr>
-      <w:proofErr w:type="gramStart"/>
+          <w:rFonts w:ascii="Times New Roman" w:eastAsia="標楷體" w:hAnsi="Times New Roman" w:cs="Times New Roman"/>
+          <w:sz w:val="24"/>
+          <w:szCs w:val="24"/>
+          <w:lang w:eastAsia="zh-TW"/>
+        </w:rPr>
+      </w:pPr>
       <w:r>
         <w:rPr>
           <w:rFonts w:ascii="Times New Roman" w:eastAsia="標楷體" w:hAnsi="Times New Roman" w:cs="Times New Roman" w:hint="eastAsia"/>
@@ -9139,7 +9147,6 @@
         </w:rPr>
         <w:t>單</w:t>
       </w:r>
-      <w:proofErr w:type="gramEnd"/>
       <w:r>
         <w:rPr>
           <w:rFonts w:ascii="Times New Roman" w:eastAsia="標楷體" w:hAnsi="Times New Roman" w:cs="Times New Roman" w:hint="eastAsia"/>
@@ -9191,28 +9198,8 @@
           <w:szCs w:val="24"/>
           <w:lang w:eastAsia="zh-TW"/>
         </w:rPr>
-        <w:t>，</w:t>
+        <w:t>，不限時間與地點並運用零碎時間輕鬆續約。</w:t>
       </w:r>
-      <w:r>
-        <w:rPr>
-          <w:rFonts w:ascii="Times New Roman" w:eastAsia="標楷體" w:hAnsi="Times New Roman" w:cs="Times New Roman" w:hint="eastAsia"/>
-          <w:sz w:val="24"/>
-          <w:szCs w:val="24"/>
-          <w:lang w:eastAsia="zh-TW"/>
-        </w:rPr>
-        <w:t>不限時間與地點</w:t>
-      </w:r>
-      <w:r>
-        <w:rPr>
-          <w:rFonts w:ascii="Times New Roman" w:eastAsia="標楷體" w:hAnsi="Times New Roman" w:cs="Times New Roman" w:hint="eastAsia"/>
-          <w:sz w:val="24"/>
-          <w:szCs w:val="24"/>
-          <w:lang w:eastAsia="zh-TW"/>
-        </w:rPr>
-        <w:t>並運用零碎時間輕鬆續約。</w:t>
-      </w:r>
-      <w:bookmarkStart w:id="0" w:name="_GoBack"/>
-      <w:bookmarkEnd w:id="0"/>
     </w:p>
     <w:p>
       <w:pPr>
@@ -9224,7 +9211,7 @@
         </w:numPr>
         <w:shd w:val="clear" w:color="auto" w:fill="FFFFFF"/>
         <w:rPr>
-          <w:rFonts w:ascii="標楷體" w:eastAsia="標楷體" w:hAnsi="標楷體" w:cs="Times New Roman" w:hint="eastAsia"/>
+          <w:rFonts w:ascii="標楷體" w:eastAsia="標楷體" w:hAnsi="標楷體" w:cs="Times New Roman"/>
           <w:sz w:val="24"/>
           <w:szCs w:val="24"/>
           <w:lang w:eastAsia="zh-TW"/>
@@ -9286,23 +9273,13 @@
           <w:szCs w:val="24"/>
         </w:rPr>
       </w:pPr>
-      <w:proofErr w:type="spellStart"/>
       <w:r>
         <w:rPr>
           <w:rFonts w:ascii="標楷體" w:eastAsia="標楷體" w:hAnsi="標楷體" w:cs="Times New Roman"/>
           <w:sz w:val="24"/>
           <w:szCs w:val="24"/>
         </w:rPr>
-        <w:t>有形成本</w:t>
-      </w:r>
-      <w:proofErr w:type="spellEnd"/>
-      <w:r>
-        <w:rPr>
-          <w:rFonts w:ascii="標楷體" w:eastAsia="標楷體" w:hAnsi="標楷體" w:cs="Times New Roman"/>
-          <w:sz w:val="24"/>
-          <w:szCs w:val="24"/>
-        </w:rPr>
-        <w:t>:</w:t>
+        <w:t>有形成本:</w:t>
       </w:r>
     </w:p>
     <w:p>
@@ -9324,27 +9301,7 @@
           <w:lang w:eastAsia="zh-TW"/>
         </w:rPr>
         <w:tab/>
-        <w:t>硬體設備:</w:t>
-      </w:r>
-      <w:proofErr w:type="gramStart"/>
-      <w:r>
-        <w:rPr>
-          <w:rFonts w:ascii="標楷體" w:eastAsia="標楷體" w:hAnsi="標楷體" w:cs="Times New Roman"/>
-          <w:sz w:val="24"/>
-          <w:szCs w:val="24"/>
-          <w:lang w:eastAsia="zh-TW"/>
-        </w:rPr>
-        <w:t>一</w:t>
-      </w:r>
-      <w:proofErr w:type="gramEnd"/>
-      <w:r>
-        <w:rPr>
-          <w:rFonts w:ascii="標楷體" w:eastAsia="標楷體" w:hAnsi="標楷體" w:cs="Times New Roman"/>
-          <w:sz w:val="24"/>
-          <w:szCs w:val="24"/>
-          <w:lang w:eastAsia="zh-TW"/>
-        </w:rPr>
-        <w:t>台電鬧主機與其周邊21982元。</w:t>
+        <w:t>硬體設備:一台電鬧主機與其周邊21982元。</w:t>
       </w:r>
     </w:p>
     <w:p>
@@ -9406,7 +9363,6 @@
           <w:szCs w:val="24"/>
         </w:rPr>
       </w:pPr>
-      <w:proofErr w:type="spellStart"/>
       <w:r>
         <w:rPr>
           <w:rFonts w:ascii="標楷體" w:eastAsia="標楷體" w:hAnsi="標楷體" w:cs="Times New Roman"/>
@@ -9414,49 +9370,6 @@
           <w:szCs w:val="24"/>
         </w:rPr>
         <w:t>無形成本</w:t>
-      </w:r>
-      <w:proofErr w:type="spellEnd"/>
-    </w:p>
-    <w:p>
-      <w:pPr>
-        <w:widowControl/>
-        <w:shd w:val="clear" w:color="auto" w:fill="FFFFFF"/>
-        <w:rPr>
-          <w:rFonts w:ascii="標楷體" w:eastAsia="標楷體" w:hAnsi="標楷體" w:cs="Times New Roman"/>
-          <w:sz w:val="24"/>
-          <w:szCs w:val="24"/>
-          <w:lang w:eastAsia="zh-TW"/>
-        </w:rPr>
-      </w:pPr>
-      <w:r>
-        <w:rPr>
-          <w:rFonts w:ascii="標楷體" w:eastAsia="標楷體" w:hAnsi="標楷體" w:cs="Times New Roman"/>
-          <w:sz w:val="24"/>
-          <w:szCs w:val="24"/>
-          <w:lang w:eastAsia="zh-TW"/>
-        </w:rPr>
-        <w:tab/>
-        <w:t>因為家具租賃系統可以降低員工操作業務上的繁瑣流程與</w:t>
-      </w:r>
-      <w:proofErr w:type="gramStart"/>
-      <w:r>
-        <w:rPr>
-          <w:rFonts w:ascii="標楷體" w:eastAsia="標楷體" w:hAnsi="標楷體" w:cs="Times New Roman"/>
-          <w:sz w:val="24"/>
-          <w:szCs w:val="24"/>
-          <w:lang w:eastAsia="zh-TW"/>
-        </w:rPr>
-        <w:t>與</w:t>
-      </w:r>
-      <w:proofErr w:type="gramEnd"/>
-      <w:r>
-        <w:rPr>
-          <w:rFonts w:ascii="標楷體" w:eastAsia="標楷體" w:hAnsi="標楷體" w:cs="Times New Roman"/>
-          <w:sz w:val="24"/>
-          <w:szCs w:val="24"/>
-          <w:lang w:eastAsia="zh-TW"/>
-        </w:rPr>
-        <w:t>降低失誤發生率，因此再次判斷員工士氣並不會受此降低，故無形成本為0。</w:t>
       </w:r>
     </w:p>
     <w:p>
@@ -9467,25 +9380,37 @@
           <w:rFonts w:ascii="標楷體" w:eastAsia="標楷體" w:hAnsi="標楷體" w:cs="Times New Roman"/>
           <w:sz w:val="24"/>
           <w:szCs w:val="24"/>
-        </w:rPr>
-      </w:pPr>
-      <w:proofErr w:type="spellStart"/>
+          <w:lang w:eastAsia="zh-TW"/>
+        </w:rPr>
+      </w:pPr>
       <w:r>
         <w:rPr>
           <w:rFonts w:ascii="標楷體" w:eastAsia="標楷體" w:hAnsi="標楷體" w:cs="Times New Roman"/>
           <w:sz w:val="24"/>
           <w:szCs w:val="24"/>
-        </w:rPr>
-        <w:t>總成本</w:t>
+          <w:lang w:eastAsia="zh-TW"/>
+        </w:rPr>
+        <w:tab/>
+        <w:t>因為家具租賃系統可以降低員工操作業務上的繁瑣流程與與降低失誤發生率，因此再次判斷員工士氣並不會受此降低，故無形成本為0。</w:t>
       </w:r>
-      <w:proofErr w:type="spellEnd"/>
+    </w:p>
+    <w:p>
+      <w:pPr>
+        <w:widowControl/>
+        <w:shd w:val="clear" w:color="auto" w:fill="FFFFFF"/>
+        <w:rPr>
+          <w:rFonts w:ascii="標楷體" w:eastAsia="標楷體" w:hAnsi="標楷體" w:cs="Times New Roman"/>
+          <w:sz w:val="24"/>
+          <w:szCs w:val="24"/>
+        </w:rPr>
+      </w:pPr>
       <w:r>
         <w:rPr>
           <w:rFonts w:ascii="標楷體" w:eastAsia="標楷體" w:hAnsi="標楷體" w:cs="Times New Roman"/>
           <w:sz w:val="24"/>
           <w:szCs w:val="24"/>
         </w:rPr>
-        <w:t>=21982+35000*2+N*3*176+0=91982+528*N</w:t>
+        <w:t>總成本=21982+35000*2+N*3*176+0=91982+528*N</w:t>
       </w:r>
     </w:p>
     <w:p>
@@ -9503,7 +9428,6 @@
           <w:szCs w:val="24"/>
         </w:rPr>
       </w:pPr>
-      <w:proofErr w:type="spellStart"/>
       <w:r>
         <w:rPr>
           <w:rFonts w:ascii="標楷體" w:eastAsia="標楷體" w:hAnsi="標楷體" w:cs="Times New Roman"/>
@@ -9512,7 +9436,6 @@
         </w:rPr>
         <w:t>有形利益</w:t>
       </w:r>
-      <w:proofErr w:type="spellEnd"/>
     </w:p>
     <w:p>
       <w:pPr>
@@ -9554,7 +9477,6 @@
           <w:szCs w:val="24"/>
           <w:lang w:eastAsia="zh-TW"/>
         </w:rPr>
-        <w:lastRenderedPageBreak/>
         <w:tab/>
         <w:t>透過家具租賃系統降低處理資料之人力並降低失誤率，將人力投入其他方面而增加企業運轉效能，節省之人力將低成本或因投入人力在公司其他方面增加公司收益。</w:t>
       </w:r>
@@ -9574,7 +9496,6 @@
           <w:szCs w:val="24"/>
         </w:rPr>
       </w:pPr>
-      <w:proofErr w:type="spellStart"/>
       <w:r>
         <w:rPr>
           <w:rFonts w:ascii="標楷體" w:eastAsia="標楷體" w:hAnsi="標楷體" w:cs="Times New Roman"/>
@@ -9583,7 +9504,6 @@
         </w:rPr>
         <w:t>無形利益</w:t>
       </w:r>
-      <w:proofErr w:type="spellEnd"/>
     </w:p>
     <w:p>
       <w:pPr>
@@ -9687,6 +9607,7 @@
           <w:noProof/>
           <w:sz w:val="24"/>
           <w:szCs w:val="24"/>
+          <w:lang w:eastAsia="zh-TW"/>
         </w:rPr>
         <mc:AlternateContent>
           <mc:Choice Requires="wpg">
@@ -9883,7 +9804,7 @@
               </wp:anchor>
             </w:drawing>
           </mc:Choice>
-          <mc:Fallback>
+          <mc:Fallback xmlns:w16cid="http://schemas.microsoft.com/office/word/2016/wordml/cid" xmlns:am3d="http://schemas.microsoft.com/office/drawing/2017/model3d" xmlns:aink="http://schemas.microsoft.com/office/drawing/2016/ink" xmlns:cx8="http://schemas.microsoft.com/office/drawing/2016/5/14/chartex" xmlns:cx7="http://schemas.microsoft.com/office/drawing/2016/5/13/chartex" xmlns:cx6="http://schemas.microsoft.com/office/drawing/2016/5/12/chartex" xmlns:cx5="http://schemas.microsoft.com/office/drawing/2016/5/11/chartex" xmlns:cx4="http://schemas.microsoft.com/office/drawing/2016/5/10/chartex" xmlns:cx3="http://schemas.microsoft.com/office/drawing/2016/5/9/chartex" xmlns:cx2="http://schemas.microsoft.com/office/drawing/2015/10/21/chartex" xmlns:cx1="http://schemas.microsoft.com/office/drawing/2015/9/8/chartex">
             <w:pict>
               <v:group id="群組 159" o:spid="_x0000_s1080" style="position:absolute;left:0;text-align:left;margin-left:5pt;margin-top:-6pt;width:541pt;height:28.35pt;z-index:-251643904;mso-wrap-distance-left:0;mso-wrap-distance-right:0;mso-position-horizontal-relative:text;mso-position-vertical-relative:text" coordorigin="19106,35999" coordsize="68707,3600" o:gfxdata="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">
                 <v:group id="群組 60" o:spid="_x0000_s1081" style="position:absolute;left:19106;top:35999;width:68707;height:3601" coordsize="68707,3600" o:gfxdata="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">
@@ -9965,7 +9886,6 @@
           <w:szCs w:val="24"/>
         </w:rPr>
       </w:pPr>
-      <w:proofErr w:type="spellStart"/>
       <w:r>
         <w:rPr>
           <w:rFonts w:ascii="標楷體" w:eastAsia="標楷體" w:hAnsi="標楷體" w:cs="Times New Roman"/>
@@ -9974,7 +9894,6 @@
         </w:rPr>
         <w:t>租具租賃需求客戶</w:t>
       </w:r>
-      <w:proofErr w:type="spellEnd"/>
     </w:p>
     <w:p>
       <w:pPr>
@@ -10043,7 +9962,6 @@
           <w:szCs w:val="24"/>
         </w:rPr>
       </w:pPr>
-      <w:proofErr w:type="spellStart"/>
       <w:r>
         <w:rPr>
           <w:rFonts w:ascii="標楷體" w:eastAsia="標楷體" w:hAnsi="標楷體" w:cs="Times New Roman"/>
@@ -10052,7 +9970,6 @@
         </w:rPr>
         <w:t>家具租賃企業業者</w:t>
       </w:r>
-      <w:proofErr w:type="spellEnd"/>
     </w:p>
     <w:p>
       <w:pPr>
@@ -10112,6 +10029,7 @@
           <w:noProof/>
           <w:sz w:val="24"/>
           <w:szCs w:val="24"/>
+          <w:lang w:eastAsia="zh-TW"/>
         </w:rPr>
         <mc:AlternateContent>
           <mc:Choice Requires="wpg">
@@ -10308,7 +10226,7 @@
               </wp:anchor>
             </w:drawing>
           </mc:Choice>
-          <mc:Fallback>
+          <mc:Fallback xmlns:w16cid="http://schemas.microsoft.com/office/word/2016/wordml/cid" xmlns:am3d="http://schemas.microsoft.com/office/drawing/2017/model3d" xmlns:aink="http://schemas.microsoft.com/office/drawing/2016/ink" xmlns:cx8="http://schemas.microsoft.com/office/drawing/2016/5/14/chartex" xmlns:cx7="http://schemas.microsoft.com/office/drawing/2016/5/13/chartex" xmlns:cx6="http://schemas.microsoft.com/office/drawing/2016/5/12/chartex" xmlns:cx5="http://schemas.microsoft.com/office/drawing/2016/5/11/chartex" xmlns:cx4="http://schemas.microsoft.com/office/drawing/2016/5/10/chartex" xmlns:cx3="http://schemas.microsoft.com/office/drawing/2016/5/9/chartex" xmlns:cx2="http://schemas.microsoft.com/office/drawing/2015/10/21/chartex" xmlns:cx1="http://schemas.microsoft.com/office/drawing/2015/9/8/chartex">
             <w:pict>
               <v:group id="群組 192" o:spid="_x0000_s1086" style="position:absolute;left:0;text-align:left;margin-left:5pt;margin-top:-6pt;width:541pt;height:28.35pt;z-index:-251642880;mso-wrap-distance-left:0;mso-wrap-distance-right:0;mso-position-horizontal-relative:text;mso-position-vertical-relative:text" coordorigin="19106,35999" coordsize="68707,3600" o:gfxdata="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">
                 <v:group id="群組 66" o:spid="_x0000_s1087" style="position:absolute;left:19106;top:35999;width:68707;height:3601" coordsize="68707,3600" o:gfxdata="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">
@@ -10379,6 +10297,7 @@
           <w:rFonts w:ascii="標楷體" w:eastAsia="標楷體" w:hAnsi="標楷體" w:cs="Times New Roman"/>
           <w:noProof/>
           <w:szCs w:val="24"/>
+          <w:lang w:eastAsia="zh-TW"/>
         </w:rPr>
         <w:drawing>
           <wp:inline distT="0" distB="0" distL="0" distR="0" wp14:anchorId="604C4B24" wp14:editId="69EB888E">
@@ -10396,7 +10315,7 @@
                     <pic:cNvPicPr/>
                   </pic:nvPicPr>
                   <pic:blipFill>
-                    <a:blip r:embed="rId29"/>
+                    <a:blip r:embed="rId31"/>
                     <a:stretch>
                       <a:fillRect/>
                     </a:stretch>
@@ -10475,6 +10394,7 @@
           <w:noProof/>
           <w:sz w:val="24"/>
           <w:szCs w:val="24"/>
+          <w:lang w:eastAsia="zh-TW"/>
         </w:rPr>
         <mc:AlternateContent>
           <mc:Choice Requires="wpg">
@@ -10671,7 +10591,7 @@
               </wp:anchor>
             </w:drawing>
           </mc:Choice>
-          <mc:Fallback>
+          <mc:Fallback xmlns:w16cid="http://schemas.microsoft.com/office/word/2016/wordml/cid" xmlns:am3d="http://schemas.microsoft.com/office/drawing/2017/model3d" xmlns:aink="http://schemas.microsoft.com/office/drawing/2016/ink" xmlns:cx8="http://schemas.microsoft.com/office/drawing/2016/5/14/chartex" xmlns:cx7="http://schemas.microsoft.com/office/drawing/2016/5/13/chartex" xmlns:cx6="http://schemas.microsoft.com/office/drawing/2016/5/12/chartex" xmlns:cx5="http://schemas.microsoft.com/office/drawing/2016/5/11/chartex" xmlns:cx4="http://schemas.microsoft.com/office/drawing/2016/5/10/chartex" xmlns:cx3="http://schemas.microsoft.com/office/drawing/2016/5/9/chartex" xmlns:cx2="http://schemas.microsoft.com/office/drawing/2015/10/21/chartex" xmlns:cx1="http://schemas.microsoft.com/office/drawing/2015/9/8/chartex">
             <w:pict>
               <v:group id="群組 175" o:spid="_x0000_s1092" style="position:absolute;left:0;text-align:left;margin-left:5pt;margin-top:-6pt;width:541pt;height:41.5pt;z-index:-251641856;mso-wrap-distance-left:0;mso-wrap-distance-right:0;mso-position-horizontal-relative:text;mso-position-vertical-relative:text" coordorigin="19106,35164" coordsize="68707,5270" o:gfxdata="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">
                 <v:group id="群組 71" o:spid="_x0000_s1093" style="position:absolute;left:19106;top:35164;width:68707;height:5271" coordsize="68707,5270" o:gfxdata="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">
@@ -10808,29 +10728,7 @@
           <w:highlight w:val="yellow"/>
           <w:lang w:eastAsia="zh-TW"/>
         </w:rPr>
-        <w:t>管理者帳號、密碼後</w:t>
-      </w:r>
-      <w:proofErr w:type="gramStart"/>
-      <w:r>
-        <w:rPr>
-          <w:rFonts w:ascii="標楷體" w:eastAsia="標楷體" w:hAnsi="標楷體" w:cs="Times New Roman"/>
-          <w:sz w:val="24"/>
-          <w:szCs w:val="24"/>
-          <w:highlight w:val="yellow"/>
-          <w:lang w:eastAsia="zh-TW"/>
-        </w:rPr>
-        <w:t>臺</w:t>
-      </w:r>
-      <w:proofErr w:type="gramEnd"/>
-      <w:r>
-        <w:rPr>
-          <w:rFonts w:ascii="標楷體" w:eastAsia="標楷體" w:hAnsi="標楷體" w:cs="Times New Roman"/>
-          <w:sz w:val="24"/>
-          <w:szCs w:val="24"/>
-          <w:highlight w:val="yellow"/>
-          <w:lang w:eastAsia="zh-TW"/>
-        </w:rPr>
-        <w:t>登入介面</w:t>
+        <w:t>管理者帳號、密碼後臺登入介面</w:t>
       </w:r>
     </w:p>
     <w:p>
@@ -10983,29 +10881,7 @@
           <w:highlight w:val="yellow"/>
           <w:lang w:eastAsia="zh-TW"/>
         </w:rPr>
-        <w:t>後</w:t>
-      </w:r>
-      <w:proofErr w:type="gramStart"/>
-      <w:r>
-        <w:rPr>
-          <w:rFonts w:ascii="標楷體" w:eastAsia="標楷體" w:hAnsi="標楷體" w:cs="Times New Roman"/>
-          <w:sz w:val="24"/>
-          <w:szCs w:val="24"/>
-          <w:highlight w:val="yellow"/>
-          <w:lang w:eastAsia="zh-TW"/>
-        </w:rPr>
-        <w:t>臺</w:t>
-      </w:r>
-      <w:proofErr w:type="gramEnd"/>
-      <w:r>
-        <w:rPr>
-          <w:rFonts w:ascii="標楷體" w:eastAsia="標楷體" w:hAnsi="標楷體" w:cs="Times New Roman"/>
-          <w:sz w:val="24"/>
-          <w:szCs w:val="24"/>
-          <w:highlight w:val="yellow"/>
-          <w:lang w:eastAsia="zh-TW"/>
-        </w:rPr>
-        <w:t>介面</w:t>
+        <w:t>後臺介面</w:t>
       </w:r>
       <w:r>
         <w:rPr>
@@ -11034,6 +10910,7 @@
           <w:noProof/>
           <w:sz w:val="24"/>
           <w:szCs w:val="24"/>
+          <w:lang w:eastAsia="zh-TW"/>
         </w:rPr>
         <mc:AlternateContent>
           <mc:Choice Requires="wpg">
@@ -11295,7 +11172,7 @@
               </wp:anchor>
             </w:drawing>
           </mc:Choice>
-          <mc:Fallback>
+          <mc:Fallback xmlns:w16cid="http://schemas.microsoft.com/office/word/2016/wordml/cid" xmlns:am3d="http://schemas.microsoft.com/office/drawing/2017/model3d" xmlns:aink="http://schemas.microsoft.com/office/drawing/2016/ink" xmlns:cx8="http://schemas.microsoft.com/office/drawing/2016/5/14/chartex" xmlns:cx7="http://schemas.microsoft.com/office/drawing/2016/5/13/chartex" xmlns:cx6="http://schemas.microsoft.com/office/drawing/2016/5/12/chartex" xmlns:cx5="http://schemas.microsoft.com/office/drawing/2016/5/11/chartex" xmlns:cx4="http://schemas.microsoft.com/office/drawing/2016/5/10/chartex" xmlns:cx3="http://schemas.microsoft.com/office/drawing/2016/5/9/chartex" xmlns:cx2="http://schemas.microsoft.com/office/drawing/2015/10/21/chartex" xmlns:cx1="http://schemas.microsoft.com/office/drawing/2015/9/8/chartex">
             <w:pict>
               <v:group w14:anchorId="44327444" id="群組 249" o:spid="_x0000_s1098" style="position:absolute;margin-left:5.1pt;margin-top:10.6pt;width:541pt;height:42.5pt;z-index:251736064;mso-wrap-distance-left:0;mso-wrap-distance-right:0;mso-position-horizontal-relative:text;mso-position-vertical-relative:text;mso-height-relative:margin" coordorigin="19106,35164" coordsize="68707,5396" o:gfxdata="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">
                 <v:group id="群組 250" o:spid="_x0000_s1099" style="position:absolute;left:19106;top:35164;width:68707;height:5397" coordsize="68707,5396" o:gfxdata="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">
@@ -11647,27 +11524,7 @@
           <w:szCs w:val="24"/>
           <w:lang w:eastAsia="zh-TW"/>
         </w:rPr>
-        <w:t>因為家具並非像</w:t>
-      </w:r>
-      <w:proofErr w:type="gramStart"/>
-      <w:r>
-        <w:rPr>
-          <w:rFonts w:ascii="標楷體" w:eastAsia="標楷體" w:hAnsi="標楷體" w:cs="Times New Roman" w:hint="eastAsia"/>
-          <w:sz w:val="24"/>
-          <w:szCs w:val="24"/>
-          <w:lang w:eastAsia="zh-TW"/>
-        </w:rPr>
-        <w:t>平常線上商場</w:t>
-      </w:r>
-      <w:proofErr w:type="gramEnd"/>
-      <w:r>
-        <w:rPr>
-          <w:rFonts w:ascii="標楷體" w:eastAsia="標楷體" w:hAnsi="標楷體" w:cs="Times New Roman" w:hint="eastAsia"/>
-          <w:sz w:val="24"/>
-          <w:szCs w:val="24"/>
-          <w:lang w:eastAsia="zh-TW"/>
-        </w:rPr>
-        <w:t>那種中小型貨物運送，需要再經由後台人員另行規劃倉儲存貨與安排配送時程。</w:t>
+        <w:t>因為家具並非像平常線上商場那種中小型貨物運送，需要再經由後台人員另行規劃倉儲存貨與安排配送時程。</w:t>
       </w:r>
     </w:p>
     <w:p>
@@ -11867,6 +11724,7 @@
         <w:rPr>
           <w:rFonts w:ascii="標楷體" w:eastAsia="標楷體" w:hAnsi="標楷體" w:cs="Times New Roman"/>
           <w:noProof/>
+          <w:lang w:eastAsia="zh-TW"/>
         </w:rPr>
         <mc:AlternateContent>
           <mc:Choice Requires="wps">
@@ -11930,7 +11788,7 @@
               </wp:anchor>
             </w:drawing>
           </mc:Choice>
-          <mc:Fallback>
+          <mc:Fallback xmlns:w16cid="http://schemas.microsoft.com/office/word/2016/wordml/cid" xmlns:am3d="http://schemas.microsoft.com/office/drawing/2017/model3d" xmlns:aink="http://schemas.microsoft.com/office/drawing/2016/ink" xmlns:cx8="http://schemas.microsoft.com/office/drawing/2016/5/14/chartex" xmlns:cx7="http://schemas.microsoft.com/office/drawing/2016/5/13/chartex" xmlns:cx6="http://schemas.microsoft.com/office/drawing/2016/5/12/chartex" xmlns:cx5="http://schemas.microsoft.com/office/drawing/2016/5/11/chartex" xmlns:cx4="http://schemas.microsoft.com/office/drawing/2016/5/10/chartex" xmlns:cx3="http://schemas.microsoft.com/office/drawing/2016/5/9/chartex" xmlns:cx2="http://schemas.microsoft.com/office/drawing/2015/10/21/chartex" xmlns:cx1="http://schemas.microsoft.com/office/drawing/2015/9/8/chartex">
             <w:pict>
               <v:shape w14:anchorId="4B5E463B" id="手繪多邊形: 圖案 169" o:spid="_x0000_s1026" style="position:absolute;margin-left:5pt;margin-top:24pt;width:.1pt;height:1pt;z-index:251675648;visibility:visible;mso-wrap-style:square;mso-wrap-distance-left:0;mso-wrap-distance-top:0;mso-wrap-distance-right:0;mso-wrap-distance-bottom:0;mso-position-horizontal:absolute;mso-position-horizontal-relative:text;mso-position-vertical:absolute;mso-position-vertical-relative:text;v-text-anchor:middle" coordsize="6870700,120000" o:gfxdata="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" path="m6870700,l,e" filled="f" strokecolor="#cfcaca" strokeweight="1pt">
                 <v:stroke startarrowwidth="narrow" startarrowlength="short" endarrowwidth="narrow" endarrowlength="short"/>
@@ -11950,7 +11808,7 @@
           <w:rFonts w:ascii="標楷體" w:eastAsia="標楷體" w:hAnsi="標楷體" w:cs="Times New Roman"/>
         </w:rPr>
         <w:sectPr>
-          <w:footerReference w:type="default" r:id="rId30"/>
+          <w:footerReference w:type="default" r:id="rId32"/>
           <w:pgSz w:w="12260" w:h="15850"/>
           <w:pgMar w:top="540" w:right="620" w:bottom="1440" w:left="620" w:header="0" w:footer="1250" w:gutter="0"/>
           <w:cols w:space="720"/>
@@ -11961,8 +11819,8 @@
           <w:rFonts w:ascii="標楷體" w:eastAsia="標楷體" w:hAnsi="標楷體" w:cs="Times New Roman"/>
           <w:noProof/>
           <w:color w:val="0D0E10"/>
-        </w:rPr>
-        <w:lastRenderedPageBreak/>
+          <w:lang w:eastAsia="zh-TW"/>
+        </w:rPr>
         <mc:AlternateContent>
           <mc:Choice Requires="wps">
             <w:drawing>
@@ -12383,7 +12241,6 @@
                               </w:rPr>
                               <w:t>和</w:t>
                             </w:r>
-                            <w:proofErr w:type="spellStart"/>
                             <w:r>
                               <w:rPr>
                                 <w:rFonts w:ascii="Times New Roman" w:eastAsia="標楷體" w:hAnsi="Times New Roman" w:cs="Times New Roman"/>
@@ -12393,7 +12250,6 @@
                               </w:rPr>
                               <w:t>xampp</w:t>
                             </w:r>
-                            <w:proofErr w:type="spellEnd"/>
                             <w:r>
                               <w:rPr>
                                 <w:rFonts w:ascii="Times New Roman" w:eastAsia="標楷體" w:hAnsi="Times New Roman" w:cs="Times New Roman"/>
@@ -12747,27 +12603,7 @@
                                 <w:szCs w:val="24"/>
                                 <w:lang w:eastAsia="zh-TW"/>
                               </w:rPr>
-                              <w:t>將系統</w:t>
-                            </w:r>
-                            <w:proofErr w:type="gramStart"/>
-                            <w:r>
-                              <w:rPr>
-                                <w:rFonts w:ascii="Times New Roman" w:eastAsia="標楷體" w:hAnsi="Times New Roman" w:cs="Times New Roman" w:hint="eastAsia"/>
-                                <w:sz w:val="24"/>
-                                <w:szCs w:val="24"/>
-                                <w:lang w:eastAsia="zh-TW"/>
-                              </w:rPr>
-                              <w:t>做好資安保護</w:t>
-                            </w:r>
-                            <w:proofErr w:type="gramEnd"/>
-                            <w:r>
-                              <w:rPr>
-                                <w:rFonts w:ascii="Times New Roman" w:eastAsia="標楷體" w:hAnsi="Times New Roman" w:cs="Times New Roman" w:hint="eastAsia"/>
-                                <w:sz w:val="24"/>
-                                <w:szCs w:val="24"/>
-                                <w:lang w:eastAsia="zh-TW"/>
-                              </w:rPr>
-                              <w:t>，</w:t>
+                              <w:t>將系統做好資安保護，</w:t>
                             </w:r>
                             <w:r>
                               <w:rPr>
@@ -12859,27 +12695,7 @@
                                 <w:szCs w:val="24"/>
                                 <w:lang w:eastAsia="zh-TW"/>
                               </w:rPr>
-                              <w:t>加速進度進行可能會帶來系統建置不完善等因素，但若公司急於使用系統則在功能大致可執行與</w:t>
-                            </w:r>
-                            <w:proofErr w:type="gramStart"/>
-                            <w:r>
-                              <w:rPr>
-                                <w:rFonts w:ascii="Times New Roman" w:eastAsia="標楷體" w:hAnsi="Times New Roman" w:cs="Times New Roman" w:hint="eastAsia"/>
-                                <w:sz w:val="24"/>
-                                <w:szCs w:val="24"/>
-                                <w:lang w:eastAsia="zh-TW"/>
-                              </w:rPr>
-                              <w:t>做好資安防護</w:t>
-                            </w:r>
-                            <w:proofErr w:type="gramEnd"/>
-                            <w:r>
-                              <w:rPr>
-                                <w:rFonts w:ascii="Times New Roman" w:eastAsia="標楷體" w:hAnsi="Times New Roman" w:cs="Times New Roman" w:hint="eastAsia"/>
-                                <w:sz w:val="24"/>
-                                <w:szCs w:val="24"/>
-                                <w:lang w:eastAsia="zh-TW"/>
-                              </w:rPr>
-                              <w:t>上是可以讓系統加速製造上市，但在日後還是需要由技術人員定期補強升級系統。</w:t>
+                              <w:t>加速進度進行可能會帶來系統建置不完善等因素，但若公司急於使用系統則在功能大致可執行與做好資安防護上是可以讓系統加速製造上市，但在日後還是需要由技術人員定期補強升級系統。</w:t>
                             </w:r>
                           </w:p>
                           <w:p>
@@ -13010,27 +12826,7 @@
                                 <w:szCs w:val="24"/>
                                 <w:lang w:eastAsia="zh-TW"/>
                               </w:rPr>
-                              <w:t>影響開發系統時程因素很多，例如低估風險、人力時間的安排失</w:t>
-                            </w:r>
-                            <w:proofErr w:type="gramStart"/>
-                            <w:r>
-                              <w:rPr>
-                                <w:rFonts w:ascii="Times New Roman" w:eastAsia="標楷體" w:hAnsi="Times New Roman" w:cs="Times New Roman" w:hint="eastAsia"/>
-                                <w:sz w:val="24"/>
-                                <w:szCs w:val="24"/>
-                                <w:lang w:eastAsia="zh-TW"/>
-                              </w:rPr>
-                              <w:t>準</w:t>
-                            </w:r>
-                            <w:proofErr w:type="gramEnd"/>
-                            <w:r>
-                              <w:rPr>
-                                <w:rFonts w:ascii="Times New Roman" w:eastAsia="標楷體" w:hAnsi="Times New Roman" w:cs="Times New Roman" w:hint="eastAsia"/>
-                                <w:sz w:val="24"/>
-                                <w:szCs w:val="24"/>
-                                <w:lang w:eastAsia="zh-TW"/>
-                              </w:rPr>
-                              <w:t>、開發人員的技術或經驗不多等等，而</w:t>
+                              <w:t>影響開發系統時程因素很多，例如低估風險、人力時間的安排失準、開發人員的技術或經驗不多等等，而</w:t>
                             </w:r>
                             <w:r>
                               <w:rPr>
@@ -13048,19 +12844,8 @@
                                 <w:szCs w:val="24"/>
                                 <w:lang w:eastAsia="zh-TW"/>
                               </w:rPr>
-                              <w:t>小組應該持續監視系統開發進度，當出現開發時程延誤時，則必須</w:t>
+                              <w:t>小組應該持續監視系統開發進度，當出現開發時程延誤時，則必須採</w:t>
                             </w:r>
-                            <w:proofErr w:type="gramStart"/>
-                            <w:r>
-                              <w:rPr>
-                                <w:rFonts w:ascii="Times New Roman" w:eastAsia="標楷體" w:hAnsi="Times New Roman" w:cs="Times New Roman" w:hint="eastAsia"/>
-                                <w:sz w:val="24"/>
-                                <w:szCs w:val="24"/>
-                                <w:lang w:eastAsia="zh-TW"/>
-                              </w:rPr>
-                              <w:t>採</w:t>
-                            </w:r>
-                            <w:proofErr w:type="gramEnd"/>
                           </w:p>
                         </w:txbxContent>
                       </wps:txbx>
@@ -13079,7 +12864,7 @@
               </wp:anchor>
             </w:drawing>
           </mc:Choice>
-          <mc:Fallback>
+          <mc:Fallback xmlns:w16cid="http://schemas.microsoft.com/office/word/2016/wordml/cid" xmlns:am3d="http://schemas.microsoft.com/office/drawing/2017/model3d" xmlns:aink="http://schemas.microsoft.com/office/drawing/2016/ink" xmlns:cx8="http://schemas.microsoft.com/office/drawing/2016/5/14/chartex" xmlns:cx7="http://schemas.microsoft.com/office/drawing/2016/5/13/chartex" xmlns:cx6="http://schemas.microsoft.com/office/drawing/2016/5/12/chartex" xmlns:cx5="http://schemas.microsoft.com/office/drawing/2016/5/11/chartex" xmlns:cx4="http://schemas.microsoft.com/office/drawing/2016/5/10/chartex" xmlns:cx3="http://schemas.microsoft.com/office/drawing/2016/5/9/chartex" xmlns:cx2="http://schemas.microsoft.com/office/drawing/2015/10/21/chartex" xmlns:cx1="http://schemas.microsoft.com/office/drawing/2015/9/8/chartex">
             <w:pict>
               <v:shape id="_x0000_s1104" type="#_x0000_t202" style="position:absolute;left:0;text-align:left;margin-left:7.25pt;margin-top:94.5pt;width:532.5pt;height:597.75pt;z-index:251738112;visibility:visible;mso-wrap-style:square;mso-width-percent:0;mso-height-percent:0;mso-wrap-distance-left:9pt;mso-wrap-distance-top:3.6pt;mso-wrap-distance-right:9pt;mso-wrap-distance-bottom:3.6pt;mso-position-horizontal:absolute;mso-position-horizontal-relative:text;mso-position-vertical:absolute;mso-position-vertical-relative:text;mso-width-percent:0;mso-height-percent:0;mso-width-relative:margin;mso-height-relative:margin;v-text-anchor:top" o:gfxdata="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" stroked="f">
                 <v:textbox>
@@ -14153,6 +13938,7 @@
           <w:noProof/>
           <w:sz w:val="24"/>
           <w:szCs w:val="24"/>
+          <w:lang w:eastAsia="zh-TW"/>
         </w:rPr>
         <mc:AlternateContent>
           <mc:Choice Requires="wpg">
@@ -14423,7 +14209,7 @@
               </wp:anchor>
             </w:drawing>
           </mc:Choice>
-          <mc:Fallback>
+          <mc:Fallback xmlns:w16cid="http://schemas.microsoft.com/office/word/2016/wordml/cid" xmlns:am3d="http://schemas.microsoft.com/office/drawing/2017/model3d" xmlns:aink="http://schemas.microsoft.com/office/drawing/2016/ink" xmlns:cx8="http://schemas.microsoft.com/office/drawing/2016/5/14/chartex" xmlns:cx7="http://schemas.microsoft.com/office/drawing/2016/5/13/chartex" xmlns:cx6="http://schemas.microsoft.com/office/drawing/2016/5/12/chartex" xmlns:cx5="http://schemas.microsoft.com/office/drawing/2016/5/11/chartex" xmlns:cx4="http://schemas.microsoft.com/office/drawing/2016/5/10/chartex" xmlns:cx3="http://schemas.microsoft.com/office/drawing/2016/5/9/chartex" xmlns:cx2="http://schemas.microsoft.com/office/drawing/2015/10/21/chartex" xmlns:cx1="http://schemas.microsoft.com/office/drawing/2015/9/8/chartex">
             <w:pict>
               <v:group w14:anchorId="228BF570" id="群組 167" o:spid="_x0000_s1105" style="position:absolute;left:0;text-align:left;margin-left:5pt;margin-top:40.5pt;width:541pt;height:41.5pt;z-index:251731968;mso-wrap-distance-left:0;mso-wrap-distance-right:0;mso-position-horizontal-relative:text;mso-position-vertical-relative:text" coordorigin="19106,35164" coordsize="68707,5270" o:gfxdata="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">
                 <v:group id="群組 88" o:spid="_x0000_s1106" style="position:absolute;left:19106;top:35164;width:68707;height:5271" coordsize="68707,5270" o:gfxdata="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">
@@ -14503,6 +14289,7 @@
         <w:rPr>
           <w:rFonts w:ascii="標楷體" w:eastAsia="標楷體" w:hAnsi="標楷體" w:cs="Times New Roman"/>
           <w:noProof/>
+          <w:lang w:eastAsia="zh-TW"/>
         </w:rPr>
         <mc:AlternateContent>
           <mc:Choice Requires="wpg">
@@ -14578,7 +14365,7 @@
                             <pic:cNvPicPr preferRelativeResize="0"/>
                           </pic:nvPicPr>
                           <pic:blipFill rotWithShape="1">
-                            <a:blip r:embed="rId17">
+                            <a:blip r:embed="rId19">
                               <a:alphaModFix/>
                             </a:blip>
                             <a:srcRect/>
@@ -14643,7 +14430,7 @@
               </wp:anchor>
             </w:drawing>
           </mc:Choice>
-          <mc:Fallback>
+          <mc:Fallback xmlns:w16cid="http://schemas.microsoft.com/office/word/2016/wordml/cid" xmlns:am3d="http://schemas.microsoft.com/office/drawing/2017/model3d" xmlns:aink="http://schemas.microsoft.com/office/drawing/2016/ink" xmlns:cx8="http://schemas.microsoft.com/office/drawing/2016/5/14/chartex" xmlns:cx7="http://schemas.microsoft.com/office/drawing/2016/5/13/chartex" xmlns:cx6="http://schemas.microsoft.com/office/drawing/2016/5/12/chartex" xmlns:cx5="http://schemas.microsoft.com/office/drawing/2016/5/11/chartex" xmlns:cx4="http://schemas.microsoft.com/office/drawing/2016/5/10/chartex" xmlns:cx3="http://schemas.microsoft.com/office/drawing/2016/5/9/chartex" xmlns:cx2="http://schemas.microsoft.com/office/drawing/2015/10/21/chartex" xmlns:cx1="http://schemas.microsoft.com/office/drawing/2015/9/8/chartex">
             <w:pict>
               <v:group w14:anchorId="600E42A7" id="群組 186" o:spid="_x0000_s1112" style="position:absolute;left:0;text-align:left;margin-left:11pt;margin-top:6pt;width:20pt;height:20pt;z-index:251729920;mso-wrap-distance-left:0;mso-wrap-distance-right:0;mso-position-horizontal-relative:text;mso-position-vertical-relative:text" coordorigin="52190,36530" coordsize="2540,2540" o:gfxdata="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">
                 <v:group id="群組 77" o:spid="_x0000_s1113" style="position:absolute;left:52190;top:36530;width:2540;height:2540" coordsize="254000,254000" o:gfxdata="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">
@@ -14659,7 +14446,7 @@
                     </v:textbox>
                   </v:rect>
                   <v:shape id="Shape 103" o:spid="_x0000_s1115" type="#_x0000_t75" style="position:absolute;width:254000;height:254000;visibility:visible;mso-wrap-style:square" o:preferrelative="f" o:gfxdata="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">
-                    <v:imagedata r:id="rId18" o:title=""/>
+                    <v:imagedata r:id="rId20" o:title=""/>
                   </v:shape>
                   <v:rect id="矩形 79" o:spid="_x0000_s1116" style="position:absolute;width:254000;height:254000;visibility:visible;mso-wrap-style:square;v-text-anchor:top" o:gfxdata="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" filled="f" stroked="f">
                     <v:textbox inset="0,0,0,0">
@@ -14708,7 +14495,6 @@
           <w:szCs w:val="24"/>
           <w:lang w:eastAsia="zh-TW"/>
         </w:rPr>
-        <w:lastRenderedPageBreak/>
         <w:t>用補救措施或備援方案，盡量降低時程延誤的情形發生。</w:t>
       </w:r>
     </w:p>
@@ -14786,7 +14572,7 @@
                     <pic:cNvPicPr/>
                   </pic:nvPicPr>
                   <pic:blipFill>
-                    <a:blip r:embed="rId31"/>
+                    <a:blip r:embed="rId33"/>
                     <a:stretch>
                       <a:fillRect/>
                     </a:stretch>
@@ -14899,7 +14685,7 @@
                     <pic:cNvPicPr/>
                   </pic:nvPicPr>
                   <pic:blipFill>
-                    <a:blip r:embed="rId32"/>
+                    <a:blip r:embed="rId34"/>
                     <a:stretch>
                       <a:fillRect/>
                     </a:stretch>
@@ -14937,13 +14723,13 @@
           <w:sz w:val="36"/>
           <w:szCs w:val="36"/>
         </w:rPr>
-        <w:lastRenderedPageBreak/>
         <w:t>External interface requirements</w:t>
       </w:r>
       <w:r>
         <w:rPr>
           <w:rFonts w:ascii="標楷體" w:eastAsia="標楷體" w:hAnsi="標楷體" w:cs="Times New Roman"/>
           <w:noProof/>
+          <w:lang w:eastAsia="zh-TW"/>
         </w:rPr>
         <mc:AlternateContent>
           <mc:Choice Requires="wpg">
@@ -15019,7 +14805,7 @@
                             <pic:cNvPicPr preferRelativeResize="0"/>
                           </pic:nvPicPr>
                           <pic:blipFill rotWithShape="1">
-                            <a:blip r:embed="rId33">
+                            <a:blip r:embed="rId35">
                               <a:alphaModFix/>
                             </a:blip>
                             <a:srcRect/>
@@ -15084,7 +14870,7 @@
               </wp:anchor>
             </w:drawing>
           </mc:Choice>
-          <mc:Fallback>
+          <mc:Fallback xmlns:w16cid="http://schemas.microsoft.com/office/word/2016/wordml/cid" xmlns:am3d="http://schemas.microsoft.com/office/drawing/2017/model3d" xmlns:aink="http://schemas.microsoft.com/office/drawing/2016/ink" xmlns:cx8="http://schemas.microsoft.com/office/drawing/2016/5/14/chartex" xmlns:cx7="http://schemas.microsoft.com/office/drawing/2016/5/13/chartex" xmlns:cx6="http://schemas.microsoft.com/office/drawing/2016/5/12/chartex" xmlns:cx5="http://schemas.microsoft.com/office/drawing/2016/5/11/chartex" xmlns:cx4="http://schemas.microsoft.com/office/drawing/2016/5/10/chartex" xmlns:cx3="http://schemas.microsoft.com/office/drawing/2016/5/9/chartex" xmlns:cx2="http://schemas.microsoft.com/office/drawing/2015/10/21/chartex" xmlns:cx1="http://schemas.microsoft.com/office/drawing/2015/9/8/chartex">
             <w:pict>
               <v:group id="群組 196" o:spid="_x0000_s1117" style="position:absolute;left:0;text-align:left;margin-left:11pt;margin-top:6pt;width:20pt;height:20pt;z-index:251678720;mso-wrap-distance-left:0;mso-wrap-distance-right:0;mso-position-horizontal-relative:text;mso-position-vertical-relative:text" coordorigin="52190,36530" coordsize="2540,2540" o:gfxdata="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">
                 <v:group id="群組 94" o:spid="_x0000_s1118" style="position:absolute;left:52190;top:36530;width:2540;height:2540" coordsize="254000,254000" o:gfxdata="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">
@@ -15100,7 +14886,7 @@
                     </v:textbox>
                   </v:rect>
                   <v:shape id="Shape 144" o:spid="_x0000_s1120" type="#_x0000_t75" style="position:absolute;width:254000;height:254000;visibility:visible;mso-wrap-style:square" o:preferrelative="f" o:gfxdata="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">
-                    <v:imagedata r:id="rId34" o:title=""/>
+                    <v:imagedata r:id="rId36" o:title=""/>
                   </v:shape>
                   <v:rect id="矩形 96" o:spid="_x0000_s1121" style="position:absolute;width:254000;height:254000;visibility:visible;mso-wrap-style:square;v-text-anchor:top" o:gfxdata="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" filled="f" stroked="f">
                     <v:textbox inset="0,0,0,0">
@@ -15241,6 +15027,7 @@
           <w:noProof/>
           <w:sz w:val="24"/>
           <w:szCs w:val="24"/>
+          <w:lang w:eastAsia="zh-TW"/>
         </w:rPr>
         <mc:AlternateContent>
           <mc:Choice Requires="wpg">
@@ -15355,23 +15142,7 @@
                                     <w:rFonts w:ascii="Lucida Sans" w:eastAsia="Lucida Sans" w:hAnsi="Lucida Sans" w:cs="Lucida Sans"/>
                                     <w:color w:val="717171"/>
                                   </w:rPr>
-                                  <w:t xml:space="preserve">the users and the software (screen layouts, style guides, </w:t>
-                                </w:r>
-                                <w:proofErr w:type="spellStart"/>
-                                <w:r>
-                                  <w:rPr>
-                                    <w:rFonts w:ascii="Lucida Sans" w:eastAsia="Lucida Sans" w:hAnsi="Lucida Sans" w:cs="Lucida Sans"/>
-                                    <w:color w:val="717171"/>
-                                  </w:rPr>
-                                  <w:t>etc</w:t>
-                                </w:r>
-                                <w:proofErr w:type="spellEnd"/>
-                                <w:r>
-                                  <w:rPr>
-                                    <w:rFonts w:ascii="Lucida Sans" w:eastAsia="Lucida Sans" w:hAnsi="Lucida Sans" w:cs="Lucida Sans"/>
-                                    <w:color w:val="717171"/>
-                                  </w:rPr>
-                                  <w:t>).</w:t>
+                                  <w:t>the users and the software (screen layouts, style guides, etc).</w:t>
                                 </w:r>
                               </w:p>
                             </w:txbxContent>
@@ -15467,7 +15238,7 @@
               </wp:anchor>
             </w:drawing>
           </mc:Choice>
-          <mc:Fallback>
+          <mc:Fallback xmlns:w16cid="http://schemas.microsoft.com/office/word/2016/wordml/cid" xmlns:am3d="http://schemas.microsoft.com/office/drawing/2017/model3d" xmlns:aink="http://schemas.microsoft.com/office/drawing/2016/ink" xmlns:cx8="http://schemas.microsoft.com/office/drawing/2016/5/14/chartex" xmlns:cx7="http://schemas.microsoft.com/office/drawing/2016/5/13/chartex" xmlns:cx6="http://schemas.microsoft.com/office/drawing/2016/5/12/chartex" xmlns:cx5="http://schemas.microsoft.com/office/drawing/2016/5/11/chartex" xmlns:cx4="http://schemas.microsoft.com/office/drawing/2016/5/10/chartex" xmlns:cx3="http://schemas.microsoft.com/office/drawing/2016/5/9/chartex" xmlns:cx2="http://schemas.microsoft.com/office/drawing/2015/10/21/chartex" xmlns:cx1="http://schemas.microsoft.com/office/drawing/2015/9/8/chartex">
             <w:pict>
               <v:group id="群組 170" o:spid="_x0000_s1122" style="position:absolute;left:0;text-align:left;margin-left:5pt;margin-top:-9pt;width:541pt;height:41.5pt;z-index:-251636736;mso-wrap-distance-left:0;mso-wrap-distance-right:0;mso-position-horizontal-relative:text;mso-position-vertical-relative:text" coordorigin="19106,35164" coordsize="68707,5270" o:gfxdata="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">
                 <v:group id="群組 97" o:spid="_x0000_s1123" style="position:absolute;left:19106;top:35164;width:68707;height:5271" coordsize="68707,5270" o:gfxdata="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">
@@ -15586,6 +15357,7 @@
           <w:noProof/>
           <w:sz w:val="28"/>
           <w:szCs w:val="28"/>
+          <w:lang w:eastAsia="zh-TW"/>
         </w:rPr>
         <w:drawing>
           <wp:inline distT="0" distB="0" distL="0" distR="0" wp14:anchorId="3ECF0861" wp14:editId="27815558">
@@ -15603,7 +15375,7 @@
                     <pic:cNvPicPr/>
                   </pic:nvPicPr>
                   <pic:blipFill>
-                    <a:blip r:embed="rId35"/>
+                    <a:blip r:embed="rId37"/>
                     <a:stretch>
                       <a:fillRect/>
                     </a:stretch>
@@ -15683,6 +15455,7 @@
           <w:noProof/>
           <w:sz w:val="24"/>
           <w:szCs w:val="24"/>
+          <w:lang w:eastAsia="zh-TW"/>
         </w:rPr>
         <mc:AlternateContent>
           <mc:Choice Requires="wpg">
@@ -15893,7 +15666,7 @@
               </wp:anchor>
             </w:drawing>
           </mc:Choice>
-          <mc:Fallback>
+          <mc:Fallback xmlns:w16cid="http://schemas.microsoft.com/office/word/2016/wordml/cid" xmlns:am3d="http://schemas.microsoft.com/office/drawing/2017/model3d" xmlns:aink="http://schemas.microsoft.com/office/drawing/2016/ink" xmlns:cx8="http://schemas.microsoft.com/office/drawing/2016/5/14/chartex" xmlns:cx7="http://schemas.microsoft.com/office/drawing/2016/5/13/chartex" xmlns:cx6="http://schemas.microsoft.com/office/drawing/2016/5/12/chartex" xmlns:cx5="http://schemas.microsoft.com/office/drawing/2016/5/11/chartex" xmlns:cx4="http://schemas.microsoft.com/office/drawing/2016/5/10/chartex" xmlns:cx3="http://schemas.microsoft.com/office/drawing/2016/5/9/chartex" xmlns:cx2="http://schemas.microsoft.com/office/drawing/2015/10/21/chartex" xmlns:cx1="http://schemas.microsoft.com/office/drawing/2015/9/8/chartex">
             <w:pict>
               <v:group id="群組 198" o:spid="_x0000_s1128" style="position:absolute;left:0;text-align:left;margin-left:5pt;margin-top:-9pt;width:541pt;height:54.45pt;z-index:-251635712;mso-wrap-distance-left:0;mso-wrap-distance-right:0;mso-position-horizontal-relative:text;mso-position-vertical-relative:text" coordorigin="19106,34342" coordsize="68707,6915" o:gfxdata="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">
                 <v:group id="群組 105" o:spid="_x0000_s1129" style="position:absolute;left:19106;top:34342;width:68707;height:6915" coordsize="68707,6915" o:gfxdata="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">
@@ -16046,7 +15819,6 @@
           <w:szCs w:val="24"/>
         </w:rPr>
       </w:pPr>
-      <w:proofErr w:type="spellStart"/>
       <w:r>
         <w:rPr>
           <w:rFonts w:ascii="標楷體" w:eastAsia="標楷體" w:hAnsi="標楷體" w:cs="Times New Roman"/>
@@ -16055,7 +15827,6 @@
         </w:rPr>
         <w:t>Xampp</w:t>
       </w:r>
-      <w:proofErr w:type="spellEnd"/>
     </w:p>
     <w:p>
       <w:pPr>
@@ -16102,18 +15873,8 @@
           <w:sz w:val="24"/>
           <w:szCs w:val="24"/>
         </w:rPr>
-        <w:t xml:space="preserve">SQL Server 2022 </w:t>
+        <w:t>SQL Server 2022 設定管理員</w:t>
       </w:r>
-      <w:proofErr w:type="spellStart"/>
-      <w:r>
-        <w:rPr>
-          <w:rFonts w:ascii="標楷體" w:eastAsia="標楷體" w:hAnsi="標楷體" w:cs="Times New Roman"/>
-          <w:sz w:val="24"/>
-          <w:szCs w:val="24"/>
-        </w:rPr>
-        <w:t>設定管理員</w:t>
-      </w:r>
-      <w:proofErr w:type="spellEnd"/>
     </w:p>
     <w:p>
       <w:pPr>
@@ -16130,7 +15891,6 @@
           <w:szCs w:val="24"/>
         </w:rPr>
       </w:pPr>
-      <w:proofErr w:type="spellStart"/>
       <w:r>
         <w:rPr>
           <w:rFonts w:ascii="標楷體" w:eastAsia="標楷體" w:hAnsi="標楷體" w:cs="Times New Roman"/>
@@ -16139,7 +15899,6 @@
         </w:rPr>
         <w:t>Crome</w:t>
       </w:r>
-      <w:proofErr w:type="spellEnd"/>
     </w:p>
     <w:p>
       <w:pPr>
@@ -16195,8 +15954,8 @@
           <w:noProof/>
           <w:sz w:val="28"/>
           <w:szCs w:val="28"/>
-        </w:rPr>
-        <w:lastRenderedPageBreak/>
+          <w:lang w:eastAsia="zh-TW"/>
+        </w:rPr>
         <w:drawing>
           <wp:inline distT="0" distB="0" distL="0" distR="0" wp14:anchorId="6A504A92" wp14:editId="2549B3F5">
             <wp:extent cx="5144218" cy="2457793"/>
@@ -16213,7 +15972,7 @@
                     <pic:cNvPicPr/>
                   </pic:nvPicPr>
                   <pic:blipFill>
-                    <a:blip r:embed="rId36"/>
+                    <a:blip r:embed="rId38"/>
                     <a:stretch>
                       <a:fillRect/>
                     </a:stretch>
@@ -16293,6 +16052,7 @@
           <w:noProof/>
           <w:sz w:val="24"/>
           <w:szCs w:val="24"/>
+          <w:lang w:eastAsia="zh-TW"/>
         </w:rPr>
         <mc:AlternateContent>
           <mc:Choice Requires="wpg">
@@ -16489,7 +16249,7 @@
               </wp:anchor>
             </w:drawing>
           </mc:Choice>
-          <mc:Fallback>
+          <mc:Fallback xmlns:w16cid="http://schemas.microsoft.com/office/word/2016/wordml/cid" xmlns:am3d="http://schemas.microsoft.com/office/drawing/2017/model3d" xmlns:aink="http://schemas.microsoft.com/office/drawing/2016/ink" xmlns:cx8="http://schemas.microsoft.com/office/drawing/2016/5/14/chartex" xmlns:cx7="http://schemas.microsoft.com/office/drawing/2016/5/13/chartex" xmlns:cx6="http://schemas.microsoft.com/office/drawing/2016/5/12/chartex" xmlns:cx5="http://schemas.microsoft.com/office/drawing/2016/5/11/chartex" xmlns:cx4="http://schemas.microsoft.com/office/drawing/2016/5/10/chartex" xmlns:cx3="http://schemas.microsoft.com/office/drawing/2016/5/9/chartex" xmlns:cx2="http://schemas.microsoft.com/office/drawing/2015/10/21/chartex" xmlns:cx1="http://schemas.microsoft.com/office/drawing/2015/9/8/chartex">
             <w:pict>
               <v:group id="群組 165" o:spid="_x0000_s1134" style="position:absolute;left:0;text-align:left;margin-left:5pt;margin-top:-9pt;width:541pt;height:54.45pt;z-index:-251634688;mso-wrap-distance-left:0;mso-wrap-distance-right:0;mso-position-horizontal-relative:text;mso-position-vertical-relative:text" coordorigin="19106,34342" coordsize="68707,6915" o:gfxdata="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">
                 <v:group id="群組 110" o:spid="_x0000_s1135" style="position:absolute;left:19106;top:34342;width:68707;height:6915" coordsize="68707,6915" o:gfxdata="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">
@@ -16579,6 +16339,7 @@
           <w:color w:val="000000"/>
           <w:sz w:val="24"/>
           <w:szCs w:val="24"/>
+          <w:lang w:eastAsia="zh-TW"/>
         </w:rPr>
         <w:drawing>
           <wp:inline distT="0" distB="0" distL="0" distR="0" wp14:anchorId="150E8C5E" wp14:editId="101323BC">
@@ -16596,7 +16357,7 @@
                     <pic:cNvPicPr/>
                   </pic:nvPicPr>
                   <pic:blipFill>
-                    <a:blip r:embed="rId37"/>
+                    <a:blip r:embed="rId39"/>
                     <a:stretch>
                       <a:fillRect/>
                     </a:stretch>
@@ -16661,7 +16422,7 @@
           <w:szCs w:val="24"/>
         </w:rPr>
         <w:sectPr>
-          <w:footerReference w:type="default" r:id="rId38"/>
+          <w:footerReference w:type="default" r:id="rId40"/>
           <w:pgSz w:w="12260" w:h="15850"/>
           <w:pgMar w:top="540" w:right="620" w:bottom="1440" w:left="620" w:header="0" w:footer="1250" w:gutter="0"/>
           <w:cols w:space="720"/>
@@ -16674,6 +16435,7 @@
           <w:color w:val="0D0E10"/>
           <w:sz w:val="24"/>
           <w:szCs w:val="24"/>
+          <w:lang w:eastAsia="zh-TW"/>
         </w:rPr>
         <mc:AlternateContent>
           <mc:Choice Requires="wps">
@@ -16801,27 +16563,7 @@
                                 <w:szCs w:val="24"/>
                                 <w:lang w:eastAsia="zh-TW"/>
                               </w:rPr>
-                              <w:t>以防火牆作為分界分成公司內部的區域網路和外部的網際網路，公司的內部區域網路又可以分成實體的</w:t>
-                            </w:r>
-                            <w:proofErr w:type="gramStart"/>
-                            <w:r>
-                              <w:rPr>
-                                <w:rFonts w:ascii="Times New Roman" w:eastAsia="標楷體" w:hAnsi="Times New Roman" w:cs="Times New Roman"/>
-                                <w:sz w:val="24"/>
-                                <w:szCs w:val="24"/>
-                                <w:lang w:eastAsia="zh-TW"/>
-                              </w:rPr>
-                              <w:t>雙腳線連接</w:t>
-                            </w:r>
-                            <w:proofErr w:type="gramEnd"/>
-                            <w:r>
-                              <w:rPr>
-                                <w:rFonts w:ascii="Times New Roman" w:eastAsia="標楷體" w:hAnsi="Times New Roman" w:cs="Times New Roman"/>
-                                <w:sz w:val="24"/>
-                                <w:szCs w:val="24"/>
-                                <w:lang w:eastAsia="zh-TW"/>
-                              </w:rPr>
-                              <w:t>終端機和無線連接公司內部設備。</w:t>
+                              <w:t>以防火牆作為分界分成公司內部的區域網路和外部的網際網路，公司的內部區域網路又可以分成實體的雙腳線連接終端機和無線連接公司內部設備。</w:t>
                             </w:r>
                           </w:p>
                           <w:p>
@@ -16851,7 +16593,7 @@
               </wp:anchor>
             </w:drawing>
           </mc:Choice>
-          <mc:Fallback>
+          <mc:Fallback xmlns:w16cid="http://schemas.microsoft.com/office/word/2016/wordml/cid" xmlns:am3d="http://schemas.microsoft.com/office/drawing/2017/model3d" xmlns:aink="http://schemas.microsoft.com/office/drawing/2016/ink" xmlns:cx8="http://schemas.microsoft.com/office/drawing/2016/5/14/chartex" xmlns:cx7="http://schemas.microsoft.com/office/drawing/2016/5/13/chartex" xmlns:cx6="http://schemas.microsoft.com/office/drawing/2016/5/12/chartex" xmlns:cx5="http://schemas.microsoft.com/office/drawing/2016/5/11/chartex" xmlns:cx4="http://schemas.microsoft.com/office/drawing/2016/5/10/chartex" xmlns:cx3="http://schemas.microsoft.com/office/drawing/2016/5/9/chartex" xmlns:cx2="http://schemas.microsoft.com/office/drawing/2015/10/21/chartex" xmlns:cx1="http://schemas.microsoft.com/office/drawing/2015/9/8/chartex">
             <w:pict>
               <v:shape id="_x0000_s1140" type="#_x0000_t202" style="position:absolute;left:0;text-align:left;margin-left:5pt;margin-top:43.05pt;width:541pt;height:102pt;z-index:251734016;visibility:visible;mso-wrap-style:square;mso-width-percent:0;mso-height-percent:0;mso-wrap-distance-left:9pt;mso-wrap-distance-top:3.6pt;mso-wrap-distance-right:9pt;mso-wrap-distance-bottom:3.6pt;mso-position-horizontal:absolute;mso-position-horizontal-relative:text;mso-position-vertical:absolute;mso-position-vertical-relative:text;mso-width-percent:0;mso-height-percent:0;mso-width-relative:margin;mso-height-relative:margin;v-text-anchor:top" o:gfxdata="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" stroked="f">
                 <v:textbox>
@@ -16994,6 +16736,7 @@
           <w:noProof/>
           <w:sz w:val="24"/>
           <w:szCs w:val="24"/>
+          <w:lang w:eastAsia="zh-TW"/>
         </w:rPr>
         <mc:AlternateContent>
           <mc:Choice Requires="wpg">
@@ -17190,7 +16933,7 @@
               </wp:anchor>
             </w:drawing>
           </mc:Choice>
-          <mc:Fallback>
+          <mc:Fallback xmlns:w16cid="http://schemas.microsoft.com/office/word/2016/wordml/cid" xmlns:am3d="http://schemas.microsoft.com/office/drawing/2017/model3d" xmlns:aink="http://schemas.microsoft.com/office/drawing/2016/ink" xmlns:cx8="http://schemas.microsoft.com/office/drawing/2016/5/14/chartex" xmlns:cx7="http://schemas.microsoft.com/office/drawing/2016/5/13/chartex" xmlns:cx6="http://schemas.microsoft.com/office/drawing/2016/5/12/chartex" xmlns:cx5="http://schemas.microsoft.com/office/drawing/2016/5/11/chartex" xmlns:cx4="http://schemas.microsoft.com/office/drawing/2016/5/10/chartex" xmlns:cx3="http://schemas.microsoft.com/office/drawing/2016/5/9/chartex" xmlns:cx2="http://schemas.microsoft.com/office/drawing/2015/10/21/chartex" xmlns:cx1="http://schemas.microsoft.com/office/drawing/2015/9/8/chartex">
             <w:pict>
               <v:group id="群組 166" o:spid="_x0000_s1141" style="position:absolute;left:0;text-align:left;margin-left:5pt;margin-top:-9pt;width:541pt;height:41.5pt;z-index:-251633664;mso-wrap-distance-left:0;mso-wrap-distance-right:0;mso-position-horizontal-relative:text;mso-position-vertical-relative:text" coordorigin="19106,35164" coordsize="68707,5270" o:gfxdata="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">
                 <v:group id="群組 115" o:spid="_x0000_s1142" style="position:absolute;left:19106;top:35164;width:68707;height:5271" coordsize="68707,5270" o:gfxdata="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">
@@ -17253,13 +16996,13 @@
           <w:rFonts w:ascii="標楷體" w:eastAsia="標楷體" w:hAnsi="標楷體" w:cs="Times New Roman"/>
           <w:color w:val="0D0E10"/>
         </w:rPr>
-        <w:lastRenderedPageBreak/>
         <w:t>Non-functional requirements</w:t>
       </w:r>
       <w:r>
         <w:rPr>
           <w:rFonts w:ascii="標楷體" w:eastAsia="標楷體" w:hAnsi="標楷體" w:cs="Times New Roman"/>
           <w:noProof/>
+          <w:lang w:eastAsia="zh-TW"/>
         </w:rPr>
         <mc:AlternateContent>
           <mc:Choice Requires="wpg">
@@ -17335,7 +17078,7 @@
                             <pic:cNvPicPr preferRelativeResize="0"/>
                           </pic:nvPicPr>
                           <pic:blipFill rotWithShape="1">
-                            <a:blip r:embed="rId27">
+                            <a:blip r:embed="rId29">
                               <a:alphaModFix/>
                             </a:blip>
                             <a:srcRect/>
@@ -17400,7 +17143,7 @@
               </wp:anchor>
             </w:drawing>
           </mc:Choice>
-          <mc:Fallback>
+          <mc:Fallback xmlns:w16cid="http://schemas.microsoft.com/office/word/2016/wordml/cid" xmlns:am3d="http://schemas.microsoft.com/office/drawing/2017/model3d" xmlns:aink="http://schemas.microsoft.com/office/drawing/2016/ink" xmlns:cx8="http://schemas.microsoft.com/office/drawing/2016/5/14/chartex" xmlns:cx7="http://schemas.microsoft.com/office/drawing/2016/5/13/chartex" xmlns:cx6="http://schemas.microsoft.com/office/drawing/2016/5/12/chartex" xmlns:cx5="http://schemas.microsoft.com/office/drawing/2016/5/11/chartex" xmlns:cx4="http://schemas.microsoft.com/office/drawing/2016/5/10/chartex" xmlns:cx3="http://schemas.microsoft.com/office/drawing/2016/5/9/chartex" xmlns:cx2="http://schemas.microsoft.com/office/drawing/2015/10/21/chartex" xmlns:cx1="http://schemas.microsoft.com/office/drawing/2015/9/8/chartex">
             <w:pict>
               <v:group id="群組 199" o:spid="_x0000_s1147" style="position:absolute;left:0;text-align:left;margin-left:11pt;margin-top:6pt;width:20pt;height:20pt;z-index:251683840;mso-wrap-distance-left:0;mso-wrap-distance-right:0;mso-position-horizontal-relative:text;mso-position-vertical-relative:text" coordorigin="52190,36530" coordsize="2540,2540" o:gfxdata="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">
                 <v:group id="群組 120" o:spid="_x0000_s1148" style="position:absolute;left:52190;top:36530;width:2540;height:2540" coordsize="254000,254000" o:gfxdata="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">
@@ -17416,7 +17159,7 @@
                     </v:textbox>
                   </v:rect>
                   <v:shape id="Shape 155" o:spid="_x0000_s1150" type="#_x0000_t75" style="position:absolute;width:254000;height:254000;visibility:visible;mso-wrap-style:square" o:preferrelative="f" o:gfxdata="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">
-                    <v:imagedata r:id="rId28" o:title=""/>
+                    <v:imagedata r:id="rId30" o:title=""/>
                   </v:shape>
                   <v:rect id="矩形 122" o:spid="_x0000_s1151" style="position:absolute;width:254000;height:254000;visibility:visible;mso-wrap-style:square;v-text-anchor:top" o:gfxdata="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" filled="f" stroked="f">
                     <v:textbox inset="0,0,0,0">
@@ -17555,6 +17298,7 @@
           <w:noProof/>
           <w:sz w:val="24"/>
           <w:szCs w:val="24"/>
+          <w:lang w:eastAsia="zh-TW"/>
         </w:rPr>
         <mc:AlternateContent>
           <mc:Choice Requires="wpg">
@@ -17751,7 +17495,7 @@
               </wp:anchor>
             </w:drawing>
           </mc:Choice>
-          <mc:Fallback>
+          <mc:Fallback xmlns:w16cid="http://schemas.microsoft.com/office/word/2016/wordml/cid" xmlns:am3d="http://schemas.microsoft.com/office/drawing/2017/model3d" xmlns:aink="http://schemas.microsoft.com/office/drawing/2016/ink" xmlns:cx8="http://schemas.microsoft.com/office/drawing/2016/5/14/chartex" xmlns:cx7="http://schemas.microsoft.com/office/drawing/2016/5/13/chartex" xmlns:cx6="http://schemas.microsoft.com/office/drawing/2016/5/12/chartex" xmlns:cx5="http://schemas.microsoft.com/office/drawing/2016/5/11/chartex" xmlns:cx4="http://schemas.microsoft.com/office/drawing/2016/5/10/chartex" xmlns:cx3="http://schemas.microsoft.com/office/drawing/2016/5/9/chartex" xmlns:cx2="http://schemas.microsoft.com/office/drawing/2015/10/21/chartex" xmlns:cx1="http://schemas.microsoft.com/office/drawing/2015/9/8/chartex">
             <w:pict>
               <v:group id="群組 197" o:spid="_x0000_s1152" style="position:absolute;left:0;text-align:left;margin-left:5pt;margin-top:-6pt;width:541pt;height:41.5pt;z-index:-251631616;mso-wrap-distance-left:0;mso-wrap-distance-right:0;mso-position-horizontal-relative:text;mso-position-vertical-relative:text" coordorigin="19106,35164" coordsize="68707,5270" o:gfxdata="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">
                 <v:group id="群組 123" o:spid="_x0000_s1153" style="position:absolute;left:19106;top:35164;width:68707;height:5271" coordsize="68707,5270" o:gfxdata="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">
@@ -17841,27 +17585,7 @@
           <w:szCs w:val="24"/>
           <w:lang w:eastAsia="zh-TW"/>
         </w:rPr>
-        <w:t>首先應將系統透過防火牆分隔開，當系統外部遭受惡意攻擊</w:t>
-      </w:r>
-      <w:proofErr w:type="gramStart"/>
-      <w:r>
-        <w:rPr>
-          <w:rFonts w:ascii="標楷體" w:eastAsia="標楷體" w:hAnsi="標楷體" w:cs="Times New Roman"/>
-          <w:sz w:val="24"/>
-          <w:szCs w:val="24"/>
-          <w:lang w:eastAsia="zh-TW"/>
-        </w:rPr>
-        <w:t>或錯入輸入</w:t>
-      </w:r>
-      <w:proofErr w:type="gramEnd"/>
-      <w:r>
-        <w:rPr>
-          <w:rFonts w:ascii="標楷體" w:eastAsia="標楷體" w:hAnsi="標楷體" w:cs="Times New Roman"/>
-          <w:sz w:val="24"/>
-          <w:szCs w:val="24"/>
-          <w:lang w:eastAsia="zh-TW"/>
-        </w:rPr>
-        <w:t>時可以保護公司內部資訊作業不受影響。</w:t>
+        <w:t>首先應將系統透過防火牆分隔開，當系統外部遭受惡意攻擊或錯入輸入時可以保護公司內部資訊作業不受影響。</w:t>
       </w:r>
     </w:p>
     <w:p>
@@ -17913,27 +17637,7 @@
           <w:szCs w:val="24"/>
           <w:lang w:eastAsia="zh-TW"/>
         </w:rPr>
-        <w:t>客戶</w:t>
-      </w:r>
-      <w:proofErr w:type="gramStart"/>
-      <w:r>
-        <w:rPr>
-          <w:rFonts w:ascii="標楷體" w:eastAsia="標楷體" w:hAnsi="標楷體" w:cs="Times New Roman"/>
-          <w:sz w:val="24"/>
-          <w:szCs w:val="24"/>
-          <w:lang w:eastAsia="zh-TW"/>
-        </w:rPr>
-        <w:t>個</w:t>
-      </w:r>
-      <w:proofErr w:type="gramEnd"/>
-      <w:r>
-        <w:rPr>
-          <w:rFonts w:ascii="標楷體" w:eastAsia="標楷體" w:hAnsi="標楷體" w:cs="Times New Roman"/>
-          <w:sz w:val="24"/>
-          <w:szCs w:val="24"/>
-          <w:lang w:eastAsia="zh-TW"/>
-        </w:rPr>
-        <w:t>資應該使用高強度的資訊安全保護。</w:t>
+        <w:t>客戶個資應該使用高強度的資訊安全保護。</w:t>
       </w:r>
     </w:p>
     <w:p>
@@ -17994,6 +17698,7 @@
           <w:noProof/>
           <w:sz w:val="24"/>
           <w:szCs w:val="24"/>
+          <w:lang w:eastAsia="zh-TW"/>
         </w:rPr>
         <mc:AlternateContent>
           <mc:Choice Requires="wpg">
@@ -18190,7 +17895,7 @@
               </wp:anchor>
             </w:drawing>
           </mc:Choice>
-          <mc:Fallback>
+          <mc:Fallback xmlns:w16cid="http://schemas.microsoft.com/office/word/2016/wordml/cid" xmlns:am3d="http://schemas.microsoft.com/office/drawing/2017/model3d" xmlns:aink="http://schemas.microsoft.com/office/drawing/2016/ink" xmlns:cx8="http://schemas.microsoft.com/office/drawing/2016/5/14/chartex" xmlns:cx7="http://schemas.microsoft.com/office/drawing/2016/5/13/chartex" xmlns:cx6="http://schemas.microsoft.com/office/drawing/2016/5/12/chartex" xmlns:cx5="http://schemas.microsoft.com/office/drawing/2016/5/11/chartex" xmlns:cx4="http://schemas.microsoft.com/office/drawing/2016/5/10/chartex" xmlns:cx3="http://schemas.microsoft.com/office/drawing/2016/5/9/chartex" xmlns:cx2="http://schemas.microsoft.com/office/drawing/2015/10/21/chartex" xmlns:cx1="http://schemas.microsoft.com/office/drawing/2015/9/8/chartex">
             <w:pict>
               <v:group id="群組 191" o:spid="_x0000_s1158" style="position:absolute;left:0;text-align:left;margin-left:5pt;margin-top:-6pt;width:541pt;height:41.5pt;z-index:-251630592;mso-wrap-distance-left:0;mso-wrap-distance-right:0;mso-position-horizontal-relative:text;mso-position-vertical-relative:text" coordorigin="19106,35164" coordsize="68707,5270" o:gfxdata="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">
                 <v:group id="群組 133" o:spid="_x0000_s1159" style="position:absolute;left:19106;top:35164;width:68707;height:5271" coordsize="68707,5270" o:gfxdata="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">
@@ -18341,6 +18046,7 @@
           <w:noProof/>
           <w:sz w:val="24"/>
           <w:szCs w:val="24"/>
+          <w:lang w:eastAsia="zh-TW"/>
         </w:rPr>
         <mc:AlternateContent>
           <mc:Choice Requires="wpg">
@@ -18537,7 +18243,7 @@
               </wp:anchor>
             </w:drawing>
           </mc:Choice>
-          <mc:Fallback>
+          <mc:Fallback xmlns:w16cid="http://schemas.microsoft.com/office/word/2016/wordml/cid" xmlns:am3d="http://schemas.microsoft.com/office/drawing/2017/model3d" xmlns:aink="http://schemas.microsoft.com/office/drawing/2016/ink" xmlns:cx8="http://schemas.microsoft.com/office/drawing/2016/5/14/chartex" xmlns:cx7="http://schemas.microsoft.com/office/drawing/2016/5/13/chartex" xmlns:cx6="http://schemas.microsoft.com/office/drawing/2016/5/12/chartex" xmlns:cx5="http://schemas.microsoft.com/office/drawing/2016/5/11/chartex" xmlns:cx4="http://schemas.microsoft.com/office/drawing/2016/5/10/chartex" xmlns:cx3="http://schemas.microsoft.com/office/drawing/2016/5/9/chartex" xmlns:cx2="http://schemas.microsoft.com/office/drawing/2015/10/21/chartex" xmlns:cx1="http://schemas.microsoft.com/office/drawing/2015/9/8/chartex">
             <w:pict>
               <v:group id="群組 160" o:spid="_x0000_s1164" style="position:absolute;left:0;text-align:left;margin-left:5pt;margin-top:-6pt;width:541pt;height:28.35pt;z-index:-251629568;mso-wrap-distance-left:0;mso-wrap-distance-right:0;mso-position-horizontal-relative:text;mso-position-vertical-relative:text" coordorigin="19106,35999" coordsize="68707,3600" o:gfxdata="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">
                 <v:group id="群組 138" o:spid="_x0000_s1165" style="position:absolute;left:19106;top:35999;width:68707;height:3601" coordsize="68707,3600" o:gfxdata="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">
@@ -18702,7 +18408,6 @@
           <w:szCs w:val="24"/>
         </w:rPr>
       </w:pPr>
-      <w:proofErr w:type="spellStart"/>
       <w:r>
         <w:rPr>
           <w:rFonts w:ascii="標楷體" w:eastAsia="標楷體" w:hAnsi="標楷體" w:cs="Times New Roman"/>
@@ -18711,7 +18416,6 @@
         </w:rPr>
         <w:t>Xampp</w:t>
       </w:r>
-      <w:proofErr w:type="spellEnd"/>
     </w:p>
     <w:p>
       <w:pPr>
@@ -18758,18 +18462,8 @@
           <w:sz w:val="24"/>
           <w:szCs w:val="24"/>
         </w:rPr>
-        <w:t xml:space="preserve">SQL Server 2022 </w:t>
+        <w:t>SQL Server 2022 設定管理員</w:t>
       </w:r>
-      <w:proofErr w:type="spellStart"/>
-      <w:r>
-        <w:rPr>
-          <w:rFonts w:ascii="標楷體" w:eastAsia="標楷體" w:hAnsi="標楷體" w:cs="Times New Roman"/>
-          <w:sz w:val="24"/>
-          <w:szCs w:val="24"/>
-        </w:rPr>
-        <w:t>設定管理員</w:t>
-      </w:r>
-      <w:proofErr w:type="spellEnd"/>
     </w:p>
     <w:p>
       <w:pPr>
@@ -18786,7 +18480,6 @@
           <w:szCs w:val="24"/>
         </w:rPr>
       </w:pPr>
-      <w:proofErr w:type="spellStart"/>
       <w:r>
         <w:rPr>
           <w:rFonts w:ascii="標楷體" w:eastAsia="標楷體" w:hAnsi="標楷體" w:cs="Times New Roman"/>
@@ -18795,7 +18488,6 @@
         </w:rPr>
         <w:t>Crome</w:t>
       </w:r>
-      <w:proofErr w:type="spellEnd"/>
     </w:p>
     <w:p>
       <w:pPr>
@@ -18855,6 +18547,7 @@
           <w:noProof/>
           <w:sz w:val="24"/>
           <w:szCs w:val="24"/>
+          <w:lang w:eastAsia="zh-TW"/>
         </w:rPr>
         <mc:AlternateContent>
           <mc:Choice Requires="wpg">
@@ -19051,7 +18744,7 @@
               </wp:anchor>
             </w:drawing>
           </mc:Choice>
-          <mc:Fallback>
+          <mc:Fallback xmlns:w16cid="http://schemas.microsoft.com/office/word/2016/wordml/cid" xmlns:am3d="http://schemas.microsoft.com/office/drawing/2017/model3d" xmlns:aink="http://schemas.microsoft.com/office/drawing/2016/ink" xmlns:cx8="http://schemas.microsoft.com/office/drawing/2016/5/14/chartex" xmlns:cx7="http://schemas.microsoft.com/office/drawing/2016/5/13/chartex" xmlns:cx6="http://schemas.microsoft.com/office/drawing/2016/5/12/chartex" xmlns:cx5="http://schemas.microsoft.com/office/drawing/2016/5/11/chartex" xmlns:cx4="http://schemas.microsoft.com/office/drawing/2016/5/10/chartex" xmlns:cx3="http://schemas.microsoft.com/office/drawing/2016/5/9/chartex" xmlns:cx2="http://schemas.microsoft.com/office/drawing/2015/10/21/chartex" xmlns:cx1="http://schemas.microsoft.com/office/drawing/2015/9/8/chartex">
             <w:pict>
               <v:group id="群組 162" o:spid="_x0000_s1170" style="position:absolute;left:0;text-align:left;margin-left:5pt;margin-top:-6pt;width:541pt;height:41.5pt;z-index:-251628544;mso-wrap-distance-left:0;mso-wrap-distance-right:0;mso-position-horizontal-relative:text;mso-position-vertical-relative:text" coordorigin="19106,35164" coordsize="68707,5270" o:gfxdata="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">
                 <v:group id="群組 143" o:spid="_x0000_s1171" style="position:absolute;left:19106;top:35164;width:68707;height:5271" coordsize="68707,5270" o:gfxdata="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">
@@ -19254,6 +18947,7 @@
           <w:noProof/>
           <w:sz w:val="24"/>
           <w:szCs w:val="24"/>
+          <w:lang w:eastAsia="zh-TW"/>
         </w:rPr>
         <mc:AlternateContent>
           <mc:Choice Requires="wpg">
@@ -19450,7 +19144,7 @@
               </wp:anchor>
             </w:drawing>
           </mc:Choice>
-          <mc:Fallback>
+          <mc:Fallback xmlns:w16cid="http://schemas.microsoft.com/office/word/2016/wordml/cid" xmlns:am3d="http://schemas.microsoft.com/office/drawing/2017/model3d" xmlns:aink="http://schemas.microsoft.com/office/drawing/2016/ink" xmlns:cx8="http://schemas.microsoft.com/office/drawing/2016/5/14/chartex" xmlns:cx7="http://schemas.microsoft.com/office/drawing/2016/5/13/chartex" xmlns:cx6="http://schemas.microsoft.com/office/drawing/2016/5/12/chartex" xmlns:cx5="http://schemas.microsoft.com/office/drawing/2016/5/11/chartex" xmlns:cx4="http://schemas.microsoft.com/office/drawing/2016/5/10/chartex" xmlns:cx3="http://schemas.microsoft.com/office/drawing/2016/5/9/chartex" xmlns:cx2="http://schemas.microsoft.com/office/drawing/2015/10/21/chartex" xmlns:cx1="http://schemas.microsoft.com/office/drawing/2015/9/8/chartex">
             <w:pict>
               <v:group id="群組 177" o:spid="_x0000_s1176" style="position:absolute;left:0;text-align:left;margin-left:5pt;margin-top:-6pt;width:541pt;height:41.5pt;z-index:-251627520;mso-wrap-distance-left:0;mso-wrap-distance-right:0;mso-position-horizontal-relative:text;mso-position-vertical-relative:text" coordorigin="19106,35164" coordsize="68707,5270" o:gfxdata="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">
                 <v:group id="群組 149" o:spid="_x0000_s1177" style="position:absolute;left:19106;top:35164;width:68707;height:5271" coordsize="68707,5270" o:gfxdata="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">
@@ -19601,6 +19295,7 @@
           <w:noProof/>
           <w:sz w:val="24"/>
           <w:szCs w:val="24"/>
+          <w:lang w:eastAsia="zh-TW"/>
         </w:rPr>
         <mc:AlternateContent>
           <mc:Choice Requires="wpg">
@@ -19797,7 +19492,7 @@
               </wp:anchor>
             </w:drawing>
           </mc:Choice>
-          <mc:Fallback>
+          <mc:Fallback xmlns:w16cid="http://schemas.microsoft.com/office/word/2016/wordml/cid" xmlns:am3d="http://schemas.microsoft.com/office/drawing/2017/model3d" xmlns:aink="http://schemas.microsoft.com/office/drawing/2016/ink" xmlns:cx8="http://schemas.microsoft.com/office/drawing/2016/5/14/chartex" xmlns:cx7="http://schemas.microsoft.com/office/drawing/2016/5/13/chartex" xmlns:cx6="http://schemas.microsoft.com/office/drawing/2016/5/12/chartex" xmlns:cx5="http://schemas.microsoft.com/office/drawing/2016/5/11/chartex" xmlns:cx4="http://schemas.microsoft.com/office/drawing/2016/5/10/chartex" xmlns:cx3="http://schemas.microsoft.com/office/drawing/2016/5/9/chartex" xmlns:cx2="http://schemas.microsoft.com/office/drawing/2015/10/21/chartex" xmlns:cx1="http://schemas.microsoft.com/office/drawing/2015/9/8/chartex">
             <w:pict>
               <v:group id="群組 163" o:spid="_x0000_s1182" style="position:absolute;left:0;text-align:left;margin-left:5pt;margin-top:-6pt;width:541pt;height:41.5pt;z-index:-251626496;mso-wrap-distance-left:0;mso-wrap-distance-right:0;mso-position-horizontal-relative:text;mso-position-vertical-relative:text" coordorigin="19106,35164" coordsize="68707,5270" o:gfxdata="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">
                 <v:group id="群組 154" o:spid="_x0000_s1183" style="position:absolute;left:19106;top:35164;width:68707;height:5271" coordsize="68707,5270" o:gfxdata="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">
@@ -19879,23 +19574,13 @@
           <w:szCs w:val="24"/>
         </w:rPr>
       </w:pPr>
-      <w:proofErr w:type="spellStart"/>
       <w:r>
         <w:rPr>
           <w:rFonts w:ascii="標楷體" w:eastAsia="標楷體" w:hAnsi="標楷體" w:cs="Times New Roman"/>
           <w:sz w:val="24"/>
           <w:szCs w:val="24"/>
         </w:rPr>
-        <w:t>利益關係人是否支持</w:t>
-      </w:r>
-      <w:proofErr w:type="spellEnd"/>
-      <w:r>
-        <w:rPr>
-          <w:rFonts w:ascii="標楷體" w:eastAsia="標楷體" w:hAnsi="標楷體" w:cs="Times New Roman"/>
-          <w:sz w:val="24"/>
-          <w:szCs w:val="24"/>
-        </w:rPr>
-        <w:t>:</w:t>
+        <w:t>利益關係人是否支持:</w:t>
       </w:r>
     </w:p>
     <w:p>
@@ -19917,27 +19602,7 @@
           <w:lang w:eastAsia="zh-TW"/>
         </w:rPr>
         <w:tab/>
-        <w:t>因此系統對公司管理階層可以減少人事支出、</w:t>
-      </w:r>
-      <w:proofErr w:type="gramStart"/>
-      <w:r>
-        <w:rPr>
-          <w:rFonts w:ascii="標楷體" w:eastAsia="標楷體" w:hAnsi="標楷體" w:cs="Times New Roman"/>
-          <w:sz w:val="24"/>
-          <w:szCs w:val="24"/>
-          <w:lang w:eastAsia="zh-TW"/>
-        </w:rPr>
-        <w:t>降地員工</w:t>
-      </w:r>
-      <w:proofErr w:type="gramEnd"/>
-      <w:r>
-        <w:rPr>
-          <w:rFonts w:ascii="標楷體" w:eastAsia="標楷體" w:hAnsi="標楷體" w:cs="Times New Roman"/>
-          <w:sz w:val="24"/>
-          <w:szCs w:val="24"/>
-          <w:lang w:eastAsia="zh-TW"/>
-        </w:rPr>
-        <w:t>工作量、方便顧客查詢</w:t>
+        <w:t>因此系統對公司管理階層可以減少人事支出、降地員工工作量、方便顧客查詢</w:t>
       </w:r>
       <w:r>
         <w:rPr>
@@ -19973,7 +19638,6 @@
           <w:szCs w:val="24"/>
         </w:rPr>
       </w:pPr>
-      <w:proofErr w:type="spellStart"/>
       <w:r>
         <w:rPr>
           <w:rFonts w:ascii="標楷體" w:eastAsia="標楷體" w:hAnsi="標楷體" w:cs="Times New Roman"/>
@@ -19982,7 +19646,6 @@
         </w:rPr>
         <w:t>作業上的改變</w:t>
       </w:r>
-      <w:proofErr w:type="spellEnd"/>
     </w:p>
     <w:p>
       <w:pPr>
@@ -20002,7 +19665,6 @@
           <w:szCs w:val="24"/>
           <w:lang w:eastAsia="zh-TW"/>
         </w:rPr>
-        <w:lastRenderedPageBreak/>
         <w:tab/>
         <w:t>藉由系統執行更多日常業務，可以更加簡化改變員工的工作內容，使員工作業方便。</w:t>
       </w:r>
@@ -20113,6 +19775,7 @@
           <w:noProof/>
           <w:sz w:val="24"/>
           <w:szCs w:val="24"/>
+          <w:lang w:eastAsia="zh-TW"/>
         </w:rPr>
         <mc:AlternateContent>
           <mc:Choice Requires="wpg">
@@ -20309,7 +19972,7 @@
               </wp:anchor>
             </w:drawing>
           </mc:Choice>
-          <mc:Fallback>
+          <mc:Fallback xmlns:w16cid="http://schemas.microsoft.com/office/word/2016/wordml/cid" xmlns:am3d="http://schemas.microsoft.com/office/drawing/2017/model3d" xmlns:aink="http://schemas.microsoft.com/office/drawing/2016/ink" xmlns:cx8="http://schemas.microsoft.com/office/drawing/2016/5/14/chartex" xmlns:cx7="http://schemas.microsoft.com/office/drawing/2016/5/13/chartex" xmlns:cx6="http://schemas.microsoft.com/office/drawing/2016/5/12/chartex" xmlns:cx5="http://schemas.microsoft.com/office/drawing/2016/5/11/chartex" xmlns:cx4="http://schemas.microsoft.com/office/drawing/2016/5/10/chartex" xmlns:cx3="http://schemas.microsoft.com/office/drawing/2016/5/9/chartex" xmlns:cx2="http://schemas.microsoft.com/office/drawing/2015/10/21/chartex" xmlns:cx1="http://schemas.microsoft.com/office/drawing/2015/9/8/chartex">
             <w:pict>
               <v:group id="群組 3" o:spid="_x0000_s1188" style="position:absolute;left:0;text-align:left;margin-left:5pt;margin-top:-6pt;width:541pt;height:41.5pt;z-index:-251625472;mso-wrap-distance-left:0;mso-wrap-distance-right:0;mso-position-horizontal-relative:text;mso-position-vertical-relative:text" coordorigin="19106,35164" coordsize="68707,5270" o:gfxdata="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">
                 <v:group id="群組 10" o:spid="_x0000_s1189" style="position:absolute;left:19106;top:35164;width:68707;height:5271" coordsize="68707,5270" o:gfxdata="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">
@@ -20386,7 +20049,6 @@
           <w:szCs w:val="28"/>
         </w:rPr>
       </w:pPr>
-      <w:proofErr w:type="spellStart"/>
       <w:r>
         <w:rPr>
           <w:rFonts w:ascii="Times New Roman" w:eastAsia="標楷體" w:hAnsi="Times New Roman" w:cs="Times New Roman"/>
@@ -20397,7 +20059,6 @@
         </w:rPr>
         <w:t>租賃流程</w:t>
       </w:r>
-      <w:proofErr w:type="spellEnd"/>
       <w:r>
         <w:rPr>
           <w:rFonts w:ascii="Times New Roman" w:eastAsia="標楷體" w:hAnsi="Times New Roman" w:cs="Times New Roman"/>
@@ -20623,6 +20284,7 @@
           <w:rFonts w:ascii="Times New Roman" w:eastAsia="標楷體" w:hAnsi="Times New Roman" w:cs="Times New Roman"/>
           <w:noProof/>
           <w:szCs w:val="24"/>
+          <w:lang w:eastAsia="zh-TW"/>
         </w:rPr>
         <w:drawing>
           <wp:inline distT="0" distB="0" distL="0" distR="0" wp14:anchorId="1A8A47EC">
@@ -20640,7 +20302,7 @@
                     <pic:cNvPicPr/>
                   </pic:nvPicPr>
                   <pic:blipFill>
-                    <a:blip r:embed="rId29">
+                    <a:blip r:embed="rId31">
                       <a:extLst>
                         <a:ext uri="{28A0092B-C50C-407E-A947-70E740481C1C}">
                           <a14:useLocalDpi xmlns:a14="http://schemas.microsoft.com/office/drawing/2010/main" val="0"/>
@@ -20746,7 +20408,6 @@
           <w:szCs w:val="40"/>
           <w:lang w:eastAsia="zh-TW"/>
         </w:rPr>
-        <w:lastRenderedPageBreak/>
         <w:t>參考資料</w:t>
       </w:r>
     </w:p>
@@ -20888,7 +20549,7 @@
           <w:rFonts w:ascii="Times New Roman" w:eastAsia="標楷體" w:hAnsi="Times New Roman" w:cs="Times New Roman"/>
         </w:rPr>
       </w:pPr>
-      <w:hyperlink r:id="rId39" w:history="1">
+      <w:hyperlink r:id="rId41" w:history="1">
         <w:r>
           <w:rPr>
             <w:rStyle w:val="af"/>
@@ -20899,7 +20560,7 @@
       </w:hyperlink>
     </w:p>
     <w:sectPr>
-      <w:footerReference w:type="default" r:id="rId40"/>
+      <w:footerReference w:type="default" r:id="rId42"/>
       <w:pgSz w:w="12260" w:h="15850"/>
       <w:pgMar w:top="540" w:right="620" w:bottom="960" w:left="620" w:header="0" w:footer="777" w:gutter="0"/>
       <w:cols w:space="720"/>
@@ -20909,7 +20570,7 @@
 </file>
 
 <file path=word/endnotes.xml><?xml version="1.0" encoding="utf-8"?>
-<w:endnotes xmlns:wpc="http://schemas.microsoft.com/office/word/2010/wordprocessingCanvas" xmlns:cx="http://schemas.microsoft.com/office/drawing/2014/chartex" xmlns:cx1="http://schemas.microsoft.com/office/drawing/2015/9/8/chartex" xmlns:cx2="http://schemas.microsoft.com/office/drawing/2015/10/21/chartex" xmlns:cx3="http://schemas.microsoft.com/office/drawing/2016/5/9/chartex" xmlns:cx4="http://schemas.microsoft.com/office/drawing/2016/5/10/chartex" xmlns:cx5="http://schemas.microsoft.com/office/drawing/2016/5/11/chartex" xmlns:cx6="http://schemas.microsoft.com/office/drawing/2016/5/12/chartex" xmlns:cx7="http://schemas.microsoft.com/office/drawing/2016/5/13/chartex" xmlns:cx8="http://schemas.microsoft.com/office/drawing/2016/5/14/chartex" xmlns:mc="http://schemas.openxmlformats.org/markup-compatibility/2006" xmlns:aink="http://schemas.microsoft.com/office/drawing/2016/ink" xmlns:am3d="http://schemas.microsoft.com/office/drawing/2017/model3d" xmlns:o="urn:schemas-microsoft-com:office:office" xmlns:r="http://schemas.openxmlformats.org/officeDocument/2006/relationships" xmlns:m="http://schemas.openxmlformats.org/officeDocument/2006/math" xmlns:v="urn:schemas-microsoft-com:vml" xmlns:wp14="http://schemas.microsoft.com/office/word/2010/wordprocessingDrawing" xmlns:wp="http://schemas.openxmlformats.org/drawingml/2006/wordprocessingDrawing" xmlns:w10="urn:schemas-microsoft-com:office:word" xmlns:w="http://schemas.openxmlformats.org/wordprocessingml/2006/main" xmlns:w14="http://schemas.microsoft.com/office/word/2010/wordml" xmlns:w15="http://schemas.microsoft.com/office/word/2012/wordml" xmlns:w16cid="http://schemas.microsoft.com/office/word/2016/wordml/cid" xmlns:w16se="http://schemas.microsoft.com/office/word/2015/wordml/symex" xmlns:wpg="http://schemas.microsoft.com/office/word/2010/wordprocessingGroup" xmlns:wpi="http://schemas.microsoft.com/office/word/2010/wordprocessingInk" xmlns:wne="http://schemas.microsoft.com/office/word/2006/wordml" xmlns:wps="http://schemas.microsoft.com/office/word/2010/wordprocessingShape" mc:Ignorable="w14 w15 w16se w16cid wp14">
+<w:endnotes xmlns:wpc="http://schemas.microsoft.com/office/word/2010/wordprocessingCanvas" xmlns:cx="http://schemas.microsoft.com/office/drawing/2014/chartex" xmlns:mc="http://schemas.openxmlformats.org/markup-compatibility/2006" xmlns:o="urn:schemas-microsoft-com:office:office" xmlns:r="http://schemas.openxmlformats.org/officeDocument/2006/relationships" xmlns:m="http://schemas.openxmlformats.org/officeDocument/2006/math" xmlns:v="urn:schemas-microsoft-com:vml" xmlns:wp14="http://schemas.microsoft.com/office/word/2010/wordprocessingDrawing" xmlns:wp="http://schemas.openxmlformats.org/drawingml/2006/wordprocessingDrawing" xmlns:w10="urn:schemas-microsoft-com:office:word" xmlns:w="http://schemas.openxmlformats.org/wordprocessingml/2006/main" xmlns:w14="http://schemas.microsoft.com/office/word/2010/wordml" xmlns:w15="http://schemas.microsoft.com/office/word/2012/wordml" xmlns:w16se="http://schemas.microsoft.com/office/word/2015/wordml/symex" xmlns:wpg="http://schemas.microsoft.com/office/word/2010/wordprocessingGroup" xmlns:wpi="http://schemas.microsoft.com/office/word/2010/wordprocessingInk" xmlns:wne="http://schemas.microsoft.com/office/word/2006/wordml" xmlns:wps="http://schemas.microsoft.com/office/word/2010/wordprocessingShape" mc:Ignorable="w14 w15 w16se wp14">
   <w:endnote w:type="separator" w:id="-1">
     <w:p>
       <w:r>
@@ -20928,7 +20589,7 @@
 </file>
 
 <file path=word/footer1.xml><?xml version="1.0" encoding="utf-8"?>
-<w:ftr xmlns:wpc="http://schemas.microsoft.com/office/word/2010/wordprocessingCanvas" xmlns:cx="http://schemas.microsoft.com/office/drawing/2014/chartex" xmlns:cx1="http://schemas.microsoft.com/office/drawing/2015/9/8/chartex" xmlns:cx2="http://schemas.microsoft.com/office/drawing/2015/10/21/chartex" xmlns:cx3="http://schemas.microsoft.com/office/drawing/2016/5/9/chartex" xmlns:cx4="http://schemas.microsoft.com/office/drawing/2016/5/10/chartex" xmlns:cx5="http://schemas.microsoft.com/office/drawing/2016/5/11/chartex" xmlns:cx6="http://schemas.microsoft.com/office/drawing/2016/5/12/chartex" xmlns:cx7="http://schemas.microsoft.com/office/drawing/2016/5/13/chartex" xmlns:cx8="http://schemas.microsoft.com/office/drawing/2016/5/14/chartex" xmlns:mc="http://schemas.openxmlformats.org/markup-compatibility/2006" xmlns:aink="http://schemas.microsoft.com/office/drawing/2016/ink" xmlns:am3d="http://schemas.microsoft.com/office/drawing/2017/model3d" xmlns:o="urn:schemas-microsoft-com:office:office" xmlns:r="http://schemas.openxmlformats.org/officeDocument/2006/relationships" xmlns:m="http://schemas.openxmlformats.org/officeDocument/2006/math" xmlns:v="urn:schemas-microsoft-com:vml" xmlns:wp14="http://schemas.microsoft.com/office/word/2010/wordprocessingDrawing" xmlns:wp="http://schemas.openxmlformats.org/drawingml/2006/wordprocessingDrawing" xmlns:w10="urn:schemas-microsoft-com:office:word" xmlns:w="http://schemas.openxmlformats.org/wordprocessingml/2006/main" xmlns:w14="http://schemas.microsoft.com/office/word/2010/wordml" xmlns:w15="http://schemas.microsoft.com/office/word/2012/wordml" xmlns:w16cid="http://schemas.microsoft.com/office/word/2016/wordml/cid" xmlns:w16se="http://schemas.microsoft.com/office/word/2015/wordml/symex" xmlns:wpg="http://schemas.microsoft.com/office/word/2010/wordprocessingGroup" xmlns:wpi="http://schemas.microsoft.com/office/word/2010/wordprocessingInk" xmlns:wne="http://schemas.microsoft.com/office/word/2006/wordml" xmlns:wps="http://schemas.microsoft.com/office/word/2010/wordprocessingShape" mc:Ignorable="w14 w15 w16se w16cid wp14">
+<w:ftr xmlns:wpc="http://schemas.microsoft.com/office/word/2010/wordprocessingCanvas" xmlns:cx="http://schemas.microsoft.com/office/drawing/2014/chartex" xmlns:mc="http://schemas.openxmlformats.org/markup-compatibility/2006" xmlns:o="urn:schemas-microsoft-com:office:office" xmlns:r="http://schemas.openxmlformats.org/officeDocument/2006/relationships" xmlns:m="http://schemas.openxmlformats.org/officeDocument/2006/math" xmlns:v="urn:schemas-microsoft-com:vml" xmlns:wp14="http://schemas.microsoft.com/office/word/2010/wordprocessingDrawing" xmlns:wp="http://schemas.openxmlformats.org/drawingml/2006/wordprocessingDrawing" xmlns:w10="urn:schemas-microsoft-com:office:word" xmlns:w="http://schemas.openxmlformats.org/wordprocessingml/2006/main" xmlns:w14="http://schemas.microsoft.com/office/word/2010/wordml" xmlns:w15="http://schemas.microsoft.com/office/word/2012/wordml" xmlns:w16se="http://schemas.microsoft.com/office/word/2015/wordml/symex" xmlns:wpg="http://schemas.microsoft.com/office/word/2010/wordprocessingGroup" xmlns:wpi="http://schemas.microsoft.com/office/word/2010/wordprocessingInk" xmlns:wne="http://schemas.microsoft.com/office/word/2006/wordml" xmlns:wps="http://schemas.microsoft.com/office/word/2010/wordprocessingShape" mc:Ignorable="w14 w15 w16se wp14">
   <w:sdt>
     <w:sdtPr>
       <w:id w:val="1092517799"/>
@@ -20955,9 +20616,10 @@
         </w:r>
         <w:r>
           <w:rPr>
+            <w:noProof/>
             <w:lang w:val="zh-TW" w:eastAsia="zh-TW"/>
           </w:rPr>
-          <w:t>2</w:t>
+          <w:t>1</w:t>
         </w:r>
         <w:r>
           <w:fldChar w:fldCharType="end"/>
@@ -20987,7 +20649,7 @@
 </file>
 
 <file path=word/footer2.xml><?xml version="1.0" encoding="utf-8"?>
-<w:ftr xmlns:wpc="http://schemas.microsoft.com/office/word/2010/wordprocessingCanvas" xmlns:cx="http://schemas.microsoft.com/office/drawing/2014/chartex" xmlns:cx1="http://schemas.microsoft.com/office/drawing/2015/9/8/chartex" xmlns:cx2="http://schemas.microsoft.com/office/drawing/2015/10/21/chartex" xmlns:cx3="http://schemas.microsoft.com/office/drawing/2016/5/9/chartex" xmlns:cx4="http://schemas.microsoft.com/office/drawing/2016/5/10/chartex" xmlns:cx5="http://schemas.microsoft.com/office/drawing/2016/5/11/chartex" xmlns:cx6="http://schemas.microsoft.com/office/drawing/2016/5/12/chartex" xmlns:cx7="http://schemas.microsoft.com/office/drawing/2016/5/13/chartex" xmlns:cx8="http://schemas.microsoft.com/office/drawing/2016/5/14/chartex" xmlns:mc="http://schemas.openxmlformats.org/markup-compatibility/2006" xmlns:aink="http://schemas.microsoft.com/office/drawing/2016/ink" xmlns:am3d="http://schemas.microsoft.com/office/drawing/2017/model3d" xmlns:o="urn:schemas-microsoft-com:office:office" xmlns:r="http://schemas.openxmlformats.org/officeDocument/2006/relationships" xmlns:m="http://schemas.openxmlformats.org/officeDocument/2006/math" xmlns:v="urn:schemas-microsoft-com:vml" xmlns:wp14="http://schemas.microsoft.com/office/word/2010/wordprocessingDrawing" xmlns:wp="http://schemas.openxmlformats.org/drawingml/2006/wordprocessingDrawing" xmlns:w10="urn:schemas-microsoft-com:office:word" xmlns:w="http://schemas.openxmlformats.org/wordprocessingml/2006/main" xmlns:w14="http://schemas.microsoft.com/office/word/2010/wordml" xmlns:w15="http://schemas.microsoft.com/office/word/2012/wordml" xmlns:w16cid="http://schemas.microsoft.com/office/word/2016/wordml/cid" xmlns:w16se="http://schemas.microsoft.com/office/word/2015/wordml/symex" xmlns:wpg="http://schemas.microsoft.com/office/word/2010/wordprocessingGroup" xmlns:wpi="http://schemas.microsoft.com/office/word/2010/wordprocessingInk" xmlns:wne="http://schemas.microsoft.com/office/word/2006/wordml" xmlns:wps="http://schemas.microsoft.com/office/word/2010/wordprocessingShape" mc:Ignorable="w14 w15 w16se w16cid wp14">
+<w:ftr xmlns:wpc="http://schemas.microsoft.com/office/word/2010/wordprocessingCanvas" xmlns:cx="http://schemas.microsoft.com/office/drawing/2014/chartex" xmlns:mc="http://schemas.openxmlformats.org/markup-compatibility/2006" xmlns:o="urn:schemas-microsoft-com:office:office" xmlns:r="http://schemas.openxmlformats.org/officeDocument/2006/relationships" xmlns:m="http://schemas.openxmlformats.org/officeDocument/2006/math" xmlns:v="urn:schemas-microsoft-com:vml" xmlns:wp14="http://schemas.microsoft.com/office/word/2010/wordprocessingDrawing" xmlns:wp="http://schemas.openxmlformats.org/drawingml/2006/wordprocessingDrawing" xmlns:w10="urn:schemas-microsoft-com:office:word" xmlns:w="http://schemas.openxmlformats.org/wordprocessingml/2006/main" xmlns:w14="http://schemas.microsoft.com/office/word/2010/wordml" xmlns:w15="http://schemas.microsoft.com/office/word/2012/wordml" xmlns:w16se="http://schemas.microsoft.com/office/word/2015/wordml/symex" xmlns:wpg="http://schemas.microsoft.com/office/word/2010/wordprocessingGroup" xmlns:wpi="http://schemas.microsoft.com/office/word/2010/wordprocessingInk" xmlns:wne="http://schemas.microsoft.com/office/word/2006/wordml" xmlns:wps="http://schemas.microsoft.com/office/word/2010/wordprocessingShape" mc:Ignorable="w14 w15 w16se wp14">
   <w:p>
     <w:pPr>
       <w:pBdr>
@@ -21008,6 +20670,7 @@
     <w:r>
       <w:rPr>
         <w:noProof/>
+        <w:lang w:eastAsia="zh-TW"/>
       </w:rPr>
       <w:drawing>
         <wp:anchor distT="0" distB="0" distL="0" distR="0" simplePos="0" relativeHeight="251666432" behindDoc="1" locked="0" layoutInCell="1" hidden="0" allowOverlap="1" wp14:anchorId="757CE24A" wp14:editId="53021CB4">
@@ -21056,6 +20719,7 @@
     <w:r>
       <w:rPr>
         <w:noProof/>
+        <w:lang w:eastAsia="zh-TW"/>
       </w:rPr>
       <mc:AlternateContent>
         <mc:Choice Requires="wpg">
@@ -21570,7 +21234,7 @@
             </wp:anchor>
           </w:drawing>
         </mc:Choice>
-        <mc:Fallback>
+        <mc:Fallback xmlns:w16cid="http://schemas.microsoft.com/office/word/2016/wordml/cid" xmlns:am3d="http://schemas.microsoft.com/office/drawing/2017/model3d" xmlns:aink="http://schemas.microsoft.com/office/drawing/2016/ink" xmlns:cx8="http://schemas.microsoft.com/office/drawing/2016/5/14/chartex" xmlns:cx7="http://schemas.microsoft.com/office/drawing/2016/5/13/chartex" xmlns:cx6="http://schemas.microsoft.com/office/drawing/2016/5/12/chartex" xmlns:cx5="http://schemas.microsoft.com/office/drawing/2016/5/11/chartex" xmlns:cx4="http://schemas.microsoft.com/office/drawing/2016/5/10/chartex" xmlns:cx3="http://schemas.microsoft.com/office/drawing/2016/5/9/chartex" xmlns:cx2="http://schemas.microsoft.com/office/drawing/2015/10/21/chartex" xmlns:cx1="http://schemas.microsoft.com/office/drawing/2015/9/8/chartex">
           <w:pict>
             <v:group w14:anchorId="13140DEB" id="群組 215" o:spid="_x0000_s1194" style="position:absolute;margin-left:260pt;margin-top:745pt;width:46.8pt;height:8.8pt;z-index:-251649024;mso-wrap-distance-left:0;mso-wrap-distance-right:0;mso-position-horizontal-relative:text;mso-position-vertical-relative:text" coordorigin="50488,37241" coordsize="5943,1117" o:gfxdata="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">
               <v:group id="群組 216" o:spid="_x0000_s1195" style="position:absolute;left:50488;top:37241;width:5943;height:1117" coordsize="5943,1117" o:gfxdata="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">
@@ -21625,6 +21289,7 @@
     <w:r>
       <w:rPr>
         <w:noProof/>
+        <w:lang w:eastAsia="zh-TW"/>
       </w:rPr>
       <mc:AlternateContent>
         <mc:Choice Requires="wps">
@@ -21688,7 +21353,7 @@
             </wp:anchor>
           </w:drawing>
         </mc:Choice>
-        <mc:Fallback>
+        <mc:Fallback xmlns:w16cid="http://schemas.microsoft.com/office/word/2016/wordml/cid" xmlns:am3d="http://schemas.microsoft.com/office/drawing/2017/model3d" xmlns:aink="http://schemas.microsoft.com/office/drawing/2016/ink" xmlns:cx8="http://schemas.microsoft.com/office/drawing/2016/5/14/chartex" xmlns:cx7="http://schemas.microsoft.com/office/drawing/2016/5/13/chartex" xmlns:cx6="http://schemas.microsoft.com/office/drawing/2016/5/12/chartex" xmlns:cx5="http://schemas.microsoft.com/office/drawing/2016/5/11/chartex" xmlns:cx4="http://schemas.microsoft.com/office/drawing/2016/5/10/chartex" xmlns:cx3="http://schemas.microsoft.com/office/drawing/2016/5/9/chartex" xmlns:cx2="http://schemas.microsoft.com/office/drawing/2015/10/21/chartex" xmlns:cx1="http://schemas.microsoft.com/office/drawing/2015/9/8/chartex">
           <w:pict>
             <v:shape w14:anchorId="606E543B" id="手繪多邊形: 圖案 235" o:spid="_x0000_s1026" style="position:absolute;margin-left:5pt;margin-top:719pt;width:.1pt;height:1pt;z-index:-251648000;visibility:visible;mso-wrap-style:square;mso-wrap-distance-left:0;mso-wrap-distance-top:0;mso-wrap-distance-right:0;mso-wrap-distance-bottom:0;mso-position-horizontal:absolute;mso-position-horizontal-relative:text;mso-position-vertical:absolute;mso-position-vertical-relative:text;v-text-anchor:middle" coordsize="6870700,120000" o:gfxdata="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" path="m6870700,l,e" filled="f" strokecolor="#cfcaca" strokeweight="1pt">
               <v:stroke startarrowwidth="narrow" startarrowlength="short" endarrowwidth="narrow" endarrowlength="short"/>
@@ -21703,7 +21368,7 @@
 </file>
 
 <file path=word/footer3.xml><?xml version="1.0" encoding="utf-8"?>
-<w:ftr xmlns:wpc="http://schemas.microsoft.com/office/word/2010/wordprocessingCanvas" xmlns:cx="http://schemas.microsoft.com/office/drawing/2014/chartex" xmlns:cx1="http://schemas.microsoft.com/office/drawing/2015/9/8/chartex" xmlns:cx2="http://schemas.microsoft.com/office/drawing/2015/10/21/chartex" xmlns:cx3="http://schemas.microsoft.com/office/drawing/2016/5/9/chartex" xmlns:cx4="http://schemas.microsoft.com/office/drawing/2016/5/10/chartex" xmlns:cx5="http://schemas.microsoft.com/office/drawing/2016/5/11/chartex" xmlns:cx6="http://schemas.microsoft.com/office/drawing/2016/5/12/chartex" xmlns:cx7="http://schemas.microsoft.com/office/drawing/2016/5/13/chartex" xmlns:cx8="http://schemas.microsoft.com/office/drawing/2016/5/14/chartex" xmlns:mc="http://schemas.openxmlformats.org/markup-compatibility/2006" xmlns:aink="http://schemas.microsoft.com/office/drawing/2016/ink" xmlns:am3d="http://schemas.microsoft.com/office/drawing/2017/model3d" xmlns:o="urn:schemas-microsoft-com:office:office" xmlns:r="http://schemas.openxmlformats.org/officeDocument/2006/relationships" xmlns:m="http://schemas.openxmlformats.org/officeDocument/2006/math" xmlns:v="urn:schemas-microsoft-com:vml" xmlns:wp14="http://schemas.microsoft.com/office/word/2010/wordprocessingDrawing" xmlns:wp="http://schemas.openxmlformats.org/drawingml/2006/wordprocessingDrawing" xmlns:w10="urn:schemas-microsoft-com:office:word" xmlns:w="http://schemas.openxmlformats.org/wordprocessingml/2006/main" xmlns:w14="http://schemas.microsoft.com/office/word/2010/wordml" xmlns:w15="http://schemas.microsoft.com/office/word/2012/wordml" xmlns:w16cid="http://schemas.microsoft.com/office/word/2016/wordml/cid" xmlns:w16se="http://schemas.microsoft.com/office/word/2015/wordml/symex" xmlns:wpg="http://schemas.microsoft.com/office/word/2010/wordprocessingGroup" xmlns:wpi="http://schemas.microsoft.com/office/word/2010/wordprocessingInk" xmlns:wne="http://schemas.microsoft.com/office/word/2006/wordml" xmlns:wps="http://schemas.microsoft.com/office/word/2010/wordprocessingShape" mc:Ignorable="w14 w15 w16se w16cid wp14">
+<w:ftr xmlns:wpc="http://schemas.microsoft.com/office/word/2010/wordprocessingCanvas" xmlns:cx="http://schemas.microsoft.com/office/drawing/2014/chartex" xmlns:mc="http://schemas.openxmlformats.org/markup-compatibility/2006" xmlns:o="urn:schemas-microsoft-com:office:office" xmlns:r="http://schemas.openxmlformats.org/officeDocument/2006/relationships" xmlns:m="http://schemas.openxmlformats.org/officeDocument/2006/math" xmlns:v="urn:schemas-microsoft-com:vml" xmlns:wp14="http://schemas.microsoft.com/office/word/2010/wordprocessingDrawing" xmlns:wp="http://schemas.openxmlformats.org/drawingml/2006/wordprocessingDrawing" xmlns:w10="urn:schemas-microsoft-com:office:word" xmlns:w="http://schemas.openxmlformats.org/wordprocessingml/2006/main" xmlns:w14="http://schemas.microsoft.com/office/word/2010/wordml" xmlns:w15="http://schemas.microsoft.com/office/word/2012/wordml" xmlns:w16se="http://schemas.microsoft.com/office/word/2015/wordml/symex" xmlns:wpg="http://schemas.microsoft.com/office/word/2010/wordprocessingGroup" xmlns:wpi="http://schemas.microsoft.com/office/word/2010/wordprocessingInk" xmlns:wne="http://schemas.microsoft.com/office/word/2006/wordml" xmlns:wps="http://schemas.microsoft.com/office/word/2010/wordprocessingShape" mc:Ignorable="w14 w15 w16se wp14">
   <w:p>
     <w:pPr>
       <w:pBdr>
@@ -21724,6 +21389,7 @@
     <w:r>
       <w:rPr>
         <w:noProof/>
+        <w:lang w:eastAsia="zh-TW"/>
       </w:rPr>
       <w:drawing>
         <wp:anchor distT="0" distB="0" distL="0" distR="0" simplePos="0" relativeHeight="251660288" behindDoc="1" locked="0" layoutInCell="1" hidden="0" allowOverlap="1">
@@ -21772,6 +21438,7 @@
     <w:r>
       <w:rPr>
         <w:noProof/>
+        <w:lang w:eastAsia="zh-TW"/>
       </w:rPr>
       <mc:AlternateContent>
         <mc:Choice Requires="wpg">
@@ -22286,7 +21953,7 @@
             </wp:anchor>
           </w:drawing>
         </mc:Choice>
-        <mc:Fallback>
+        <mc:Fallback xmlns:w16cid="http://schemas.microsoft.com/office/word/2016/wordml/cid" xmlns:am3d="http://schemas.microsoft.com/office/drawing/2017/model3d" xmlns:aink="http://schemas.microsoft.com/office/drawing/2016/ink" xmlns:cx8="http://schemas.microsoft.com/office/drawing/2016/5/14/chartex" xmlns:cx7="http://schemas.microsoft.com/office/drawing/2016/5/13/chartex" xmlns:cx6="http://schemas.microsoft.com/office/drawing/2016/5/12/chartex" xmlns:cx5="http://schemas.microsoft.com/office/drawing/2016/5/11/chartex" xmlns:cx4="http://schemas.microsoft.com/office/drawing/2016/5/10/chartex" xmlns:cx3="http://schemas.microsoft.com/office/drawing/2016/5/9/chartex" xmlns:cx2="http://schemas.microsoft.com/office/drawing/2015/10/21/chartex" xmlns:cx1="http://schemas.microsoft.com/office/drawing/2015/9/8/chartex">
           <w:pict>
             <v:group id="群組 161" o:spid="_x0000_s1201" style="position:absolute;margin-left:260pt;margin-top:745pt;width:46.8pt;height:8.8pt;z-index:-251655168;mso-wrap-distance-left:0;mso-wrap-distance-right:0;mso-position-horizontal-relative:text;mso-position-vertical-relative:text" coordorigin="50488,37241" coordsize="5943,1117" o:gfxdata="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">
               <v:group id="群組 80" o:spid="_x0000_s1202" style="position:absolute;left:50488;top:37241;width:5943;height:1117" coordsize="5943,1117" o:gfxdata="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">
@@ -22341,6 +22008,7 @@
     <w:r>
       <w:rPr>
         <w:noProof/>
+        <w:lang w:eastAsia="zh-TW"/>
       </w:rPr>
       <mc:AlternateContent>
         <mc:Choice Requires="wps">
@@ -22404,7 +22072,7 @@
             </wp:anchor>
           </w:drawing>
         </mc:Choice>
-        <mc:Fallback>
+        <mc:Fallback xmlns:w16cid="http://schemas.microsoft.com/office/word/2016/wordml/cid" xmlns:am3d="http://schemas.microsoft.com/office/drawing/2017/model3d" xmlns:aink="http://schemas.microsoft.com/office/drawing/2016/ink" xmlns:cx8="http://schemas.microsoft.com/office/drawing/2016/5/14/chartex" xmlns:cx7="http://schemas.microsoft.com/office/drawing/2016/5/13/chartex" xmlns:cx6="http://schemas.microsoft.com/office/drawing/2016/5/12/chartex" xmlns:cx5="http://schemas.microsoft.com/office/drawing/2016/5/11/chartex" xmlns:cx4="http://schemas.microsoft.com/office/drawing/2016/5/10/chartex" xmlns:cx3="http://schemas.microsoft.com/office/drawing/2016/5/9/chartex" xmlns:cx2="http://schemas.microsoft.com/office/drawing/2015/10/21/chartex" xmlns:cx1="http://schemas.microsoft.com/office/drawing/2015/9/8/chartex">
           <w:pict>
             <v:shape w14:anchorId="7989342A" id="手繪多邊形: 圖案 157" o:spid="_x0000_s1026" style="position:absolute;margin-left:5pt;margin-top:719pt;width:.1pt;height:1pt;z-index:-251654144;visibility:visible;mso-wrap-style:square;mso-wrap-distance-left:0;mso-wrap-distance-top:0;mso-wrap-distance-right:0;mso-wrap-distance-bottom:0;mso-position-horizontal:absolute;mso-position-horizontal-relative:text;mso-position-vertical:absolute;mso-position-vertical-relative:text;v-text-anchor:middle" coordsize="6870700,120000" o:gfxdata="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" path="m6870700,l,e" filled="f" strokecolor="#cfcaca" strokeweight="1pt">
               <v:stroke startarrowwidth="narrow" startarrowlength="short" endarrowwidth="narrow" endarrowlength="short"/>
@@ -22419,7 +22087,7 @@
 </file>
 
 <file path=word/footer4.xml><?xml version="1.0" encoding="utf-8"?>
-<w:ftr xmlns:wpc="http://schemas.microsoft.com/office/word/2010/wordprocessingCanvas" xmlns:cx="http://schemas.microsoft.com/office/drawing/2014/chartex" xmlns:cx1="http://schemas.microsoft.com/office/drawing/2015/9/8/chartex" xmlns:cx2="http://schemas.microsoft.com/office/drawing/2015/10/21/chartex" xmlns:cx3="http://schemas.microsoft.com/office/drawing/2016/5/9/chartex" xmlns:cx4="http://schemas.microsoft.com/office/drawing/2016/5/10/chartex" xmlns:cx5="http://schemas.microsoft.com/office/drawing/2016/5/11/chartex" xmlns:cx6="http://schemas.microsoft.com/office/drawing/2016/5/12/chartex" xmlns:cx7="http://schemas.microsoft.com/office/drawing/2016/5/13/chartex" xmlns:cx8="http://schemas.microsoft.com/office/drawing/2016/5/14/chartex" xmlns:mc="http://schemas.openxmlformats.org/markup-compatibility/2006" xmlns:aink="http://schemas.microsoft.com/office/drawing/2016/ink" xmlns:am3d="http://schemas.microsoft.com/office/drawing/2017/model3d" xmlns:o="urn:schemas-microsoft-com:office:office" xmlns:r="http://schemas.openxmlformats.org/officeDocument/2006/relationships" xmlns:m="http://schemas.openxmlformats.org/officeDocument/2006/math" xmlns:v="urn:schemas-microsoft-com:vml" xmlns:wp14="http://schemas.microsoft.com/office/word/2010/wordprocessingDrawing" xmlns:wp="http://schemas.openxmlformats.org/drawingml/2006/wordprocessingDrawing" xmlns:w10="urn:schemas-microsoft-com:office:word" xmlns:w="http://schemas.openxmlformats.org/wordprocessingml/2006/main" xmlns:w14="http://schemas.microsoft.com/office/word/2010/wordml" xmlns:w15="http://schemas.microsoft.com/office/word/2012/wordml" xmlns:w16cid="http://schemas.microsoft.com/office/word/2016/wordml/cid" xmlns:w16se="http://schemas.microsoft.com/office/word/2015/wordml/symex" xmlns:wpg="http://schemas.microsoft.com/office/word/2010/wordprocessingGroup" xmlns:wpi="http://schemas.microsoft.com/office/word/2010/wordprocessingInk" xmlns:wne="http://schemas.microsoft.com/office/word/2006/wordml" xmlns:wps="http://schemas.microsoft.com/office/word/2010/wordprocessingShape" mc:Ignorable="w14 w15 w16se w16cid wp14">
+<w:ftr xmlns:wpc="http://schemas.microsoft.com/office/word/2010/wordprocessingCanvas" xmlns:cx="http://schemas.microsoft.com/office/drawing/2014/chartex" xmlns:mc="http://schemas.openxmlformats.org/markup-compatibility/2006" xmlns:o="urn:schemas-microsoft-com:office:office" xmlns:r="http://schemas.openxmlformats.org/officeDocument/2006/relationships" xmlns:m="http://schemas.openxmlformats.org/officeDocument/2006/math" xmlns:v="urn:schemas-microsoft-com:vml" xmlns:wp14="http://schemas.microsoft.com/office/word/2010/wordprocessingDrawing" xmlns:wp="http://schemas.openxmlformats.org/drawingml/2006/wordprocessingDrawing" xmlns:w10="urn:schemas-microsoft-com:office:word" xmlns:w="http://schemas.openxmlformats.org/wordprocessingml/2006/main" xmlns:w14="http://schemas.microsoft.com/office/word/2010/wordml" xmlns:w15="http://schemas.microsoft.com/office/word/2012/wordml" xmlns:w16se="http://schemas.microsoft.com/office/word/2015/wordml/symex" xmlns:wpg="http://schemas.microsoft.com/office/word/2010/wordprocessingGroup" xmlns:wpi="http://schemas.microsoft.com/office/word/2010/wordprocessingInk" xmlns:wne="http://schemas.microsoft.com/office/word/2006/wordml" xmlns:wps="http://schemas.microsoft.com/office/word/2010/wordprocessingShape" mc:Ignorable="w14 w15 w16se wp14">
   <w:sdt>
     <w:sdtPr>
       <w:id w:val="380453422"/>
@@ -22446,9 +22114,10 @@
         </w:r>
         <w:r>
           <w:rPr>
+            <w:noProof/>
             <w:lang w:val="zh-TW" w:eastAsia="zh-TW"/>
           </w:rPr>
-          <w:t>2</w:t>
+          <w:t>14</w:t>
         </w:r>
         <w:r>
           <w:fldChar w:fldCharType="end"/>
@@ -22478,7 +22147,7 @@
 </file>
 
 <file path=word/footnotes.xml><?xml version="1.0" encoding="utf-8"?>
-<w:footnotes xmlns:wpc="http://schemas.microsoft.com/office/word/2010/wordprocessingCanvas" xmlns:cx="http://schemas.microsoft.com/office/drawing/2014/chartex" xmlns:cx1="http://schemas.microsoft.com/office/drawing/2015/9/8/chartex" xmlns:cx2="http://schemas.microsoft.com/office/drawing/2015/10/21/chartex" xmlns:cx3="http://schemas.microsoft.com/office/drawing/2016/5/9/chartex" xmlns:cx4="http://schemas.microsoft.com/office/drawing/2016/5/10/chartex" xmlns:cx5="http://schemas.microsoft.com/office/drawing/2016/5/11/chartex" xmlns:cx6="http://schemas.microsoft.com/office/drawing/2016/5/12/chartex" xmlns:cx7="http://schemas.microsoft.com/office/drawing/2016/5/13/chartex" xmlns:cx8="http://schemas.microsoft.com/office/drawing/2016/5/14/chartex" xmlns:mc="http://schemas.openxmlformats.org/markup-compatibility/2006" xmlns:aink="http://schemas.microsoft.com/office/drawing/2016/ink" xmlns:am3d="http://schemas.microsoft.com/office/drawing/2017/model3d" xmlns:o="urn:schemas-microsoft-com:office:office" xmlns:r="http://schemas.openxmlformats.org/officeDocument/2006/relationships" xmlns:m="http://schemas.openxmlformats.org/officeDocument/2006/math" xmlns:v="urn:schemas-microsoft-com:vml" xmlns:wp14="http://schemas.microsoft.com/office/word/2010/wordprocessingDrawing" xmlns:wp="http://schemas.openxmlformats.org/drawingml/2006/wordprocessingDrawing" xmlns:w10="urn:schemas-microsoft-com:office:word" xmlns:w="http://schemas.openxmlformats.org/wordprocessingml/2006/main" xmlns:w14="http://schemas.microsoft.com/office/word/2010/wordml" xmlns:w15="http://schemas.microsoft.com/office/word/2012/wordml" xmlns:w16cid="http://schemas.microsoft.com/office/word/2016/wordml/cid" xmlns:w16se="http://schemas.microsoft.com/office/word/2015/wordml/symex" xmlns:wpg="http://schemas.microsoft.com/office/word/2010/wordprocessingGroup" xmlns:wpi="http://schemas.microsoft.com/office/word/2010/wordprocessingInk" xmlns:wne="http://schemas.microsoft.com/office/word/2006/wordml" xmlns:wps="http://schemas.microsoft.com/office/word/2010/wordprocessingShape" mc:Ignorable="w14 w15 w16se w16cid wp14">
+<w:footnotes xmlns:wpc="http://schemas.microsoft.com/office/word/2010/wordprocessingCanvas" xmlns:cx="http://schemas.microsoft.com/office/drawing/2014/chartex" xmlns:mc="http://schemas.openxmlformats.org/markup-compatibility/2006" xmlns:o="urn:schemas-microsoft-com:office:office" xmlns:r="http://schemas.openxmlformats.org/officeDocument/2006/relationships" xmlns:m="http://schemas.openxmlformats.org/officeDocument/2006/math" xmlns:v="urn:schemas-microsoft-com:vml" xmlns:wp14="http://schemas.microsoft.com/office/word/2010/wordprocessingDrawing" xmlns:wp="http://schemas.openxmlformats.org/drawingml/2006/wordprocessingDrawing" xmlns:w10="urn:schemas-microsoft-com:office:word" xmlns:w="http://schemas.openxmlformats.org/wordprocessingml/2006/main" xmlns:w14="http://schemas.microsoft.com/office/word/2010/wordml" xmlns:w15="http://schemas.microsoft.com/office/word/2012/wordml" xmlns:w16se="http://schemas.microsoft.com/office/word/2015/wordml/symex" xmlns:wpg="http://schemas.microsoft.com/office/word/2010/wordprocessingGroup" xmlns:wpi="http://schemas.microsoft.com/office/word/2010/wordprocessingInk" xmlns:wne="http://schemas.microsoft.com/office/word/2006/wordml" xmlns:wps="http://schemas.microsoft.com/office/word/2010/wordprocessingShape" mc:Ignorable="w14 w15 w16se wp14">
   <w:footnote w:type="separator" w:id="-1">
     <w:p>
       <w:r>
@@ -22497,7 +22166,7 @@
 </file>
 
 <file path=word/numbering.xml><?xml version="1.0" encoding="utf-8"?>
-<w:numbering xmlns:wpc="http://schemas.microsoft.com/office/word/2010/wordprocessingCanvas" xmlns:cx="http://schemas.microsoft.com/office/drawing/2014/chartex" xmlns:cx1="http://schemas.microsoft.com/office/drawing/2015/9/8/chartex" xmlns:cx2="http://schemas.microsoft.com/office/drawing/2015/10/21/chartex" xmlns:cx3="http://schemas.microsoft.com/office/drawing/2016/5/9/chartex" xmlns:cx4="http://schemas.microsoft.com/office/drawing/2016/5/10/chartex" xmlns:cx5="http://schemas.microsoft.com/office/drawing/2016/5/11/chartex" xmlns:cx6="http://schemas.microsoft.com/office/drawing/2016/5/12/chartex" xmlns:cx7="http://schemas.microsoft.com/office/drawing/2016/5/13/chartex" xmlns:cx8="http://schemas.microsoft.com/office/drawing/2016/5/14/chartex" xmlns:mc="http://schemas.openxmlformats.org/markup-compatibility/2006" xmlns:aink="http://schemas.microsoft.com/office/drawing/2016/ink" xmlns:am3d="http://schemas.microsoft.com/office/drawing/2017/model3d" xmlns:o="urn:schemas-microsoft-com:office:office" xmlns:r="http://schemas.openxmlformats.org/officeDocument/2006/relationships" xmlns:m="http://schemas.openxmlformats.org/officeDocument/2006/math" xmlns:v="urn:schemas-microsoft-com:vml" xmlns:wp14="http://schemas.microsoft.com/office/word/2010/wordprocessingDrawing" xmlns:wp="http://schemas.openxmlformats.org/drawingml/2006/wordprocessingDrawing" xmlns:w10="urn:schemas-microsoft-com:office:word" xmlns:w="http://schemas.openxmlformats.org/wordprocessingml/2006/main" xmlns:w14="http://schemas.microsoft.com/office/word/2010/wordml" xmlns:w15="http://schemas.microsoft.com/office/word/2012/wordml" xmlns:w16cid="http://schemas.microsoft.com/office/word/2016/wordml/cid" xmlns:w16se="http://schemas.microsoft.com/office/word/2015/wordml/symex" xmlns:wpg="http://schemas.microsoft.com/office/word/2010/wordprocessingGroup" xmlns:wpi="http://schemas.microsoft.com/office/word/2010/wordprocessingInk" xmlns:wne="http://schemas.microsoft.com/office/word/2006/wordml" xmlns:wps="http://schemas.microsoft.com/office/word/2010/wordprocessingShape" mc:Ignorable="w14 w15 w16se w16cid wp14">
+<w:numbering xmlns:wpc="http://schemas.microsoft.com/office/word/2010/wordprocessingCanvas" xmlns:cx="http://schemas.microsoft.com/office/drawing/2014/chartex" xmlns:mc="http://schemas.openxmlformats.org/markup-compatibility/2006" xmlns:o="urn:schemas-microsoft-com:office:office" xmlns:r="http://schemas.openxmlformats.org/officeDocument/2006/relationships" xmlns:m="http://schemas.openxmlformats.org/officeDocument/2006/math" xmlns:v="urn:schemas-microsoft-com:vml" xmlns:wp14="http://schemas.microsoft.com/office/word/2010/wordprocessingDrawing" xmlns:wp="http://schemas.openxmlformats.org/drawingml/2006/wordprocessingDrawing" xmlns:w10="urn:schemas-microsoft-com:office:word" xmlns:w="http://schemas.openxmlformats.org/wordprocessingml/2006/main" xmlns:w14="http://schemas.microsoft.com/office/word/2010/wordml" xmlns:w15="http://schemas.microsoft.com/office/word/2012/wordml" xmlns:w16se="http://schemas.microsoft.com/office/word/2015/wordml/symex" xmlns:wpg="http://schemas.microsoft.com/office/word/2010/wordprocessingGroup" xmlns:wpi="http://schemas.microsoft.com/office/word/2010/wordprocessingInk" xmlns:wne="http://schemas.microsoft.com/office/word/2006/wordml" xmlns:wps="http://schemas.microsoft.com/office/word/2010/wordprocessingShape" mc:Ignorable="w14 w15 w16se wp14">
   <w:abstractNum w:abstractNumId="0" w15:restartNumberingAfterBreak="0">
     <w:nsid w:val="03271F18"/>
     <w:multiLevelType w:val="hybridMultilevel"/>
@@ -25160,7 +24829,7 @@
 </file>
 
 <file path=word/styles.xml><?xml version="1.0" encoding="utf-8"?>
-<w:styles xmlns:mc="http://schemas.openxmlformats.org/markup-compatibility/2006" xmlns:r="http://schemas.openxmlformats.org/officeDocument/2006/relationships" xmlns:w="http://schemas.openxmlformats.org/wordprocessingml/2006/main" xmlns:w14="http://schemas.microsoft.com/office/word/2010/wordml" xmlns:w15="http://schemas.microsoft.com/office/word/2012/wordml" xmlns:w16cid="http://schemas.microsoft.com/office/word/2016/wordml/cid" xmlns:w16se="http://schemas.microsoft.com/office/word/2015/wordml/symex" mc:Ignorable="w14 w15 w16se w16cid">
+<w:styles xmlns:mc="http://schemas.openxmlformats.org/markup-compatibility/2006" xmlns:r="http://schemas.openxmlformats.org/officeDocument/2006/relationships" xmlns:w="http://schemas.openxmlformats.org/wordprocessingml/2006/main" xmlns:w14="http://schemas.microsoft.com/office/word/2010/wordml" xmlns:w15="http://schemas.microsoft.com/office/word/2012/wordml" xmlns:w16se="http://schemas.microsoft.com/office/word/2015/wordml/symex" mc:Ignorable="w14 w15 w16se">
   <w:docDefaults>
     <w:rPrDefault>
       <w:rPr>
@@ -25176,7 +24845,7 @@
       </w:pPr>
     </w:pPrDefault>
   </w:docDefaults>
-  <w:latentStyles w:defLockedState="0" w:defUIPriority="99" w:defSemiHidden="0" w:defUnhideWhenUsed="0" w:defQFormat="0" w:count="375">
+  <w:latentStyles w:defLockedState="0" w:defUIPriority="99" w:defSemiHidden="0" w:defUnhideWhenUsed="0" w:defQFormat="0" w:count="371">
     <w:lsdException w:name="Normal" w:uiPriority="0" w:qFormat="1"/>
     <w:lsdException w:name="heading 1" w:uiPriority="9" w:qFormat="1"/>
     <w:lsdException w:name="heading 2" w:semiHidden="1" w:uiPriority="9" w:unhideWhenUsed="1" w:qFormat="1"/>
@@ -25548,10 +25217,6 @@
     <w:lsdException w:name="List Table 5 Dark Accent 6" w:uiPriority="50"/>
     <w:lsdException w:name="List Table 6 Colorful Accent 6" w:uiPriority="51"/>
     <w:lsdException w:name="List Table 7 Colorful Accent 6" w:uiPriority="52"/>
-    <w:lsdException w:name="Mention" w:semiHidden="1" w:unhideWhenUsed="1"/>
-    <w:lsdException w:name="Smart Hyperlink" w:semiHidden="1" w:unhideWhenUsed="1"/>
-    <w:lsdException w:name="Hashtag" w:semiHidden="1" w:unhideWhenUsed="1"/>
-    <w:lsdException w:name="Unresolved Mention" w:semiHidden="1" w:unhideWhenUsed="1"/>
   </w:latentStyles>
   <w:style w:type="paragraph" w:default="1" w:styleId="a">
     <w:name w:val="Normal"/>
@@ -26039,7 +25704,7 @@
       <w:u w:val="single"/>
     </w:rPr>
   </w:style>
-  <w:style w:type="character" w:styleId="af0">
+  <w:style w:type="character" w:customStyle="1" w:styleId="UnresolvedMention">
     <w:name w:val="Unresolved Mention"/>
     <w:basedOn w:val="a0"/>
     <w:uiPriority w:val="99"/>
